--- a/DokuUndAufgabe.docx
+++ b/DokuUndAufgabe.docx
@@ -867,38 +867,11 @@
     </w:p>
     <w:p>
       <w:pPr>
-        <w:tabs>
-          <w:tab w:val="left" w:pos="2835"/>
-        </w:tabs>
-      </w:pPr>
-    </w:p>
-    <w:p>
-      <w:pPr>
-        <w:tabs>
-          <w:tab w:val="left" w:pos="2835"/>
-        </w:tabs>
-      </w:pPr>
-    </w:p>
-    <w:p>
-      <w:pPr>
-        <w:tabs>
-          <w:tab w:val="left" w:pos="2835"/>
-        </w:tabs>
-      </w:pPr>
-    </w:p>
-    <w:p>
-      <w:pPr>
-        <w:tabs>
-          <w:tab w:val="left" w:pos="2835"/>
-        </w:tabs>
-      </w:pPr>
-    </w:p>
-    <w:p>
-      <w:pPr>
         <w:pStyle w:val="berschrift1"/>
       </w:pPr>
       <w:bookmarkStart w:id="2" w:name="_Toc236923655"/>
       <w:r>
+        <w:lastRenderedPageBreak/>
         <w:t>3. User Stories</w:t>
       </w:r>
       <w:bookmarkEnd w:id="2"/>
@@ -950,6 +923,9 @@
       </w:r>
       <w:r>
         <w:t>»</w:t>
+      </w:r>
+      <w:r>
+        <w:t xml:space="preserve"> (Noch nicht fertig)</w:t>
       </w:r>
     </w:p>
     <w:p>
@@ -1036,92 +1012,6 @@
     </w:p>
     <w:p>
       <w:pPr>
-        <w:tabs>
-          <w:tab w:val="left" w:pos="2835"/>
-        </w:tabs>
-      </w:pPr>
-    </w:p>
-    <w:p>
-      <w:pPr>
-        <w:tabs>
-          <w:tab w:val="left" w:pos="2835"/>
-        </w:tabs>
-        <w:rPr>
-          <w:b/>
-          <w:bCs/>
-          <w:i/>
-          <w:iCs/>
-          <w:sz w:val="32"/>
-          <w:szCs w:val="32"/>
-        </w:rPr>
-      </w:pPr>
-      <w:r>
-        <w:rPr>
-          <w:b/>
-          <w:bCs/>
-          <w:i/>
-          <w:iCs/>
-        </w:rPr>
-        <w:t xml:space="preserve"> </w:t>
-      </w:r>
-      <w:r>
-        <w:rPr>
-          <w:b/>
-          <w:bCs/>
-          <w:i/>
-          <w:iCs/>
-          <w:sz w:val="32"/>
-          <w:szCs w:val="32"/>
-        </w:rPr>
-        <w:t>User Story 2: Schüler erstellen</w:t>
-      </w:r>
-    </w:p>
-    <w:p>
-      <w:pPr>
-        <w:tabs>
-          <w:tab w:val="left" w:pos="2835"/>
-        </w:tabs>
-      </w:pPr>
-      <w:r>
-        <w:t>«</w:t>
-      </w:r>
-      <w:r>
-        <w:rPr>
-          <w:b/>
-          <w:bCs/>
-          <w:i/>
-          <w:iCs/>
-        </w:rPr>
-        <w:t>Als Benutzer möchte ich einen neuen Schüler erstellen können, damit neue Schüler in der Anwendung gespeichert werden können.</w:t>
-      </w:r>
-      <w:r>
-        <w:t>»</w:t>
-      </w:r>
-    </w:p>
-    <w:p>
-      <w:pPr>
-        <w:tabs>
-          <w:tab w:val="left" w:pos="2835"/>
-        </w:tabs>
-        <w:rPr>
-          <w:b/>
-          <w:bCs/>
-          <w:sz w:val="32"/>
-          <w:szCs w:val="32"/>
-        </w:rPr>
-      </w:pPr>
-      <w:r>
-        <w:rPr>
-          <w:b/>
-          <w:bCs/>
-          <w:sz w:val="32"/>
-          <w:szCs w:val="32"/>
-        </w:rPr>
-        <w:t xml:space="preserve"> Akzeptanzkriterien</w:t>
-      </w:r>
-    </w:p>
-    <w:p>
-      <w:pPr>
         <w:pStyle w:val="Listenabsatz"/>
         <w:numPr>
           <w:ilvl w:val="0"/>
@@ -1132,7 +1022,105 @@
         </w:tabs>
       </w:pPr>
       <w:r>
-        <w:t>Der Benutzer kann den Namen des Schülers eingeben.</w:t>
+        <w:t>(</w:t>
+      </w:r>
+      <w:r>
+        <w:t>NEU</w:t>
+      </w:r>
+      <w:r>
+        <w:t>)</w:t>
+      </w:r>
+      <w:r>
+        <w:t xml:space="preserve"> Die Liste wird sortiert dargestellt (Fehlend)</w:t>
+      </w:r>
+    </w:p>
+    <w:p>
+      <w:pPr>
+        <w:tabs>
+          <w:tab w:val="left" w:pos="2835"/>
+        </w:tabs>
+      </w:pPr>
+    </w:p>
+    <w:p>
+      <w:pPr>
+        <w:tabs>
+          <w:tab w:val="left" w:pos="2835"/>
+        </w:tabs>
+        <w:rPr>
+          <w:b/>
+          <w:bCs/>
+          <w:i/>
+          <w:iCs/>
+          <w:sz w:val="32"/>
+          <w:szCs w:val="32"/>
+        </w:rPr>
+      </w:pPr>
+      <w:r>
+        <w:rPr>
+          <w:b/>
+          <w:bCs/>
+          <w:i/>
+          <w:iCs/>
+        </w:rPr>
+        <w:t xml:space="preserve"> </w:t>
+      </w:r>
+      <w:r>
+        <w:rPr>
+          <w:b/>
+          <w:bCs/>
+          <w:i/>
+          <w:iCs/>
+          <w:sz w:val="32"/>
+          <w:szCs w:val="32"/>
+        </w:rPr>
+        <w:t>User Story 2: Schüler erstellen</w:t>
+      </w:r>
+    </w:p>
+    <w:p>
+      <w:pPr>
+        <w:tabs>
+          <w:tab w:val="left" w:pos="2835"/>
+        </w:tabs>
+      </w:pPr>
+      <w:r>
+        <w:t>«</w:t>
+      </w:r>
+      <w:r>
+        <w:rPr>
+          <w:b/>
+          <w:bCs/>
+          <w:i/>
+          <w:iCs/>
+        </w:rPr>
+        <w:t>Als Benutzer möchte ich einen neuen Schüler erstellen können, damit neue Schüler in der Anwendung gespeichert werden können.</w:t>
+      </w:r>
+      <w:r>
+        <w:t>»</w:t>
+      </w:r>
+      <w:r>
+        <w:t xml:space="preserve"> (Gut)</w:t>
+      </w:r>
+    </w:p>
+    <w:p>
+      <w:pPr>
+        <w:tabs>
+          <w:tab w:val="left" w:pos="2835"/>
+        </w:tabs>
+        <w:rPr>
+          <w:b/>
+          <w:bCs/>
+          <w:sz w:val="32"/>
+          <w:szCs w:val="32"/>
+        </w:rPr>
+      </w:pPr>
+      <w:r>
+        <w:rPr>
+          <w:b/>
+          <w:bCs/>
+          <w:sz w:val="32"/>
+          <w:szCs w:val="32"/>
+        </w:rPr>
+        <w:t xml:space="preserve"> Akzeptanzkriterien</w:t>
       </w:r>
     </w:p>
     <w:p>
@@ -1147,7 +1135,7 @@
         </w:tabs>
       </w:pPr>
       <w:r>
-        <w:t>Der Benutzer kann dem Schüler eine Klasse zuweisen.</w:t>
+        <w:t>Der Benutzer kann den Namen des Schülers eingeben.</w:t>
       </w:r>
     </w:p>
     <w:p>
@@ -1162,7 +1150,7 @@
         </w:tabs>
       </w:pPr>
       <w:r>
-        <w:t>Nach dem Speichern wird der Schüler in der Übersicht angezeigt.</w:t>
+        <w:t>Der Benutzer kann dem Schüler eine Klasse zuweisen.</w:t>
       </w:r>
     </w:p>
     <w:p>
@@ -1177,92 +1165,7 @@
         </w:tabs>
       </w:pPr>
       <w:r>
-        <w:t>Ein Schüler kann nicht ohne die benötigten Pflichtangaben gespeichert werden.</w:t>
-      </w:r>
-    </w:p>
-    <w:p>
-      <w:pPr>
-        <w:pStyle w:val="Listenabsatz"/>
-        <w:tabs>
-          <w:tab w:val="left" w:pos="2835"/>
-        </w:tabs>
-      </w:pPr>
-    </w:p>
-    <w:p>
-      <w:pPr>
-        <w:tabs>
-          <w:tab w:val="left" w:pos="2835"/>
-        </w:tabs>
-        <w:rPr>
-          <w:b/>
-          <w:bCs/>
-          <w:i/>
-          <w:iCs/>
-          <w:sz w:val="32"/>
-          <w:szCs w:val="32"/>
-        </w:rPr>
-      </w:pPr>
-      <w:r>
-        <w:rPr>
-          <w:b/>
-          <w:bCs/>
-          <w:i/>
-          <w:iCs/>
-          <w:sz w:val="32"/>
-          <w:szCs w:val="32"/>
-        </w:rPr>
-        <w:t xml:space="preserve"> User Story 3: Schüler bearbeiten</w:t>
-      </w:r>
-    </w:p>
-    <w:p>
-      <w:pPr>
-        <w:tabs>
-          <w:tab w:val="left" w:pos="2835"/>
-        </w:tabs>
-      </w:pPr>
-      <w:r>
-        <w:t>«</w:t>
-      </w:r>
-      <w:r>
-        <w:rPr>
-          <w:b/>
-          <w:bCs/>
-          <w:i/>
-          <w:iCs/>
-        </w:rPr>
-        <w:t>Als Benutzer möchte ich bestehende Schüler bearbeiten können, damit Änderungen an den Daten gespeichert werden können.</w:t>
-      </w:r>
-      <w:r>
-        <w:t>»</w:t>
-      </w:r>
-    </w:p>
-    <w:p>
-      <w:pPr>
-        <w:tabs>
-          <w:tab w:val="left" w:pos="2835"/>
-        </w:tabs>
-      </w:pPr>
-    </w:p>
-    <w:p>
-      <w:pPr>
-        <w:tabs>
-          <w:tab w:val="left" w:pos="2835"/>
-        </w:tabs>
-        <w:rPr>
-          <w:b/>
-          <w:bCs/>
-          <w:sz w:val="32"/>
-          <w:szCs w:val="32"/>
-        </w:rPr>
-      </w:pPr>
-      <w:r>
-        <w:rPr>
-          <w:b/>
-          <w:bCs/>
-          <w:sz w:val="32"/>
-          <w:szCs w:val="32"/>
-        </w:rPr>
-        <w:t xml:space="preserve"> Akzeptanzkriterien</w:t>
+        <w:t>Nach dem Speichern wird der Schüler in der Übersicht angezeigt.</w:t>
       </w:r>
     </w:p>
     <w:p>
@@ -1277,7 +1180,95 @@
         </w:tabs>
       </w:pPr>
       <w:r>
-        <w:t>Ein bestehender Schüler kann ausgewählt werden.</w:t>
+        <w:t>Ein Schüler kann nicht ohne die benötigten Pflichtangaben gespeichert werden.</w:t>
+      </w:r>
+    </w:p>
+    <w:p>
+      <w:pPr>
+        <w:pStyle w:val="Listenabsatz"/>
+        <w:tabs>
+          <w:tab w:val="left" w:pos="2835"/>
+        </w:tabs>
+      </w:pPr>
+    </w:p>
+    <w:p>
+      <w:pPr>
+        <w:tabs>
+          <w:tab w:val="left" w:pos="2835"/>
+        </w:tabs>
+        <w:rPr>
+          <w:b/>
+          <w:bCs/>
+          <w:i/>
+          <w:iCs/>
+          <w:sz w:val="32"/>
+          <w:szCs w:val="32"/>
+        </w:rPr>
+      </w:pPr>
+      <w:r>
+        <w:rPr>
+          <w:b/>
+          <w:bCs/>
+          <w:i/>
+          <w:iCs/>
+          <w:sz w:val="32"/>
+          <w:szCs w:val="32"/>
+        </w:rPr>
+        <w:t xml:space="preserve"> User Story 3: Schüler bearbeiten</w:t>
+      </w:r>
+    </w:p>
+    <w:p>
+      <w:pPr>
+        <w:tabs>
+          <w:tab w:val="left" w:pos="2835"/>
+        </w:tabs>
+      </w:pPr>
+      <w:r>
+        <w:t>«</w:t>
+      </w:r>
+      <w:r>
+        <w:rPr>
+          <w:b/>
+          <w:bCs/>
+          <w:i/>
+          <w:iCs/>
+        </w:rPr>
+        <w:t>Als Benutzer möchte ich bestehende Schüler bearbeiten können, damit Änderungen an den Daten gespeichert werden können.</w:t>
+      </w:r>
+      <w:r>
+        <w:t>»</w:t>
+      </w:r>
+      <w:r>
+        <w:t xml:space="preserve"> (Gut)</w:t>
+      </w:r>
+    </w:p>
+    <w:p>
+      <w:pPr>
+        <w:tabs>
+          <w:tab w:val="left" w:pos="2835"/>
+        </w:tabs>
+      </w:pPr>
+    </w:p>
+    <w:p>
+      <w:pPr>
+        <w:tabs>
+          <w:tab w:val="left" w:pos="2835"/>
+        </w:tabs>
+        <w:rPr>
+          <w:b/>
+          <w:bCs/>
+          <w:sz w:val="32"/>
+          <w:szCs w:val="32"/>
+        </w:rPr>
+      </w:pPr>
+      <w:r>
+        <w:rPr>
+          <w:b/>
+          <w:bCs/>
+          <w:sz w:val="32"/>
+          <w:szCs w:val="32"/>
+        </w:rPr>
+        <w:t xml:space="preserve"> Akzeptanzkriterien</w:t>
       </w:r>
     </w:p>
     <w:p>
@@ -1292,7 +1283,7 @@
         </w:tabs>
       </w:pPr>
       <w:r>
-        <w:t>Die vorhandenen Daten werden angezeigt.</w:t>
+        <w:t>Ein bestehender Schüler kann ausgewählt werden.</w:t>
       </w:r>
     </w:p>
     <w:p>
@@ -1307,7 +1298,7 @@
         </w:tabs>
       </w:pPr>
       <w:r>
-        <w:t>Der Name kann geändert werden.</w:t>
+        <w:t>Die vorhandenen Daten werden angezeigt.</w:t>
       </w:r>
     </w:p>
     <w:p>
@@ -1322,7 +1313,7 @@
         </w:tabs>
       </w:pPr>
       <w:r>
-        <w:t>Die Klasse kann geändert werden.</w:t>
+        <w:t>Der Name kann geändert werden.</w:t>
       </w:r>
     </w:p>
     <w:p>
@@ -1337,87 +1328,7 @@
         </w:tabs>
       </w:pPr>
       <w:r>
-        <w:t>Nach dem Speichern werden die neuen Daten angezeigt.</w:t>
-      </w:r>
-    </w:p>
-    <w:p>
-      <w:pPr>
-        <w:tabs>
-          <w:tab w:val="left" w:pos="2835"/>
-        </w:tabs>
-      </w:pPr>
-    </w:p>
-    <w:p>
-      <w:pPr>
-        <w:tabs>
-          <w:tab w:val="left" w:pos="2835"/>
-        </w:tabs>
-      </w:pPr>
-    </w:p>
-    <w:p>
-      <w:pPr>
-        <w:tabs>
-          <w:tab w:val="left" w:pos="2835"/>
-        </w:tabs>
-        <w:rPr>
-          <w:b/>
-          <w:bCs/>
-          <w:sz w:val="32"/>
-          <w:szCs w:val="32"/>
-        </w:rPr>
-      </w:pPr>
-      <w:r>
-        <w:rPr>
-          <w:b/>
-          <w:bCs/>
-          <w:sz w:val="32"/>
-          <w:szCs w:val="32"/>
-        </w:rPr>
-        <w:t xml:space="preserve"> User Story 4: Schüler löschen</w:t>
-      </w:r>
-    </w:p>
-    <w:p>
-      <w:pPr>
-        <w:tabs>
-          <w:tab w:val="left" w:pos="2835"/>
-        </w:tabs>
-      </w:pPr>
-      <w:r>
-        <w:t>«</w:t>
-      </w:r>
-      <w:r>
-        <w:rPr>
-          <w:b/>
-          <w:bCs/>
-          <w:i/>
-          <w:iCs/>
-        </w:rPr>
-        <w:t>Als Benutzer möchte ich einen Schüler löschen können, damit nicht mehr benötigte Daten entfernt werden können.</w:t>
-      </w:r>
-      <w:r>
-        <w:t>»</w:t>
-      </w:r>
-    </w:p>
-    <w:p>
-      <w:pPr>
-        <w:tabs>
-          <w:tab w:val="left" w:pos="2835"/>
-        </w:tabs>
-        <w:rPr>
-          <w:b/>
-          <w:bCs/>
-          <w:sz w:val="32"/>
-          <w:szCs w:val="32"/>
-        </w:rPr>
-      </w:pPr>
-      <w:r>
-        <w:rPr>
-          <w:b/>
-          <w:bCs/>
-          <w:sz w:val="32"/>
-          <w:szCs w:val="32"/>
-        </w:rPr>
-        <w:t xml:space="preserve"> Akzeptanzkriterien</w:t>
+        <w:t>Die Klasse kann geändert werden.</w:t>
       </w:r>
     </w:p>
     <w:p>
@@ -1432,7 +1343,98 @@
         </w:tabs>
       </w:pPr>
       <w:r>
-        <w:t>Ein Schüler kann ausgewählt werden.</w:t>
+        <w:t>Nach dem Speichern werden die neuen Daten angezeigt.</w:t>
+      </w:r>
+    </w:p>
+    <w:p>
+      <w:pPr>
+        <w:tabs>
+          <w:tab w:val="left" w:pos="2835"/>
+        </w:tabs>
+      </w:pPr>
+    </w:p>
+    <w:p>
+      <w:pPr>
+        <w:tabs>
+          <w:tab w:val="left" w:pos="2835"/>
+        </w:tabs>
+      </w:pPr>
+    </w:p>
+    <w:p>
+      <w:pPr>
+        <w:tabs>
+          <w:tab w:val="left" w:pos="2835"/>
+        </w:tabs>
+      </w:pPr>
+    </w:p>
+    <w:p>
+      <w:pPr>
+        <w:tabs>
+          <w:tab w:val="left" w:pos="2835"/>
+        </w:tabs>
+        <w:rPr>
+          <w:b/>
+          <w:bCs/>
+          <w:sz w:val="32"/>
+          <w:szCs w:val="32"/>
+        </w:rPr>
+      </w:pPr>
+      <w:r>
+        <w:rPr>
+          <w:b/>
+          <w:bCs/>
+          <w:sz w:val="32"/>
+          <w:szCs w:val="32"/>
+        </w:rPr>
+        <w:lastRenderedPageBreak/>
+        <w:t xml:space="preserve"> User Story 4: Schüler löschen</w:t>
+      </w:r>
+    </w:p>
+    <w:p>
+      <w:pPr>
+        <w:tabs>
+          <w:tab w:val="left" w:pos="2835"/>
+        </w:tabs>
+      </w:pPr>
+      <w:r>
+        <w:t>«</w:t>
+      </w:r>
+      <w:r>
+        <w:rPr>
+          <w:b/>
+          <w:bCs/>
+          <w:i/>
+          <w:iCs/>
+        </w:rPr>
+        <w:t>Als Benutzer möchte ich einen Schüler löschen können, damit nicht mehr benötigte Daten entfernt werden können.</w:t>
+      </w:r>
+      <w:r>
+        <w:t>»</w:t>
+      </w:r>
+      <w:r>
+        <w:t xml:space="preserve"> (Gut)</w:t>
+      </w:r>
+    </w:p>
+    <w:p>
+      <w:pPr>
+        <w:tabs>
+          <w:tab w:val="left" w:pos="2835"/>
+        </w:tabs>
+        <w:rPr>
+          <w:b/>
+          <w:bCs/>
+          <w:sz w:val="32"/>
+          <w:szCs w:val="32"/>
+        </w:rPr>
+      </w:pPr>
+      <w:r>
+        <w:rPr>
+          <w:b/>
+          <w:bCs/>
+          <w:sz w:val="32"/>
+          <w:szCs w:val="32"/>
+        </w:rPr>
+        <w:t xml:space="preserve"> Akzeptanzkriterien</w:t>
       </w:r>
     </w:p>
     <w:p>
@@ -1447,7 +1449,7 @@
         </w:tabs>
       </w:pPr>
       <w:r>
-        <w:t>Der Benutzer kann den Schüler löschen.</w:t>
+        <w:t>Ein Schüler kann ausgewählt werden.</w:t>
       </w:r>
     </w:p>
     <w:p>
@@ -1462,7 +1464,7 @@
         </w:tabs>
       </w:pPr>
       <w:r>
-        <w:t>Der gelöschte Schüler wird danach nicht mehr angezeigt.</w:t>
+        <w:t>Der Benutzer kann den Schüler löschen.</w:t>
       </w:r>
     </w:p>
     <w:p>
@@ -1477,89 +1479,7 @@
         </w:tabs>
       </w:pPr>
       <w:r>
-        <w:t>Optional wird vor dem Löschen eine Bestätigung angezeigt.</w:t>
-      </w:r>
-    </w:p>
-    <w:p>
-      <w:pPr>
-        <w:tabs>
-          <w:tab w:val="left" w:pos="2835"/>
-        </w:tabs>
-      </w:pPr>
-    </w:p>
-    <w:p>
-      <w:pPr>
-        <w:tabs>
-          <w:tab w:val="left" w:pos="2835"/>
-        </w:tabs>
-        <w:rPr>
-          <w:b/>
-          <w:bCs/>
-          <w:sz w:val="32"/>
-          <w:szCs w:val="32"/>
-        </w:rPr>
-      </w:pPr>
-      <w:r>
-        <w:rPr>
-          <w:b/>
-          <w:bCs/>
-          <w:sz w:val="32"/>
-          <w:szCs w:val="32"/>
-        </w:rPr>
-        <w:t xml:space="preserve"> User Story 5: Lehrer verwalten</w:t>
-      </w:r>
-    </w:p>
-    <w:p>
-      <w:pPr>
-        <w:tabs>
-          <w:tab w:val="left" w:pos="2835"/>
-        </w:tabs>
-      </w:pPr>
-      <w:r>
-        <w:t>«</w:t>
-      </w:r>
-      <w:r>
-        <w:rPr>
-          <w:b/>
-          <w:bCs/>
-          <w:i/>
-          <w:iCs/>
-        </w:rPr>
-        <w:t>Als Benutzer möchte ich Lehrer verwalten können, damit die Lehrpersonen der Schule in der Anwendung gespeichert sind</w:t>
-      </w:r>
-      <w:r>
-        <w:rPr>
-          <w:b/>
-          <w:bCs/>
-          <w:i/>
-          <w:iCs/>
-        </w:rPr>
-        <w:t>.</w:t>
-      </w:r>
-      <w:r>
-        <w:t>»</w:t>
-      </w:r>
-    </w:p>
-    <w:p>
-      <w:pPr>
-        <w:tabs>
-          <w:tab w:val="left" w:pos="2835"/>
-        </w:tabs>
-        <w:rPr>
-          <w:b/>
-          <w:bCs/>
-          <w:sz w:val="32"/>
-          <w:szCs w:val="32"/>
-        </w:rPr>
-      </w:pPr>
-      <w:r>
-        <w:rPr>
-          <w:b/>
-          <w:bCs/>
-          <w:sz w:val="32"/>
-          <w:szCs w:val="32"/>
-        </w:rPr>
-        <w:t xml:space="preserve"> Akzeptanzkriterien</w:t>
+        <w:t>Der gelöschte Schüler wird danach nicht mehr angezeigt.</w:t>
       </w:r>
     </w:p>
     <w:p>
@@ -1574,7 +1494,10 @@
         </w:tabs>
       </w:pPr>
       <w:r>
-        <w:t>Lehrer können angezeigt werden.</w:t>
+        <w:t>Optional wird vor dem Löschen eine Bestätigung angezeigt.</w:t>
+      </w:r>
+      <w:r>
+        <w:t xml:space="preserve"> (gemacht)</w:t>
       </w:r>
     </w:p>
     <w:p>
@@ -1589,7 +1512,95 @@
         </w:tabs>
       </w:pPr>
       <w:r>
-        <w:t>Neue Lehrer können erstellt werden.</w:t>
+        <w:t>(NEU) Es wird nach ID Sortiert.</w:t>
+      </w:r>
+    </w:p>
+    <w:p>
+      <w:pPr>
+        <w:tabs>
+          <w:tab w:val="left" w:pos="2835"/>
+        </w:tabs>
+      </w:pPr>
+    </w:p>
+    <w:p>
+      <w:pPr>
+        <w:tabs>
+          <w:tab w:val="left" w:pos="2835"/>
+        </w:tabs>
+        <w:rPr>
+          <w:b/>
+          <w:bCs/>
+          <w:sz w:val="32"/>
+          <w:szCs w:val="32"/>
+        </w:rPr>
+      </w:pPr>
+      <w:r>
+        <w:rPr>
+          <w:b/>
+          <w:bCs/>
+          <w:sz w:val="32"/>
+          <w:szCs w:val="32"/>
+        </w:rPr>
+        <w:t xml:space="preserve"> User Story 5: Lehrer verwalten</w:t>
+      </w:r>
+    </w:p>
+    <w:p>
+      <w:pPr>
+        <w:tabs>
+          <w:tab w:val="left" w:pos="2835"/>
+        </w:tabs>
+      </w:pPr>
+      <w:r>
+        <w:t>«</w:t>
+      </w:r>
+      <w:r>
+        <w:rPr>
+          <w:b/>
+          <w:bCs/>
+          <w:i/>
+          <w:iCs/>
+        </w:rPr>
+        <w:t>Als Benutzer möchte ich Lehrer verwalten können, damit die Lehrpersonen der Schule in der Anwendung gespeichert sind</w:t>
+      </w:r>
+      <w:r>
+        <w:rPr>
+          <w:b/>
+          <w:bCs/>
+          <w:i/>
+          <w:iCs/>
+        </w:rPr>
+        <w:t>.</w:t>
+      </w:r>
+      <w:r>
+        <w:t>»</w:t>
+      </w:r>
+      <w:r>
+        <w:t xml:space="preserve"> (</w:t>
+      </w:r>
+      <w:r>
+        <w:t>Noch nicht fertig)</w:t>
+      </w:r>
+    </w:p>
+    <w:p>
+      <w:pPr>
+        <w:tabs>
+          <w:tab w:val="left" w:pos="2835"/>
+        </w:tabs>
+        <w:rPr>
+          <w:b/>
+          <w:bCs/>
+          <w:sz w:val="32"/>
+          <w:szCs w:val="32"/>
+        </w:rPr>
+      </w:pPr>
+      <w:r>
+        <w:rPr>
+          <w:b/>
+          <w:bCs/>
+          <w:sz w:val="32"/>
+          <w:szCs w:val="32"/>
+        </w:rPr>
+        <w:t xml:space="preserve"> Akzeptanzkriterien</w:t>
       </w:r>
     </w:p>
     <w:p>
@@ -1604,7 +1615,7 @@
         </w:tabs>
       </w:pPr>
       <w:r>
-        <w:t>Lehrer können bearbeitet werden.</w:t>
+        <w:t>Lehrer können angezeigt werden.</w:t>
       </w:r>
     </w:p>
     <w:p>
@@ -1619,7 +1630,7 @@
         </w:tabs>
       </w:pPr>
       <w:r>
-        <w:t>Lehrer können gelöscht werden.</w:t>
+        <w:t>Neue Lehrer können erstellt werden.</w:t>
       </w:r>
     </w:p>
     <w:p>
@@ -1634,100 +1645,7 @@
         </w:tabs>
       </w:pPr>
       <w:r>
-        <w:t>Zu einem Lehrer können relevante Informationen gespeichert werden.</w:t>
-      </w:r>
-    </w:p>
-    <w:p>
-      <w:pPr>
-        <w:tabs>
-          <w:tab w:val="left" w:pos="2835"/>
-        </w:tabs>
-      </w:pPr>
-    </w:p>
-    <w:p>
-      <w:pPr>
-        <w:tabs>
-          <w:tab w:val="left" w:pos="2835"/>
-        </w:tabs>
-        <w:rPr>
-          <w:b/>
-          <w:bCs/>
-          <w:sz w:val="32"/>
-          <w:szCs w:val="32"/>
-        </w:rPr>
-      </w:pPr>
-      <w:r>
-        <w:rPr>
-          <w:b/>
-          <w:bCs/>
-          <w:sz w:val="32"/>
-          <w:szCs w:val="32"/>
-        </w:rPr>
-        <w:t xml:space="preserve"> User Story 6: Klassen verwalten</w:t>
-      </w:r>
-    </w:p>
-    <w:p>
-      <w:pPr>
-        <w:tabs>
-          <w:tab w:val="left" w:pos="2835"/>
-        </w:tabs>
-        <w:rPr>
-          <w:b/>
-          <w:bCs/>
-          <w:sz w:val="32"/>
-          <w:szCs w:val="32"/>
-        </w:rPr>
-      </w:pPr>
-    </w:p>
-    <w:p>
-      <w:pPr>
-        <w:tabs>
-          <w:tab w:val="left" w:pos="2835"/>
-        </w:tabs>
-      </w:pPr>
-      <w:r>
-        <w:t>«</w:t>
-      </w:r>
-      <w:r>
-        <w:rPr>
-          <w:b/>
-          <w:bCs/>
-          <w:i/>
-          <w:iCs/>
-        </w:rPr>
-        <w:t>Als Benutzer möchte ich Klassen verwalten können, damit Schüler und Lehrer einer Klasse zugeordnet werden können.</w:t>
-      </w:r>
-      <w:r>
-        <w:t>»</w:t>
-      </w:r>
-    </w:p>
-    <w:p>
-      <w:pPr>
-        <w:tabs>
-          <w:tab w:val="left" w:pos="2835"/>
-        </w:tabs>
-      </w:pPr>
-    </w:p>
-    <w:p>
-      <w:pPr>
-        <w:tabs>
-          <w:tab w:val="left" w:pos="2835"/>
-        </w:tabs>
-        <w:rPr>
-          <w:b/>
-          <w:bCs/>
-          <w:sz w:val="32"/>
-          <w:szCs w:val="32"/>
-        </w:rPr>
-      </w:pPr>
-      <w:r>
-        <w:rPr>
-          <w:b/>
-          <w:bCs/>
-          <w:sz w:val="32"/>
-          <w:szCs w:val="32"/>
-        </w:rPr>
-        <w:t xml:space="preserve"> Akzeptanzkriterien</w:t>
+        <w:t>Lehrer können bearbeitet werden.</w:t>
       </w:r>
     </w:p>
     <w:p>
@@ -1742,7 +1660,7 @@
         </w:tabs>
       </w:pPr>
       <w:r>
-        <w:t>Klassen können angezeigt werden.</w:t>
+        <w:t>Lehrer können gelöscht werden.</w:t>
       </w:r>
     </w:p>
     <w:p>
@@ -1757,7 +1675,7 @@
         </w:tabs>
       </w:pPr>
       <w:r>
-        <w:t>Neue Klassen können erstellt werden.</w:t>
+        <w:t>Zu einem Lehrer können relevante Informationen gespeichert werden.</w:t>
       </w:r>
     </w:p>
     <w:p>
@@ -1772,7 +1690,19 @@
         </w:tabs>
       </w:pPr>
       <w:r>
-        <w:t>Klassen können bearbeitet werden.</w:t>
+        <w:t>(NEU)</w:t>
+      </w:r>
+      <w:r>
+        <w:t xml:space="preserve"> Beim Lehrer sollte </w:t>
+      </w:r>
+      <w:r>
+        <w:t>nebendran</w:t>
+      </w:r>
+      <w:r>
+        <w:t xml:space="preserve"> noch die Klasse stehen.</w:t>
+      </w:r>
+      <w:r>
+        <w:t xml:space="preserve"> (Fehlend)</w:t>
       </w:r>
     </w:p>
     <w:p>
@@ -1787,7 +1717,90 @@
         </w:tabs>
       </w:pPr>
       <w:r>
-        <w:t>Klassen können gelöscht werden.</w:t>
+        <w:t>(NEU) Es wird nach ID Sortiert.</w:t>
+      </w:r>
+    </w:p>
+    <w:p>
+      <w:pPr>
+        <w:tabs>
+          <w:tab w:val="left" w:pos="2835"/>
+        </w:tabs>
+      </w:pPr>
+    </w:p>
+    <w:p>
+      <w:pPr>
+        <w:tabs>
+          <w:tab w:val="left" w:pos="2835"/>
+        </w:tabs>
+        <w:rPr>
+          <w:b/>
+          <w:bCs/>
+          <w:sz w:val="32"/>
+          <w:szCs w:val="32"/>
+        </w:rPr>
+      </w:pPr>
+      <w:r>
+        <w:rPr>
+          <w:b/>
+          <w:bCs/>
+          <w:sz w:val="32"/>
+          <w:szCs w:val="32"/>
+        </w:rPr>
+        <w:t xml:space="preserve"> User Story 6: Klassen verwalten</w:t>
+      </w:r>
+    </w:p>
+    <w:p>
+      <w:pPr>
+        <w:tabs>
+          <w:tab w:val="left" w:pos="2835"/>
+        </w:tabs>
+      </w:pPr>
+      <w:r>
+        <w:t>«</w:t>
+      </w:r>
+      <w:r>
+        <w:rPr>
+          <w:b/>
+          <w:bCs/>
+          <w:i/>
+          <w:iCs/>
+        </w:rPr>
+        <w:t>Als Benutzer möchte ich Klassen verwalten können, damit Schüler und Lehrer einer Klasse zugeordnet werden können.</w:t>
+      </w:r>
+      <w:r>
+        <w:t>»</w:t>
+      </w:r>
+      <w:r>
+        <w:t xml:space="preserve"> (Gut)</w:t>
+      </w:r>
+    </w:p>
+    <w:p>
+      <w:pPr>
+        <w:tabs>
+          <w:tab w:val="left" w:pos="2835"/>
+        </w:tabs>
+      </w:pPr>
+    </w:p>
+    <w:p>
+      <w:pPr>
+        <w:tabs>
+          <w:tab w:val="left" w:pos="2835"/>
+        </w:tabs>
+        <w:rPr>
+          <w:b/>
+          <w:bCs/>
+          <w:sz w:val="32"/>
+          <w:szCs w:val="32"/>
+        </w:rPr>
+      </w:pPr>
+      <w:r>
+        <w:rPr>
+          <w:b/>
+          <w:bCs/>
+          <w:sz w:val="32"/>
+          <w:szCs w:val="32"/>
+        </w:rPr>
+        <w:t xml:space="preserve"> Akzeptanzkriterien</w:t>
       </w:r>
     </w:p>
     <w:p>
@@ -1802,126 +1815,7 @@
         </w:tabs>
       </w:pPr>
       <w:r>
-        <w:t>Schüler können einer Klasse zugeordnet werden.</w:t>
-      </w:r>
-    </w:p>
-    <w:p>
-      <w:pPr>
-        <w:tabs>
-          <w:tab w:val="left" w:pos="2835"/>
-        </w:tabs>
-      </w:pPr>
-    </w:p>
-    <w:p>
-      <w:pPr>
-        <w:tabs>
-          <w:tab w:val="left" w:pos="2835"/>
-        </w:tabs>
-      </w:pPr>
-    </w:p>
-    <w:p>
-      <w:pPr>
-        <w:tabs>
-          <w:tab w:val="left" w:pos="2835"/>
-        </w:tabs>
-      </w:pPr>
-    </w:p>
-    <w:p>
-      <w:pPr>
-        <w:tabs>
-          <w:tab w:val="left" w:pos="2835"/>
-        </w:tabs>
-        <w:rPr>
-          <w:b/>
-          <w:bCs/>
-          <w:sz w:val="32"/>
-          <w:szCs w:val="32"/>
-        </w:rPr>
-      </w:pPr>
-      <w:r>
-        <w:rPr>
-          <w:b/>
-          <w:bCs/>
-          <w:sz w:val="32"/>
-          <w:szCs w:val="32"/>
-        </w:rPr>
-        <w:t xml:space="preserve"> User Story 7: Kurse verwalten</w:t>
-      </w:r>
-    </w:p>
-    <w:p>
-      <w:pPr>
-        <w:tabs>
-          <w:tab w:val="left" w:pos="2835"/>
-        </w:tabs>
-        <w:rPr>
-          <w:b/>
-          <w:bCs/>
-          <w:sz w:val="32"/>
-          <w:szCs w:val="32"/>
-        </w:rPr>
-      </w:pPr>
-    </w:p>
-    <w:p>
-      <w:pPr>
-        <w:tabs>
-          <w:tab w:val="left" w:pos="2835"/>
-        </w:tabs>
-        <w:rPr>
-          <w:b/>
-          <w:bCs/>
-          <w:i/>
-          <w:iCs/>
-        </w:rPr>
-      </w:pPr>
-      <w:r>
-        <w:t>«</w:t>
-      </w:r>
-      <w:r>
-        <w:rPr>
-          <w:b/>
-          <w:bCs/>
-          <w:i/>
-          <w:iCs/>
-        </w:rPr>
-        <w:t>Als Benutzer möchte ich Kurse verwalten können, damit die verschiedenen Unterrichtsfächer organisiert werden können.</w:t>
-      </w:r>
-      <w:r>
-        <w:rPr>
-          <w:b/>
-          <w:bCs/>
-          <w:i/>
-          <w:iCs/>
-        </w:rPr>
-        <w:t>»</w:t>
-      </w:r>
-    </w:p>
-    <w:p>
-      <w:pPr>
-        <w:tabs>
-          <w:tab w:val="left" w:pos="2835"/>
-        </w:tabs>
-      </w:pPr>
-    </w:p>
-    <w:p>
-      <w:pPr>
-        <w:tabs>
-          <w:tab w:val="left" w:pos="2835"/>
-        </w:tabs>
-        <w:rPr>
-          <w:b/>
-          <w:bCs/>
-          <w:sz w:val="32"/>
-          <w:szCs w:val="32"/>
-        </w:rPr>
-      </w:pPr>
-      <w:r>
-        <w:rPr>
-          <w:b/>
-          <w:bCs/>
-          <w:sz w:val="32"/>
-          <w:szCs w:val="32"/>
-        </w:rPr>
-        <w:t xml:space="preserve"> Akzeptanzkriterien</w:t>
+        <w:t>Klassen können angezeigt werden.</w:t>
       </w:r>
     </w:p>
     <w:p>
@@ -1936,7 +1830,7 @@
         </w:tabs>
       </w:pPr>
       <w:r>
-        <w:t>Kurse können angezeigt werden.</w:t>
+        <w:t>Neue Klassen können erstellt werden.</w:t>
       </w:r>
     </w:p>
     <w:p>
@@ -1951,7 +1845,7 @@
         </w:tabs>
       </w:pPr>
       <w:r>
-        <w:t>Neue Kurse können erstellt werden.</w:t>
+        <w:t>Klassen können bearbeitet werden.</w:t>
       </w:r>
     </w:p>
     <w:p>
@@ -1966,7 +1860,7 @@
         </w:tabs>
       </w:pPr>
       <w:r>
-        <w:t>Kurse können bearbeitet werden.</w:t>
+        <w:t>Klassen können gelöscht werden.</w:t>
       </w:r>
     </w:p>
     <w:p>
@@ -1981,7 +1875,7 @@
         </w:tabs>
       </w:pPr>
       <w:r>
-        <w:t>Kurse können gelöscht werden.</w:t>
+        <w:t>Schüler können einer Klasse zugeordnet werden.</w:t>
       </w:r>
     </w:p>
     <w:p>
@@ -1996,7 +1890,119 @@
         </w:tabs>
       </w:pPr>
       <w:r>
-        <w:t>Ein Lehrer kann einem Kurs zugeordnet werden.</w:t>
+        <w:t>(NEU) Es wird nach ID Sortiert.</w:t>
+      </w:r>
+    </w:p>
+    <w:p>
+      <w:pPr>
+        <w:tabs>
+          <w:tab w:val="left" w:pos="2835"/>
+        </w:tabs>
+      </w:pPr>
+    </w:p>
+    <w:p>
+      <w:pPr>
+        <w:tabs>
+          <w:tab w:val="left" w:pos="2835"/>
+        </w:tabs>
+      </w:pPr>
+    </w:p>
+    <w:p>
+      <w:pPr>
+        <w:tabs>
+          <w:tab w:val="left" w:pos="2835"/>
+        </w:tabs>
+        <w:rPr>
+          <w:b/>
+          <w:bCs/>
+          <w:sz w:val="32"/>
+          <w:szCs w:val="32"/>
+        </w:rPr>
+      </w:pPr>
+      <w:r>
+        <w:rPr>
+          <w:b/>
+          <w:bCs/>
+          <w:sz w:val="32"/>
+          <w:szCs w:val="32"/>
+        </w:rPr>
+        <w:lastRenderedPageBreak/>
+        <w:t xml:space="preserve"> User Story 7: Kurse verwalten</w:t>
+      </w:r>
+    </w:p>
+    <w:p>
+      <w:pPr>
+        <w:tabs>
+          <w:tab w:val="left" w:pos="2835"/>
+        </w:tabs>
+        <w:rPr>
+          <w:b/>
+          <w:bCs/>
+          <w:i/>
+          <w:iCs/>
+        </w:rPr>
+      </w:pPr>
+      <w:r>
+        <w:t>«</w:t>
+      </w:r>
+      <w:r>
+        <w:rPr>
+          <w:b/>
+          <w:bCs/>
+          <w:i/>
+          <w:iCs/>
+        </w:rPr>
+        <w:t>Als Benutzer möchte ich Kurse verwalten können, damit die verschiedenen Unterrichtsfächer organisiert werden können.</w:t>
+      </w:r>
+      <w:r>
+        <w:rPr>
+          <w:b/>
+          <w:bCs/>
+          <w:i/>
+          <w:iCs/>
+        </w:rPr>
+        <w:t>»</w:t>
+      </w:r>
+      <w:r>
+        <w:rPr>
+          <w:b/>
+          <w:bCs/>
+          <w:i/>
+          <w:iCs/>
+        </w:rPr>
+        <w:t xml:space="preserve"> </w:t>
+      </w:r>
+      <w:r>
+        <w:t>(Gut)</w:t>
+      </w:r>
+    </w:p>
+    <w:p>
+      <w:pPr>
+        <w:tabs>
+          <w:tab w:val="left" w:pos="2835"/>
+        </w:tabs>
+      </w:pPr>
+    </w:p>
+    <w:p>
+      <w:pPr>
+        <w:tabs>
+          <w:tab w:val="left" w:pos="2835"/>
+        </w:tabs>
+        <w:rPr>
+          <w:b/>
+          <w:bCs/>
+          <w:sz w:val="32"/>
+          <w:szCs w:val="32"/>
+        </w:rPr>
+      </w:pPr>
+      <w:r>
+        <w:rPr>
+          <w:b/>
+          <w:bCs/>
+          <w:sz w:val="32"/>
+          <w:szCs w:val="32"/>
+        </w:rPr>
+        <w:t xml:space="preserve"> Akzeptanzkriterien</w:t>
       </w:r>
     </w:p>
     <w:p>
@@ -2011,98 +2017,7 @@
         </w:tabs>
       </w:pPr>
       <w:r>
-        <w:t>Eine Klasse kann einem Kurs zugeordnet werden.</w:t>
-      </w:r>
-    </w:p>
-    <w:p>
-      <w:pPr>
-        <w:tabs>
-          <w:tab w:val="left" w:pos="2835"/>
-        </w:tabs>
-      </w:pPr>
-    </w:p>
-    <w:p>
-      <w:pPr>
-        <w:tabs>
-          <w:tab w:val="left" w:pos="2835"/>
-        </w:tabs>
-        <w:rPr>
-          <w:b/>
-          <w:bCs/>
-          <w:sz w:val="32"/>
-          <w:szCs w:val="32"/>
-        </w:rPr>
-      </w:pPr>
-      <w:r>
-        <w:rPr>
-          <w:b/>
-          <w:bCs/>
-          <w:sz w:val="32"/>
-          <w:szCs w:val="32"/>
-        </w:rPr>
-        <w:t xml:space="preserve"> User Story 8: Stundenplan anzeigen</w:t>
-      </w:r>
-    </w:p>
-    <w:p>
-      <w:pPr>
-        <w:tabs>
-          <w:tab w:val="left" w:pos="2835"/>
-        </w:tabs>
-        <w:rPr>
-          <w:b/>
-          <w:bCs/>
-        </w:rPr>
-      </w:pPr>
-    </w:p>
-    <w:p>
-      <w:pPr>
-        <w:tabs>
-          <w:tab w:val="left" w:pos="2835"/>
-        </w:tabs>
-      </w:pPr>
-      <w:r>
-        <w:t>«</w:t>
-      </w:r>
-      <w:r>
-        <w:rPr>
-          <w:b/>
-          <w:bCs/>
-          <w:i/>
-          <w:iCs/>
-        </w:rPr>
-        <w:t>Als Benutzer möchte ich einen Stundenplan anzeigen können, damit ich sehe, wann welche Kurse stattfinden.</w:t>
-      </w:r>
-      <w:r>
-        <w:t>»</w:t>
-      </w:r>
-    </w:p>
-    <w:p>
-      <w:pPr>
-        <w:tabs>
-          <w:tab w:val="left" w:pos="2835"/>
-        </w:tabs>
-      </w:pPr>
-    </w:p>
-    <w:p>
-      <w:pPr>
-        <w:tabs>
-          <w:tab w:val="left" w:pos="2835"/>
-        </w:tabs>
-        <w:rPr>
-          <w:b/>
-          <w:bCs/>
-          <w:sz w:val="32"/>
-          <w:szCs w:val="32"/>
-        </w:rPr>
-      </w:pPr>
-      <w:r>
-        <w:rPr>
-          <w:b/>
-          <w:bCs/>
-          <w:sz w:val="32"/>
-          <w:szCs w:val="32"/>
-        </w:rPr>
-        <w:t xml:space="preserve"> Akzeptanzkriterien</w:t>
+        <w:t>Kurse können angezeigt werden.</w:t>
       </w:r>
     </w:p>
     <w:p>
@@ -2117,7 +2032,7 @@
         </w:tabs>
       </w:pPr>
       <w:r>
-        <w:t>Der Wochentag wird angezeigt.</w:t>
+        <w:t>Neue Kurse können erstellt werden.</w:t>
       </w:r>
     </w:p>
     <w:p>
@@ -2132,7 +2047,7 @@
         </w:tabs>
       </w:pPr>
       <w:r>
-        <w:t>Die Uhrzeit wird angezeigt.</w:t>
+        <w:t>Kurse können bearbeitet werden.</w:t>
       </w:r>
     </w:p>
     <w:p>
@@ -2147,7 +2062,7 @@
         </w:tabs>
       </w:pPr>
       <w:r>
-        <w:t>Der Kurs wird angezeigt.</w:t>
+        <w:t>Kurse können gelöscht werden.</w:t>
       </w:r>
     </w:p>
     <w:p>
@@ -2162,7 +2077,7 @@
         </w:tabs>
       </w:pPr>
       <w:r>
-        <w:t>Die zugehörige Klasse wird angezeigt.</w:t>
+        <w:t>Ein Lehrer kann einem Kurs zugeordnet werden.</w:t>
       </w:r>
     </w:p>
     <w:p>
@@ -2177,35 +2092,7 @@
         </w:tabs>
       </w:pPr>
       <w:r>
-        <w:t>Der zugehörige Lehrer kann angezeigt werden.</w:t>
-      </w:r>
-    </w:p>
-    <w:p>
-      <w:r>
-        <w:br w:type="page"/>
-      </w:r>
-    </w:p>
-    <w:p>
-      <w:pPr>
-        <w:tabs>
-          <w:tab w:val="left" w:pos="2835"/>
-        </w:tabs>
-        <w:rPr>
-          <w:b/>
-          <w:bCs/>
-          <w:sz w:val="28"/>
-          <w:szCs w:val="28"/>
-        </w:rPr>
-      </w:pPr>
-      <w:r>
-        <w:rPr>
-          <w:b/>
-          <w:bCs/>
-          <w:sz w:val="36"/>
-          <w:szCs w:val="36"/>
-        </w:rPr>
-        <w:lastRenderedPageBreak/>
-        <w:t xml:space="preserve"> 4. Geplante Daten</w:t>
+        <w:t>Eine Klasse kann einem Kurs zugeordnet werden.</w:t>
       </w:r>
     </w:p>
     <w:p>
@@ -2234,17 +2121,72 @@
           <w:sz w:val="32"/>
           <w:szCs w:val="32"/>
         </w:rPr>
-        <w:t xml:space="preserve"> Schüler</w:t>
-      </w:r>
-    </w:p>
-    <w:p>
-      <w:pPr>
-        <w:tabs>
-          <w:tab w:val="left" w:pos="2835"/>
-        </w:tabs>
-      </w:pPr>
-      <w:r>
-        <w:t>Für einen Schüler können beispielsweise folgende Daten gespeichert werden:</w:t>
+        <w:t xml:space="preserve"> User Story 8: Stundenplan anzeigen</w:t>
+      </w:r>
+    </w:p>
+    <w:p>
+      <w:pPr>
+        <w:tabs>
+          <w:tab w:val="left" w:pos="2835"/>
+        </w:tabs>
+        <w:rPr>
+          <w:b/>
+          <w:bCs/>
+        </w:rPr>
+      </w:pPr>
+    </w:p>
+    <w:p>
+      <w:pPr>
+        <w:tabs>
+          <w:tab w:val="left" w:pos="2835"/>
+        </w:tabs>
+      </w:pPr>
+      <w:r>
+        <w:t>«</w:t>
+      </w:r>
+      <w:r>
+        <w:rPr>
+          <w:b/>
+          <w:bCs/>
+          <w:i/>
+          <w:iCs/>
+        </w:rPr>
+        <w:t>Als Benutzer möchte ich einen Stundenplan anzeigen können, damit ich sehe, wann welche Kurse stattfinden.</w:t>
+      </w:r>
+      <w:r>
+        <w:t>»</w:t>
+      </w:r>
+      <w:r>
+        <w:t xml:space="preserve"> (Gut)</w:t>
+      </w:r>
+    </w:p>
+    <w:p>
+      <w:pPr>
+        <w:tabs>
+          <w:tab w:val="left" w:pos="2835"/>
+        </w:tabs>
+      </w:pPr>
+    </w:p>
+    <w:p>
+      <w:pPr>
+        <w:tabs>
+          <w:tab w:val="left" w:pos="2835"/>
+        </w:tabs>
+        <w:rPr>
+          <w:b/>
+          <w:bCs/>
+          <w:sz w:val="32"/>
+          <w:szCs w:val="32"/>
+        </w:rPr>
+      </w:pPr>
+      <w:r>
+        <w:rPr>
+          <w:b/>
+          <w:bCs/>
+          <w:sz w:val="32"/>
+          <w:szCs w:val="32"/>
+        </w:rPr>
+        <w:t xml:space="preserve"> Akzeptanzkriterien</w:t>
       </w:r>
     </w:p>
     <w:p>
@@ -2259,7 +2201,7 @@
         </w:tabs>
       </w:pPr>
       <w:r>
-        <w:t>ID</w:t>
+        <w:t>Der Wochentag wird angezeigt.</w:t>
       </w:r>
     </w:p>
     <w:p>
@@ -2274,7 +2216,7 @@
         </w:tabs>
       </w:pPr>
       <w:r>
-        <w:t>Vorname</w:t>
+        <w:t>Die Uhrzeit wird angezeigt.</w:t>
       </w:r>
     </w:p>
     <w:p>
@@ -2289,7 +2231,7 @@
         </w:tabs>
       </w:pPr>
       <w:r>
-        <w:t>Nachname</w:t>
+        <w:t>Der Kurs wird angezeigt.</w:t>
       </w:r>
     </w:p>
     <w:p>
@@ -2304,103 +2246,7 @@
         </w:tabs>
       </w:pPr>
       <w:r>
-        <w:t>Klasse</w:t>
-      </w:r>
-    </w:p>
-    <w:p>
-      <w:pPr>
-        <w:tabs>
-          <w:tab w:val="left" w:pos="2835"/>
-        </w:tabs>
-      </w:pPr>
-    </w:p>
-    <w:p>
-      <w:pPr>
-        <w:tabs>
-          <w:tab w:val="left" w:pos="2835"/>
-        </w:tabs>
-      </w:pPr>
-      <w:r>
-        <w:t>Beispiel:</w:t>
-      </w:r>
-    </w:p>
-    <w:p>
-      <w:pPr>
-        <w:tabs>
-          <w:tab w:val="left" w:pos="2835"/>
-        </w:tabs>
-      </w:pPr>
-      <w:r>
-        <w:t>ID: 1</w:t>
-      </w:r>
-    </w:p>
-    <w:p>
-      <w:pPr>
-        <w:tabs>
-          <w:tab w:val="left" w:pos="2835"/>
-        </w:tabs>
-      </w:pPr>
-      <w:r>
-        <w:t>Vorname: Max</w:t>
-      </w:r>
-    </w:p>
-    <w:p>
-      <w:pPr>
-        <w:tabs>
-          <w:tab w:val="left" w:pos="2835"/>
-        </w:tabs>
-      </w:pPr>
-      <w:r>
-        <w:t>Nachname: Muster</w:t>
-      </w:r>
-    </w:p>
-    <w:p>
-      <w:pPr>
-        <w:tabs>
-          <w:tab w:val="left" w:pos="2835"/>
-        </w:tabs>
-      </w:pPr>
-      <w:r>
-        <w:t>Klasse: INF24A</w:t>
-      </w:r>
-    </w:p>
-    <w:p>
-      <w:pPr>
-        <w:tabs>
-          <w:tab w:val="left" w:pos="2835"/>
-        </w:tabs>
-      </w:pPr>
-    </w:p>
-    <w:p>
-      <w:pPr>
-        <w:tabs>
-          <w:tab w:val="left" w:pos="2835"/>
-        </w:tabs>
-        <w:rPr>
-          <w:b/>
-          <w:bCs/>
-          <w:sz w:val="32"/>
-          <w:szCs w:val="32"/>
-        </w:rPr>
-      </w:pPr>
-      <w:r>
-        <w:rPr>
-          <w:b/>
-          <w:bCs/>
-          <w:sz w:val="32"/>
-          <w:szCs w:val="32"/>
-        </w:rPr>
-        <w:t xml:space="preserve"> Lehrer</w:t>
-      </w:r>
-    </w:p>
-    <w:p>
-      <w:pPr>
-        <w:tabs>
-          <w:tab w:val="left" w:pos="2835"/>
-        </w:tabs>
-      </w:pPr>
-      <w:r>
-        <w:t>Für einen Lehrer können folgende Daten gespeichert werden:</w:t>
+        <w:t>Die zugehörige Klasse wird angezeigt.</w:t>
       </w:r>
     </w:p>
     <w:p>
@@ -2415,7 +2261,7 @@
         </w:tabs>
       </w:pPr>
       <w:r>
-        <w:t>ID</w:t>
+        <w:t>Der zugehörige Lehrer kann angezeigt werden.</w:t>
       </w:r>
     </w:p>
     <w:p>
@@ -2430,7 +2276,13 @@
         </w:tabs>
       </w:pPr>
       <w:r>
-        <w:t>Vorname</w:t>
+        <w:t>(NEU) Das Aktuelle Datum und die Aktuelle Uhrzeit wird angezeigt</w:t>
+      </w:r>
+      <w:r>
+        <w:t>.</w:t>
+      </w:r>
+      <w:r>
+        <w:t xml:space="preserve"> </w:t>
       </w:r>
     </w:p>
     <w:p>
@@ -2445,7 +2297,70 @@
         </w:tabs>
       </w:pPr>
       <w:r>
-        <w:t>Nachname</w:t>
+        <w:t xml:space="preserve">(NEU) Es wird nach </w:t>
+      </w:r>
+      <w:r>
+        <w:t>Datum und Uhrzeit sortiert</w:t>
+      </w:r>
+      <w:r>
+        <w:t>.</w:t>
+      </w:r>
+    </w:p>
+    <w:p>
+      <w:r>
+        <w:br w:type="page"/>
+      </w:r>
+    </w:p>
+    <w:p>
+      <w:pPr>
+        <w:pStyle w:val="berschrift1"/>
+        <w:rPr>
+          <w:sz w:val="28"/>
+          <w:szCs w:val="28"/>
+        </w:rPr>
+      </w:pPr>
+      <w:r>
+        <w:lastRenderedPageBreak/>
+        <w:t xml:space="preserve"> 4. Geplante Daten</w:t>
+      </w:r>
+    </w:p>
+    <w:p>
+      <w:pPr>
+        <w:tabs>
+          <w:tab w:val="left" w:pos="2835"/>
+        </w:tabs>
+      </w:pPr>
+    </w:p>
+    <w:p>
+      <w:pPr>
+        <w:tabs>
+          <w:tab w:val="left" w:pos="2835"/>
+        </w:tabs>
+        <w:rPr>
+          <w:b/>
+          <w:bCs/>
+          <w:sz w:val="32"/>
+          <w:szCs w:val="32"/>
+        </w:rPr>
+      </w:pPr>
+      <w:r>
+        <w:rPr>
+          <w:b/>
+          <w:bCs/>
+          <w:sz w:val="32"/>
+          <w:szCs w:val="32"/>
+        </w:rPr>
+        <w:t xml:space="preserve"> Schüler</w:t>
+      </w:r>
+    </w:p>
+    <w:p>
+      <w:pPr>
+        <w:tabs>
+          <w:tab w:val="left" w:pos="2835"/>
+        </w:tabs>
+      </w:pPr>
+      <w:r>
+        <w:t>Für einen Schüler können beispielsweise folgende Daten gespeichert werden:</w:t>
       </w:r>
     </w:p>
     <w:p>
@@ -2460,46 +2375,7 @@
         </w:tabs>
       </w:pPr>
       <w:r>
-        <w:t>Fach</w:t>
-      </w:r>
-    </w:p>
-    <w:p>
-      <w:pPr>
-        <w:tabs>
-          <w:tab w:val="left" w:pos="2835"/>
-        </w:tabs>
-      </w:pPr>
-    </w:p>
-    <w:p>
-      <w:pPr>
-        <w:tabs>
-          <w:tab w:val="left" w:pos="2835"/>
-        </w:tabs>
-        <w:rPr>
-          <w:b/>
-          <w:bCs/>
-          <w:sz w:val="32"/>
-          <w:szCs w:val="32"/>
-        </w:rPr>
-      </w:pPr>
-      <w:r>
-        <w:rPr>
-          <w:b/>
-          <w:bCs/>
-          <w:sz w:val="32"/>
-          <w:szCs w:val="32"/>
-        </w:rPr>
-        <w:t xml:space="preserve"> Klasse</w:t>
-      </w:r>
-    </w:p>
-    <w:p>
-      <w:pPr>
-        <w:tabs>
-          <w:tab w:val="left" w:pos="2835"/>
-        </w:tabs>
-      </w:pPr>
-      <w:r>
-        <w:t>Für eine Klasse können folgende Daten gespeichert werden:</w:t>
+        <w:t>ID</w:t>
       </w:r>
     </w:p>
     <w:p>
@@ -2514,7 +2390,16 @@
         </w:tabs>
       </w:pPr>
       <w:r>
-        <w:t>ID</w:t>
+        <w:t>Vorname</w:t>
+      </w:r>
+      <w:r>
+        <w:t xml:space="preserve"> ((NEU)Kombiniert zu einem </w:t>
+      </w:r>
+      <w:r>
+        <w:t>mit Nachnamen</w:t>
+      </w:r>
+      <w:r>
+        <w:t>)</w:t>
       </w:r>
     </w:p>
     <w:p>
@@ -2529,7 +2414,19 @@
         </w:tabs>
       </w:pPr>
       <w:r>
-        <w:t>Klassenname</w:t>
+        <w:t>Nachname</w:t>
+      </w:r>
+      <w:r>
+        <w:t xml:space="preserve"> </w:t>
+      </w:r>
+      <w:r>
+        <w:t>((NEU)Kombiniert zu einem mit</w:t>
+      </w:r>
+      <w:r>
+        <w:t xml:space="preserve"> Vornamen</w:t>
+      </w:r>
+      <w:r>
+        <w:t>)</w:t>
       </w:r>
     </w:p>
     <w:p>
@@ -2544,11 +2441,78 @@
         </w:tabs>
       </w:pPr>
       <w:r>
-        <w:t>Klassenlehrer</w:t>
-      </w:r>
-    </w:p>
-    <w:p>
-      <w:pPr>
+        <w:t>Klasse</w:t>
+      </w:r>
+    </w:p>
+    <w:p>
+      <w:pPr>
+        <w:tabs>
+          <w:tab w:val="left" w:pos="2835"/>
+        </w:tabs>
+      </w:pPr>
+    </w:p>
+    <w:p>
+      <w:pPr>
+        <w:tabs>
+          <w:tab w:val="left" w:pos="2835"/>
+        </w:tabs>
+      </w:pPr>
+      <w:r>
+        <w:t>Beispiel:</w:t>
+      </w:r>
+    </w:p>
+    <w:p>
+      <w:pPr>
+        <w:tabs>
+          <w:tab w:val="left" w:pos="2835"/>
+        </w:tabs>
+      </w:pPr>
+      <w:r>
+        <w:t>ID: 1</w:t>
+      </w:r>
+    </w:p>
+    <w:p>
+      <w:pPr>
+        <w:tabs>
+          <w:tab w:val="left" w:pos="2835"/>
+        </w:tabs>
+      </w:pPr>
+      <w:r>
+        <w:t>Vorname: Max</w:t>
+      </w:r>
+    </w:p>
+    <w:p>
+      <w:pPr>
+        <w:tabs>
+          <w:tab w:val="left" w:pos="2835"/>
+        </w:tabs>
+      </w:pPr>
+      <w:r>
+        <w:t>Nachname: Muster</w:t>
+      </w:r>
+    </w:p>
+    <w:p>
+      <w:pPr>
+        <w:tabs>
+          <w:tab w:val="left" w:pos="2835"/>
+        </w:tabs>
+      </w:pPr>
+      <w:r>
+        <w:t>Klasse: INF24A</w:t>
+      </w:r>
+    </w:p>
+    <w:p>
+      <w:pPr>
+        <w:tabs>
+          <w:tab w:val="left" w:pos="2835"/>
+        </w:tabs>
+      </w:pPr>
+    </w:p>
+    <w:p>
+      <w:pPr>
+        <w:tabs>
+          <w:tab w:val="left" w:pos="2835"/>
+        </w:tabs>
         <w:rPr>
           <w:b/>
           <w:bCs/>
@@ -2563,34 +2527,17 @@
           <w:sz w:val="32"/>
           <w:szCs w:val="32"/>
         </w:rPr>
-        <w:br w:type="page"/>
-      </w:r>
-    </w:p>
-    <w:p>
-      <w:pPr>
-        <w:tabs>
-          <w:tab w:val="left" w:pos="2835"/>
-        </w:tabs>
-      </w:pPr>
-      <w:r>
-        <w:rPr>
-          <w:b/>
-          <w:bCs/>
-          <w:sz w:val="32"/>
-          <w:szCs w:val="32"/>
-        </w:rPr>
-        <w:lastRenderedPageBreak/>
-        <w:t>Kurs</w:t>
-      </w:r>
-    </w:p>
-    <w:p>
-      <w:pPr>
-        <w:tabs>
-          <w:tab w:val="left" w:pos="2835"/>
-        </w:tabs>
-      </w:pPr>
-      <w:r>
-        <w:t>Für einen Kurs können folgende Daten gespeichert werden:</w:t>
+        <w:t xml:space="preserve"> Lehrer</w:t>
+      </w:r>
+    </w:p>
+    <w:p>
+      <w:pPr>
+        <w:tabs>
+          <w:tab w:val="left" w:pos="2835"/>
+        </w:tabs>
+      </w:pPr>
+      <w:r>
+        <w:t>Für einen Lehrer können folgende Daten gespeichert werden:</w:t>
       </w:r>
     </w:p>
     <w:p>
@@ -2620,7 +2567,13 @@
         </w:tabs>
       </w:pPr>
       <w:r>
-        <w:t>Kursname</w:t>
+        <w:t>Vorname</w:t>
+      </w:r>
+      <w:r>
+        <w:t xml:space="preserve"> </w:t>
+      </w:r>
+      <w:r>
+        <w:t>((NEU)Kombiniert zu einem mit Nachnamen)</w:t>
       </w:r>
     </w:p>
     <w:p>
@@ -2635,7 +2588,19 @@
         </w:tabs>
       </w:pPr>
       <w:r>
-        <w:t>Lehrer</w:t>
+        <w:t>Nachname</w:t>
+      </w:r>
+      <w:r>
+        <w:t xml:space="preserve"> </w:t>
+      </w:r>
+      <w:r>
+        <w:t>((NEU)Kombiniert zu einem mit</w:t>
+      </w:r>
+      <w:r>
+        <w:t xml:space="preserve"> Vornamen</w:t>
+      </w:r>
+      <w:r>
+        <w:t>)</w:t>
       </w:r>
     </w:p>
     <w:p>
@@ -2650,46 +2615,13 @@
         </w:tabs>
       </w:pPr>
       <w:r>
-        <w:t>Klasse</w:t>
-      </w:r>
-    </w:p>
-    <w:p>
-      <w:pPr>
-        <w:tabs>
-          <w:tab w:val="left" w:pos="2835"/>
-        </w:tabs>
-      </w:pPr>
-    </w:p>
-    <w:p>
-      <w:pPr>
-        <w:tabs>
-          <w:tab w:val="left" w:pos="2835"/>
-        </w:tabs>
-        <w:rPr>
-          <w:b/>
-          <w:bCs/>
-          <w:sz w:val="32"/>
-          <w:szCs w:val="32"/>
-        </w:rPr>
-      </w:pPr>
-      <w:r>
-        <w:rPr>
-          <w:b/>
-          <w:bCs/>
-          <w:sz w:val="32"/>
-          <w:szCs w:val="32"/>
-        </w:rPr>
-        <w:t xml:space="preserve"> Stundenplan</w:t>
-      </w:r>
-    </w:p>
-    <w:p>
-      <w:pPr>
-        <w:tabs>
-          <w:tab w:val="left" w:pos="2835"/>
-        </w:tabs>
-      </w:pPr>
-      <w:r>
-        <w:t>Für einen Stundenplaneintrag können folgende Daten gespeichert werden:</w:t>
+        <w:t xml:space="preserve">(NEU) </w:t>
+      </w:r>
+      <w:r>
+        <w:t>E</w:t>
+      </w:r>
+      <w:r>
+        <w:t>mail</w:t>
       </w:r>
     </w:p>
     <w:p>
@@ -2704,7 +2636,7 @@
         </w:tabs>
       </w:pPr>
       <w:r>
-        <w:t>ID</w:t>
+        <w:t>(NEU) Telefonnummer</w:t>
       </w:r>
     </w:p>
     <w:p>
@@ -2719,7 +2651,7 @@
         </w:tabs>
       </w:pPr>
       <w:r>
-        <w:t>Wochentag</w:t>
+        <w:t>(NEU) Informationen und Titel (Tabelle Lehrerinformationen)</w:t>
       </w:r>
     </w:p>
     <w:p>
@@ -2734,7 +2666,46 @@
         </w:tabs>
       </w:pPr>
       <w:r>
-        <w:t>Startzeit</w:t>
+        <w:t>Fach</w:t>
+      </w:r>
+    </w:p>
+    <w:p>
+      <w:pPr>
+        <w:tabs>
+          <w:tab w:val="left" w:pos="2835"/>
+        </w:tabs>
+      </w:pPr>
+    </w:p>
+    <w:p>
+      <w:pPr>
+        <w:tabs>
+          <w:tab w:val="left" w:pos="2835"/>
+        </w:tabs>
+        <w:rPr>
+          <w:b/>
+          <w:bCs/>
+          <w:sz w:val="32"/>
+          <w:szCs w:val="32"/>
+        </w:rPr>
+      </w:pPr>
+      <w:r>
+        <w:rPr>
+          <w:b/>
+          <w:bCs/>
+          <w:sz w:val="32"/>
+          <w:szCs w:val="32"/>
+        </w:rPr>
+        <w:t xml:space="preserve"> Klasse</w:t>
+      </w:r>
+    </w:p>
+    <w:p>
+      <w:pPr>
+        <w:tabs>
+          <w:tab w:val="left" w:pos="2835"/>
+        </w:tabs>
+      </w:pPr>
+      <w:r>
+        <w:t>Für eine Klasse können folgende Daten gespeichert werden:</w:t>
       </w:r>
     </w:p>
     <w:p>
@@ -2749,7 +2720,7 @@
         </w:tabs>
       </w:pPr>
       <w:r>
-        <w:t>Endzeit</w:t>
+        <w:t>ID</w:t>
       </w:r>
     </w:p>
     <w:p>
@@ -2764,7 +2735,7 @@
         </w:tabs>
       </w:pPr>
       <w:r>
-        <w:t>Kurs</w:t>
+        <w:t>Klassenname</w:t>
       </w:r>
     </w:p>
     <w:p>
@@ -2779,7 +2750,53 @@
         </w:tabs>
       </w:pPr>
       <w:r>
-        <w:t>Lehrer</w:t>
+        <w:t>Klassenlehrer</w:t>
+      </w:r>
+    </w:p>
+    <w:p>
+      <w:pPr>
+        <w:rPr>
+          <w:b/>
+          <w:bCs/>
+          <w:sz w:val="32"/>
+          <w:szCs w:val="32"/>
+        </w:rPr>
+      </w:pPr>
+      <w:r>
+        <w:rPr>
+          <w:b/>
+          <w:bCs/>
+          <w:sz w:val="32"/>
+          <w:szCs w:val="32"/>
+        </w:rPr>
+        <w:br w:type="page"/>
+      </w:r>
+    </w:p>
+    <w:p>
+      <w:pPr>
+        <w:tabs>
+          <w:tab w:val="left" w:pos="2835"/>
+        </w:tabs>
+      </w:pPr>
+      <w:r>
+        <w:rPr>
+          <w:b/>
+          <w:bCs/>
+          <w:sz w:val="32"/>
+          <w:szCs w:val="32"/>
+        </w:rPr>
+        <w:lastRenderedPageBreak/>
+        <w:t>Kurs</w:t>
+      </w:r>
+    </w:p>
+    <w:p>
+      <w:pPr>
+        <w:tabs>
+          <w:tab w:val="left" w:pos="2835"/>
+        </w:tabs>
+      </w:pPr>
+      <w:r>
+        <w:t>Für einen Kurs können folgende Daten gespeichert werden:</w:t>
       </w:r>
     </w:p>
     <w:p>
@@ -2794,70 +2811,8 @@
         </w:tabs>
       </w:pPr>
       <w:r>
-        <w:t>Klasse</w:t>
-      </w:r>
-    </w:p>
-    <w:p>
-      <w:r>
-        <w:br w:type="page"/>
-      </w:r>
-    </w:p>
-    <w:p>
-      <w:pPr>
-        <w:tabs>
-          <w:tab w:val="left" w:pos="2835"/>
-        </w:tabs>
-        <w:rPr>
-          <w:b/>
-          <w:bCs/>
-          <w:sz w:val="36"/>
-          <w:szCs w:val="36"/>
-        </w:rPr>
-      </w:pPr>
-      <w:r>
-        <w:rPr>
-          <w:b/>
-          <w:bCs/>
-          <w:sz w:val="36"/>
-          <w:szCs w:val="36"/>
-        </w:rPr>
-        <w:lastRenderedPageBreak/>
-        <w:t xml:space="preserve"> 5. Benutzeroberfläche</w:t>
-      </w:r>
-    </w:p>
-    <w:p>
-      <w:pPr>
-        <w:tabs>
-          <w:tab w:val="left" w:pos="2835"/>
-        </w:tabs>
-      </w:pPr>
-    </w:p>
-    <w:p>
-      <w:pPr>
-        <w:tabs>
-          <w:tab w:val="left" w:pos="2835"/>
-        </w:tabs>
-      </w:pPr>
-      <w:r>
-        <w:t>Die Anwendung wird mit Windows Forms umgesetzt.</w:t>
-      </w:r>
-    </w:p>
-    <w:p>
-      <w:pPr>
-        <w:tabs>
-          <w:tab w:val="left" w:pos="2835"/>
-        </w:tabs>
-      </w:pPr>
-      <w:r>
-        <w:t>Für die Eingabe und Bearbeitung können folgende Windows Forms Elemente verwendet werden:</w:t>
-      </w:r>
-    </w:p>
-    <w:p>
-      <w:pPr>
-        <w:tabs>
-          <w:tab w:val="left" w:pos="2835"/>
-        </w:tabs>
-      </w:pPr>
+        <w:t>ID</w:t>
+      </w:r>
     </w:p>
     <w:p>
       <w:pPr>
@@ -2871,7 +2826,7 @@
         </w:tabs>
       </w:pPr>
       <w:r>
-        <w:t>Label</w:t>
+        <w:t>Kursname</w:t>
       </w:r>
     </w:p>
     <w:p>
@@ -2886,7 +2841,7 @@
         </w:tabs>
       </w:pPr>
       <w:r>
-        <w:t>TextBox</w:t>
+        <w:t>Lehrer</w:t>
       </w:r>
     </w:p>
     <w:p>
@@ -2901,7 +2856,46 @@
         </w:tabs>
       </w:pPr>
       <w:r>
-        <w:t>ComboBox</w:t>
+        <w:t>Klasse</w:t>
+      </w:r>
+    </w:p>
+    <w:p>
+      <w:pPr>
+        <w:tabs>
+          <w:tab w:val="left" w:pos="2835"/>
+        </w:tabs>
+      </w:pPr>
+    </w:p>
+    <w:p>
+      <w:pPr>
+        <w:tabs>
+          <w:tab w:val="left" w:pos="2835"/>
+        </w:tabs>
+        <w:rPr>
+          <w:b/>
+          <w:bCs/>
+          <w:sz w:val="32"/>
+          <w:szCs w:val="32"/>
+        </w:rPr>
+      </w:pPr>
+      <w:r>
+        <w:rPr>
+          <w:b/>
+          <w:bCs/>
+          <w:sz w:val="32"/>
+          <w:szCs w:val="32"/>
+        </w:rPr>
+        <w:t xml:space="preserve"> Stundenplan</w:t>
+      </w:r>
+    </w:p>
+    <w:p>
+      <w:pPr>
+        <w:tabs>
+          <w:tab w:val="left" w:pos="2835"/>
+        </w:tabs>
+      </w:pPr>
+      <w:r>
+        <w:t>Für einen Stundenplaneintrag können folgende Daten gespeichert werden:</w:t>
       </w:r>
     </w:p>
     <w:p>
@@ -2916,7 +2910,7 @@
         </w:tabs>
       </w:pPr>
       <w:r>
-        <w:t>Button</w:t>
+        <w:t>ID</w:t>
       </w:r>
     </w:p>
     <w:p>
@@ -2931,6 +2925,245 @@
         </w:tabs>
       </w:pPr>
       <w:r>
+        <w:t>Wochentag</w:t>
+      </w:r>
+    </w:p>
+    <w:p>
+      <w:pPr>
+        <w:pStyle w:val="Listenabsatz"/>
+        <w:numPr>
+          <w:ilvl w:val="0"/>
+          <w:numId w:val="23"/>
+        </w:numPr>
+        <w:tabs>
+          <w:tab w:val="left" w:pos="2835"/>
+        </w:tabs>
+      </w:pPr>
+      <w:r>
+        <w:t>Startzeit</w:t>
+      </w:r>
+    </w:p>
+    <w:p>
+      <w:pPr>
+        <w:pStyle w:val="Listenabsatz"/>
+        <w:numPr>
+          <w:ilvl w:val="0"/>
+          <w:numId w:val="23"/>
+        </w:numPr>
+        <w:tabs>
+          <w:tab w:val="left" w:pos="2835"/>
+        </w:tabs>
+      </w:pPr>
+      <w:r>
+        <w:t>Endzeit</w:t>
+      </w:r>
+    </w:p>
+    <w:p>
+      <w:pPr>
+        <w:pStyle w:val="Listenabsatz"/>
+        <w:numPr>
+          <w:ilvl w:val="0"/>
+          <w:numId w:val="23"/>
+        </w:numPr>
+        <w:tabs>
+          <w:tab w:val="left" w:pos="2835"/>
+        </w:tabs>
+      </w:pPr>
+      <w:r>
+        <w:t>Kurs</w:t>
+      </w:r>
+    </w:p>
+    <w:p>
+      <w:pPr>
+        <w:pStyle w:val="Listenabsatz"/>
+        <w:numPr>
+          <w:ilvl w:val="0"/>
+          <w:numId w:val="23"/>
+        </w:numPr>
+        <w:tabs>
+          <w:tab w:val="left" w:pos="2835"/>
+        </w:tabs>
+      </w:pPr>
+      <w:r>
+        <w:t>Lehrer</w:t>
+      </w:r>
+    </w:p>
+    <w:p>
+      <w:pPr>
+        <w:pStyle w:val="Listenabsatz"/>
+        <w:numPr>
+          <w:ilvl w:val="0"/>
+          <w:numId w:val="23"/>
+        </w:numPr>
+        <w:tabs>
+          <w:tab w:val="left" w:pos="2835"/>
+        </w:tabs>
+      </w:pPr>
+      <w:r>
+        <w:t>Raum</w:t>
+      </w:r>
+    </w:p>
+    <w:p>
+      <w:pPr>
+        <w:pStyle w:val="Listenabsatz"/>
+        <w:numPr>
+          <w:ilvl w:val="0"/>
+          <w:numId w:val="23"/>
+        </w:numPr>
+        <w:tabs>
+          <w:tab w:val="left" w:pos="2835"/>
+        </w:tabs>
+      </w:pPr>
+      <w:r>
+        <w:t>Klasse</w:t>
+      </w:r>
+    </w:p>
+    <w:p>
+      <w:r>
+        <w:br w:type="page"/>
+      </w:r>
+    </w:p>
+    <w:p>
+      <w:pPr>
+        <w:pStyle w:val="berschrift1"/>
+      </w:pPr>
+      <w:r>
+        <w:lastRenderedPageBreak/>
+        <w:t xml:space="preserve"> 5. Benutzeroberfläche</w:t>
+      </w:r>
+    </w:p>
+    <w:p>
+      <w:pPr>
+        <w:tabs>
+          <w:tab w:val="left" w:pos="2835"/>
+        </w:tabs>
+      </w:pPr>
+      <w:r>
+        <w:t>Die Anwendung wird mit Windows Forms umgesetzt.</w:t>
+      </w:r>
+    </w:p>
+    <w:p>
+      <w:pPr>
+        <w:tabs>
+          <w:tab w:val="left" w:pos="2835"/>
+        </w:tabs>
+      </w:pPr>
+      <w:r>
+        <w:t>Für die Eingabe und Bearbeitung können folgende Windows Forms Elemente verwendet werden:</w:t>
+      </w:r>
+    </w:p>
+    <w:p>
+      <w:pPr>
+        <w:pStyle w:val="Listenabsatz"/>
+        <w:numPr>
+          <w:ilvl w:val="0"/>
+          <w:numId w:val="23"/>
+        </w:numPr>
+        <w:tabs>
+          <w:tab w:val="left" w:pos="2835"/>
+        </w:tabs>
+        <w:rPr>
+          <w:b/>
+          <w:bCs/>
+        </w:rPr>
+      </w:pPr>
+      <w:r>
+        <w:rPr>
+          <w:b/>
+          <w:bCs/>
+        </w:rPr>
+        <w:t>Label</w:t>
+      </w:r>
+    </w:p>
+    <w:p>
+      <w:pPr>
+        <w:pStyle w:val="Listenabsatz"/>
+        <w:numPr>
+          <w:ilvl w:val="0"/>
+          <w:numId w:val="23"/>
+        </w:numPr>
+        <w:tabs>
+          <w:tab w:val="left" w:pos="2835"/>
+        </w:tabs>
+        <w:rPr>
+          <w:b/>
+          <w:bCs/>
+        </w:rPr>
+      </w:pPr>
+      <w:r>
+        <w:rPr>
+          <w:b/>
+          <w:bCs/>
+        </w:rPr>
+        <w:t>TextBox</w:t>
+      </w:r>
+    </w:p>
+    <w:p>
+      <w:pPr>
+        <w:pStyle w:val="Listenabsatz"/>
+        <w:numPr>
+          <w:ilvl w:val="0"/>
+          <w:numId w:val="23"/>
+        </w:numPr>
+        <w:tabs>
+          <w:tab w:val="left" w:pos="2835"/>
+        </w:tabs>
+        <w:rPr>
+          <w:b/>
+          <w:bCs/>
+        </w:rPr>
+      </w:pPr>
+      <w:r>
+        <w:rPr>
+          <w:b/>
+          <w:bCs/>
+        </w:rPr>
+        <w:t>ComboBox</w:t>
+      </w:r>
+    </w:p>
+    <w:p>
+      <w:pPr>
+        <w:pStyle w:val="Listenabsatz"/>
+        <w:numPr>
+          <w:ilvl w:val="0"/>
+          <w:numId w:val="23"/>
+        </w:numPr>
+        <w:tabs>
+          <w:tab w:val="left" w:pos="2835"/>
+        </w:tabs>
+        <w:rPr>
+          <w:b/>
+          <w:bCs/>
+        </w:rPr>
+      </w:pPr>
+      <w:r>
+        <w:rPr>
+          <w:b/>
+          <w:bCs/>
+        </w:rPr>
+        <w:t>Button</w:t>
+      </w:r>
+    </w:p>
+    <w:p>
+      <w:pPr>
+        <w:pStyle w:val="Listenabsatz"/>
+        <w:numPr>
+          <w:ilvl w:val="0"/>
+          <w:numId w:val="23"/>
+        </w:numPr>
+        <w:tabs>
+          <w:tab w:val="left" w:pos="2835"/>
+        </w:tabs>
+        <w:rPr>
+          <w:b/>
+          <w:bCs/>
+        </w:rPr>
+      </w:pPr>
+      <w:r>
+        <w:rPr>
+          <w:b/>
+          <w:bCs/>
+        </w:rPr>
         <w:t>DataGridView</w:t>
       </w:r>
     </w:p>
@@ -2956,8 +3189,16 @@
         <w:tabs>
           <w:tab w:val="left" w:pos="2835"/>
         </w:tabs>
-      </w:pPr>
-      <w:r>
+        <w:rPr>
+          <w:b/>
+          <w:bCs/>
+        </w:rPr>
+      </w:pPr>
+      <w:r>
+        <w:rPr>
+          <w:b/>
+          <w:bCs/>
+        </w:rPr>
         <w:t>Neu</w:t>
       </w:r>
     </w:p>
@@ -2966,8 +3207,16 @@
         <w:tabs>
           <w:tab w:val="left" w:pos="2835"/>
         </w:tabs>
-      </w:pPr>
-      <w:r>
+        <w:rPr>
+          <w:b/>
+          <w:bCs/>
+        </w:rPr>
+      </w:pPr>
+      <w:r>
+        <w:rPr>
+          <w:b/>
+          <w:bCs/>
+        </w:rPr>
         <w:t>Speichern</w:t>
       </w:r>
     </w:p>
@@ -2976,8 +3225,16 @@
         <w:tabs>
           <w:tab w:val="left" w:pos="2835"/>
         </w:tabs>
-      </w:pPr>
-      <w:r>
+        <w:rPr>
+          <w:b/>
+          <w:bCs/>
+        </w:rPr>
+      </w:pPr>
+      <w:r>
+        <w:rPr>
+          <w:b/>
+          <w:bCs/>
+        </w:rPr>
         <w:t>Bearbeiten</w:t>
       </w:r>
     </w:p>
@@ -2986,8 +3243,16 @@
         <w:tabs>
           <w:tab w:val="left" w:pos="2835"/>
         </w:tabs>
-      </w:pPr>
-      <w:r>
+        <w:rPr>
+          <w:b/>
+          <w:bCs/>
+        </w:rPr>
+      </w:pPr>
+      <w:r>
+        <w:rPr>
+          <w:b/>
+          <w:bCs/>
+        </w:rPr>
         <w:t>Löschen</w:t>
       </w:r>
     </w:p>
@@ -3030,66 +3295,53 @@
         <w:tabs>
           <w:tab w:val="left" w:pos="2835"/>
         </w:tabs>
-      </w:pPr>
-    </w:p>
-    <w:p>
-      <w:pPr>
-        <w:tabs>
-          <w:tab w:val="left" w:pos="2835"/>
-        </w:tabs>
-      </w:pPr>
-      <w:r>
-        <w:t>```text</w:t>
-      </w:r>
-    </w:p>
-    <w:p>
-      <w:pPr>
-        <w:tabs>
-          <w:tab w:val="left" w:pos="2835"/>
-        </w:tabs>
-      </w:pPr>
-      <w:r>
+        <w:rPr>
+          <w:b/>
+          <w:bCs/>
+        </w:rPr>
+      </w:pPr>
+      <w:r>
+        <w:rPr>
+          <w:b/>
+          <w:bCs/>
+        </w:rPr>
         <w:t>Schüler | Lehrer | Klassen | Kurse | Stundenplan</w:t>
       </w:r>
     </w:p>
-    <w:p>
-      <w:pPr>
-        <w:tabs>
-          <w:tab w:val="left" w:pos="2835"/>
-        </w:tabs>
-      </w:pPr>
-      <w:r>
-        <w:t>```</w:t>
-      </w:r>
-    </w:p>
-    <w:p>
-      <w:pPr>
-        <w:tabs>
-          <w:tab w:val="left" w:pos="2835"/>
-        </w:tabs>
-      </w:pPr>
-    </w:p>
-    <w:p>
-      <w:pPr>
-        <w:tabs>
-          <w:tab w:val="left" w:pos="2835"/>
-        </w:tabs>
-      </w:pPr>
-    </w:p>
-    <w:p>
-      <w:pPr>
-        <w:tabs>
-          <w:tab w:val="left" w:pos="2835"/>
-        </w:tabs>
-      </w:pPr>
-    </w:p>
-    <w:p>
-      <w:pPr>
-        <w:tabs>
-          <w:tab w:val="left" w:pos="2835"/>
-        </w:tabs>
-      </w:pPr>
-      <w:r>
+    <w:p/>
+    <w:p/>
+    <w:p/>
+    <w:p/>
+    <w:p/>
+    <w:p/>
+    <w:p/>
+    <w:p>
+      <w:pPr>
+        <w:tabs>
+          <w:tab w:val="left" w:pos="2835"/>
+        </w:tabs>
+      </w:pPr>
+    </w:p>
+    <w:p>
+      <w:pPr>
+        <w:tabs>
+          <w:tab w:val="left" w:pos="2835"/>
+        </w:tabs>
+      </w:pPr>
+    </w:p>
+    <w:p>
+      <w:pPr>
+        <w:tabs>
+          <w:tab w:val="left" w:pos="2835"/>
+        </w:tabs>
+      </w:pPr>
+    </w:p>
+    <w:p>
+      <w:pPr>
+        <w:pStyle w:val="berschrift1"/>
+      </w:pPr>
+      <w:r>
+        <w:lastRenderedPageBreak/>
         <w:t xml:space="preserve"> 6. Projektstruktur</w:t>
       </w:r>
     </w:p>
@@ -3099,13 +3351,6 @@
           <w:tab w:val="left" w:pos="2835"/>
         </w:tabs>
       </w:pPr>
-    </w:p>
-    <w:p>
-      <w:pPr>
-        <w:tabs>
-          <w:tab w:val="left" w:pos="2835"/>
-        </w:tabs>
-      </w:pPr>
       <w:r>
         <w:t>Das Projekt kann in verschiedene Bereiche aufgeteilt werden.</w:t>
       </w:r>
@@ -3116,15 +3361,7 @@
           <w:tab w:val="left" w:pos="2835"/>
         </w:tabs>
       </w:pPr>
-    </w:p>
-    <w:p>
-      <w:pPr>
-        <w:tabs>
-          <w:tab w:val="left" w:pos="2835"/>
-        </w:tabs>
-      </w:pPr>
-      <w:r>
-        <w:lastRenderedPageBreak/>
+      <w:r>
         <w:t>Beispiel:</w:t>
       </w:r>
     </w:p>
@@ -3141,17 +3378,20 @@
           <w:tab w:val="left" w:pos="2835"/>
         </w:tabs>
       </w:pPr>
-      <w:r>
-        <w:t>```text</w:t>
-      </w:r>
-    </w:p>
-    <w:p>
-      <w:pPr>
-        <w:tabs>
-          <w:tab w:val="left" w:pos="2835"/>
-        </w:tabs>
-      </w:pPr>
-      <w:r>
+    </w:p>
+    <w:p>
+      <w:pPr>
+        <w:tabs>
+          <w:tab w:val="left" w:pos="2835"/>
+        </w:tabs>
+        <w:rPr>
+          <w:rFonts w:ascii="Consolas" w:hAnsi="Consolas"/>
+        </w:rPr>
+      </w:pPr>
+      <w:r>
+        <w:rPr>
+          <w:rFonts w:ascii="Consolas" w:hAnsi="Consolas"/>
+        </w:rPr>
         <w:t>SchulApp</w:t>
       </w:r>
     </w:p>
@@ -3160,8 +3400,14 @@
         <w:tabs>
           <w:tab w:val="left" w:pos="2835"/>
         </w:tabs>
-      </w:pPr>
-      <w:r>
+        <w:rPr>
+          <w:rFonts w:ascii="Consolas" w:hAnsi="Consolas"/>
+        </w:rPr>
+      </w:pPr>
+      <w:r>
+        <w:rPr>
+          <w:rFonts w:ascii="Consolas" w:hAnsi="Consolas"/>
+        </w:rPr>
         <w:t>│</w:t>
       </w:r>
     </w:p>
@@ -3170,20 +3416,26 @@
         <w:tabs>
           <w:tab w:val="left" w:pos="2835"/>
         </w:tabs>
-      </w:pPr>
-      <w:r>
-        <w:rPr>
-          <w:rFonts w:ascii="MS Gothic" w:eastAsia="MS Gothic" w:hAnsi="MS Gothic" w:cs="MS Gothic" w:hint="eastAsia"/>
+        <w:rPr>
+          <w:rFonts w:ascii="Consolas" w:hAnsi="Consolas"/>
+        </w:rPr>
+      </w:pPr>
+      <w:r>
+        <w:rPr>
+          <w:rFonts w:ascii="Consolas" w:eastAsia="MS Gothic" w:hAnsi="Consolas" w:cs="MS Gothic"/>
         </w:rPr>
         <w:t>├</w:t>
       </w:r>
       <w:r>
         <w:rPr>
-          <w:rFonts w:ascii="Aptos" w:hAnsi="Aptos" w:cs="Aptos"/>
+          <w:rFonts w:ascii="Consolas" w:hAnsi="Consolas" w:cs="Aptos"/>
         </w:rPr>
         <w:t>──</w:t>
       </w:r>
       <w:r>
+        <w:rPr>
+          <w:rFonts w:ascii="Consolas" w:hAnsi="Consolas"/>
+        </w:rPr>
         <w:t xml:space="preserve"> Models</w:t>
       </w:r>
     </w:p>
@@ -3192,23 +3444,32 @@
         <w:tabs>
           <w:tab w:val="left" w:pos="2835"/>
         </w:tabs>
-      </w:pPr>
-      <w:r>
+        <w:rPr>
+          <w:rFonts w:ascii="Consolas" w:hAnsi="Consolas"/>
+        </w:rPr>
+      </w:pPr>
+      <w:r>
+        <w:rPr>
+          <w:rFonts w:ascii="Consolas" w:hAnsi="Consolas"/>
+        </w:rPr>
         <w:t xml:space="preserve">│   </w:t>
       </w:r>
       <w:r>
         <w:rPr>
-          <w:rFonts w:ascii="MS Gothic" w:eastAsia="MS Gothic" w:hAnsi="MS Gothic" w:cs="MS Gothic" w:hint="eastAsia"/>
+          <w:rFonts w:ascii="Consolas" w:eastAsia="MS Gothic" w:hAnsi="Consolas" w:cs="MS Gothic"/>
         </w:rPr>
         <w:t>├</w:t>
       </w:r>
       <w:r>
         <w:rPr>
-          <w:rFonts w:ascii="Aptos" w:hAnsi="Aptos" w:cs="Aptos"/>
+          <w:rFonts w:ascii="Consolas" w:hAnsi="Consolas" w:cs="Aptos"/>
         </w:rPr>
         <w:t>──</w:t>
       </w:r>
       <w:r>
+        <w:rPr>
+          <w:rFonts w:ascii="Consolas" w:hAnsi="Consolas"/>
+        </w:rPr>
         <w:t xml:space="preserve"> Schueler.cs</w:t>
       </w:r>
     </w:p>
@@ -3217,23 +3478,32 @@
         <w:tabs>
           <w:tab w:val="left" w:pos="2835"/>
         </w:tabs>
-      </w:pPr>
-      <w:r>
+        <w:rPr>
+          <w:rFonts w:ascii="Consolas" w:hAnsi="Consolas"/>
+        </w:rPr>
+      </w:pPr>
+      <w:r>
+        <w:rPr>
+          <w:rFonts w:ascii="Consolas" w:hAnsi="Consolas"/>
+        </w:rPr>
         <w:t xml:space="preserve">│   </w:t>
       </w:r>
       <w:r>
         <w:rPr>
-          <w:rFonts w:ascii="MS Gothic" w:eastAsia="MS Gothic" w:hAnsi="MS Gothic" w:cs="MS Gothic" w:hint="eastAsia"/>
+          <w:rFonts w:ascii="Consolas" w:eastAsia="MS Gothic" w:hAnsi="Consolas" w:cs="MS Gothic"/>
         </w:rPr>
         <w:t>├</w:t>
       </w:r>
       <w:r>
         <w:rPr>
-          <w:rFonts w:ascii="Aptos" w:hAnsi="Aptos" w:cs="Aptos"/>
+          <w:rFonts w:ascii="Consolas" w:hAnsi="Consolas" w:cs="Aptos"/>
         </w:rPr>
         <w:t>──</w:t>
       </w:r>
       <w:r>
+        <w:rPr>
+          <w:rFonts w:ascii="Consolas" w:hAnsi="Consolas"/>
+        </w:rPr>
         <w:t xml:space="preserve"> Lehrer.cs</w:t>
       </w:r>
     </w:p>
@@ -3242,23 +3512,32 @@
         <w:tabs>
           <w:tab w:val="left" w:pos="2835"/>
         </w:tabs>
-      </w:pPr>
-      <w:r>
+        <w:rPr>
+          <w:rFonts w:ascii="Consolas" w:hAnsi="Consolas"/>
+        </w:rPr>
+      </w:pPr>
+      <w:r>
+        <w:rPr>
+          <w:rFonts w:ascii="Consolas" w:hAnsi="Consolas"/>
+        </w:rPr>
         <w:t xml:space="preserve">│   </w:t>
       </w:r>
       <w:r>
         <w:rPr>
-          <w:rFonts w:ascii="MS Gothic" w:eastAsia="MS Gothic" w:hAnsi="MS Gothic" w:cs="MS Gothic" w:hint="eastAsia"/>
+          <w:rFonts w:ascii="Consolas" w:eastAsia="MS Gothic" w:hAnsi="Consolas" w:cs="MS Gothic"/>
         </w:rPr>
         <w:t>├</w:t>
       </w:r>
       <w:r>
         <w:rPr>
-          <w:rFonts w:ascii="Aptos" w:hAnsi="Aptos" w:cs="Aptos"/>
+          <w:rFonts w:ascii="Consolas" w:hAnsi="Consolas" w:cs="Aptos"/>
         </w:rPr>
         <w:t>──</w:t>
       </w:r>
       <w:r>
+        <w:rPr>
+          <w:rFonts w:ascii="Consolas" w:hAnsi="Consolas"/>
+        </w:rPr>
         <w:t xml:space="preserve"> Klasse.cs</w:t>
       </w:r>
     </w:p>
@@ -3267,23 +3546,32 @@
         <w:tabs>
           <w:tab w:val="left" w:pos="2835"/>
         </w:tabs>
-      </w:pPr>
-      <w:r>
+        <w:rPr>
+          <w:rFonts w:ascii="Consolas" w:hAnsi="Consolas"/>
+        </w:rPr>
+      </w:pPr>
+      <w:r>
+        <w:rPr>
+          <w:rFonts w:ascii="Consolas" w:hAnsi="Consolas"/>
+        </w:rPr>
         <w:t xml:space="preserve">│   </w:t>
       </w:r>
       <w:r>
         <w:rPr>
-          <w:rFonts w:ascii="MS Gothic" w:eastAsia="MS Gothic" w:hAnsi="MS Gothic" w:cs="MS Gothic" w:hint="eastAsia"/>
+          <w:rFonts w:ascii="Consolas" w:eastAsia="MS Gothic" w:hAnsi="Consolas" w:cs="MS Gothic"/>
         </w:rPr>
         <w:t>├</w:t>
       </w:r>
       <w:r>
         <w:rPr>
-          <w:rFonts w:ascii="Aptos" w:hAnsi="Aptos" w:cs="Aptos"/>
+          <w:rFonts w:ascii="Consolas" w:hAnsi="Consolas" w:cs="Aptos"/>
         </w:rPr>
         <w:t>──</w:t>
       </w:r>
       <w:r>
+        <w:rPr>
+          <w:rFonts w:ascii="Consolas" w:hAnsi="Consolas"/>
+        </w:rPr>
         <w:t xml:space="preserve"> Kurs.cs</w:t>
       </w:r>
     </w:p>
@@ -3292,8 +3580,14 @@
         <w:tabs>
           <w:tab w:val="left" w:pos="2835"/>
         </w:tabs>
-      </w:pPr>
-      <w:r>
+        <w:rPr>
+          <w:rFonts w:ascii="Consolas" w:hAnsi="Consolas"/>
+        </w:rPr>
+      </w:pPr>
+      <w:r>
+        <w:rPr>
+          <w:rFonts w:ascii="Consolas" w:hAnsi="Consolas"/>
+        </w:rPr>
         <w:t>│   └── StundenplanEintrag.cs</w:t>
       </w:r>
     </w:p>
@@ -3302,8 +3596,14 @@
         <w:tabs>
           <w:tab w:val="left" w:pos="2835"/>
         </w:tabs>
-      </w:pPr>
-      <w:r>
+        <w:rPr>
+          <w:rFonts w:ascii="Consolas" w:hAnsi="Consolas"/>
+        </w:rPr>
+      </w:pPr>
+      <w:r>
+        <w:rPr>
+          <w:rFonts w:ascii="Consolas" w:hAnsi="Consolas"/>
+        </w:rPr>
         <w:t>│</w:t>
       </w:r>
     </w:p>
@@ -3312,20 +3612,26 @@
         <w:tabs>
           <w:tab w:val="left" w:pos="2835"/>
         </w:tabs>
-      </w:pPr>
-      <w:r>
-        <w:rPr>
-          <w:rFonts w:ascii="MS Gothic" w:eastAsia="MS Gothic" w:hAnsi="MS Gothic" w:cs="MS Gothic" w:hint="eastAsia"/>
+        <w:rPr>
+          <w:rFonts w:ascii="Consolas" w:hAnsi="Consolas"/>
+        </w:rPr>
+      </w:pPr>
+      <w:r>
+        <w:rPr>
+          <w:rFonts w:ascii="Consolas" w:eastAsia="MS Gothic" w:hAnsi="Consolas" w:cs="MS Gothic"/>
         </w:rPr>
         <w:t>├</w:t>
       </w:r>
       <w:r>
         <w:rPr>
-          <w:rFonts w:ascii="Aptos" w:hAnsi="Aptos" w:cs="Aptos"/>
+          <w:rFonts w:ascii="Consolas" w:hAnsi="Consolas" w:cs="Aptos"/>
         </w:rPr>
         <w:t>──</w:t>
       </w:r>
       <w:r>
+        <w:rPr>
+          <w:rFonts w:ascii="Consolas" w:hAnsi="Consolas"/>
+        </w:rPr>
         <w:t xml:space="preserve"> Services</w:t>
       </w:r>
     </w:p>
@@ -3334,8 +3640,14 @@
         <w:tabs>
           <w:tab w:val="left" w:pos="2835"/>
         </w:tabs>
-      </w:pPr>
-      <w:r>
+        <w:rPr>
+          <w:rFonts w:ascii="Consolas" w:hAnsi="Consolas"/>
+        </w:rPr>
+      </w:pPr>
+      <w:r>
+        <w:rPr>
+          <w:rFonts w:ascii="Consolas" w:hAnsi="Consolas"/>
+        </w:rPr>
         <w:t>│   └── SchulService.cs</w:t>
       </w:r>
     </w:p>
@@ -3344,8 +3656,14 @@
         <w:tabs>
           <w:tab w:val="left" w:pos="2835"/>
         </w:tabs>
-      </w:pPr>
-      <w:r>
+        <w:rPr>
+          <w:rFonts w:ascii="Consolas" w:hAnsi="Consolas"/>
+        </w:rPr>
+      </w:pPr>
+      <w:r>
+        <w:rPr>
+          <w:rFonts w:ascii="Consolas" w:hAnsi="Consolas"/>
+        </w:rPr>
         <w:t>│</w:t>
       </w:r>
     </w:p>
@@ -3354,20 +3672,26 @@
         <w:tabs>
           <w:tab w:val="left" w:pos="2835"/>
         </w:tabs>
-      </w:pPr>
-      <w:r>
-        <w:rPr>
-          <w:rFonts w:ascii="MS Gothic" w:eastAsia="MS Gothic" w:hAnsi="MS Gothic" w:cs="MS Gothic" w:hint="eastAsia"/>
+        <w:rPr>
+          <w:rFonts w:ascii="Consolas" w:hAnsi="Consolas"/>
+        </w:rPr>
+      </w:pPr>
+      <w:r>
+        <w:rPr>
+          <w:rFonts w:ascii="Consolas" w:eastAsia="MS Gothic" w:hAnsi="Consolas" w:cs="MS Gothic"/>
         </w:rPr>
         <w:t>├</w:t>
       </w:r>
       <w:r>
         <w:rPr>
-          <w:rFonts w:ascii="Aptos" w:hAnsi="Aptos" w:cs="Aptos"/>
+          <w:rFonts w:ascii="Consolas" w:hAnsi="Consolas" w:cs="Aptos"/>
         </w:rPr>
         <w:t>──</w:t>
       </w:r>
       <w:r>
+        <w:rPr>
+          <w:rFonts w:ascii="Consolas" w:hAnsi="Consolas"/>
+        </w:rPr>
         <w:t xml:space="preserve"> Forms</w:t>
       </w:r>
     </w:p>
@@ -3376,8 +3700,14 @@
         <w:tabs>
           <w:tab w:val="left" w:pos="2835"/>
         </w:tabs>
-      </w:pPr>
-      <w:r>
+        <w:rPr>
+          <w:rFonts w:ascii="Consolas" w:hAnsi="Consolas"/>
+        </w:rPr>
+      </w:pPr>
+      <w:r>
+        <w:rPr>
+          <w:rFonts w:ascii="Consolas" w:hAnsi="Consolas"/>
+        </w:rPr>
         <w:t>│   └── Form1.cs</w:t>
       </w:r>
     </w:p>
@@ -3386,8 +3716,14 @@
         <w:tabs>
           <w:tab w:val="left" w:pos="2835"/>
         </w:tabs>
-      </w:pPr>
-      <w:r>
+        <w:rPr>
+          <w:rFonts w:ascii="Consolas" w:hAnsi="Consolas"/>
+        </w:rPr>
+      </w:pPr>
+      <w:r>
+        <w:rPr>
+          <w:rFonts w:ascii="Consolas" w:hAnsi="Consolas"/>
+        </w:rPr>
         <w:t>│</w:t>
       </w:r>
     </w:p>
@@ -3396,8 +3732,14 @@
         <w:tabs>
           <w:tab w:val="left" w:pos="2835"/>
         </w:tabs>
-      </w:pPr>
-      <w:r>
+        <w:rPr>
+          <w:rFonts w:ascii="Consolas" w:hAnsi="Consolas"/>
+        </w:rPr>
+      </w:pPr>
+      <w:r>
+        <w:rPr>
+          <w:rFonts w:ascii="Consolas" w:hAnsi="Consolas"/>
+        </w:rPr>
         <w:t>└── Tests</w:t>
       </w:r>
     </w:p>
@@ -3406,8 +3748,14 @@
         <w:tabs>
           <w:tab w:val="left" w:pos="2835"/>
         </w:tabs>
-      </w:pPr>
-      <w:r>
+        <w:rPr>
+          <w:rFonts w:ascii="Consolas" w:hAnsi="Consolas"/>
+        </w:rPr>
+      </w:pPr>
+      <w:r>
+        <w:rPr>
+          <w:rFonts w:ascii="Consolas" w:hAnsi="Consolas"/>
+        </w:rPr>
         <w:t xml:space="preserve">    └── SchulServiceTests.cs</w:t>
       </w:r>
     </w:p>
@@ -3417,16 +3765,6 @@
           <w:tab w:val="left" w:pos="2835"/>
         </w:tabs>
       </w:pPr>
-      <w:r>
-        <w:t>```</w:t>
-      </w:r>
-    </w:p>
-    <w:p>
-      <w:pPr>
-        <w:tabs>
-          <w:tab w:val="left" w:pos="2835"/>
-        </w:tabs>
-      </w:pPr>
     </w:p>
     <w:p>
       <w:pPr>
@@ -3495,9 +3833,7 @@
     </w:p>
     <w:p>
       <w:pPr>
-        <w:tabs>
-          <w:tab w:val="left" w:pos="2835"/>
-        </w:tabs>
+        <w:pStyle w:val="berschrift1"/>
       </w:pPr>
       <w:r>
         <w:lastRenderedPageBreak/>
@@ -3516,8 +3852,16 @@
         <w:tabs>
           <w:tab w:val="left" w:pos="2835"/>
         </w:tabs>
-      </w:pPr>
-      <w:r>
+        <w:rPr>
+          <w:b/>
+          <w:bCs/>
+        </w:rPr>
+      </w:pPr>
+      <w:r>
+        <w:rPr>
+          <w:b/>
+          <w:bCs/>
+        </w:rPr>
         <w:t xml:space="preserve"> Schritt 1: Projekt erstellen</w:t>
       </w:r>
     </w:p>
@@ -3567,29 +3911,39 @@
         <w:tabs>
           <w:tab w:val="left" w:pos="2835"/>
         </w:tabs>
-      </w:pPr>
-      <w:r>
-        <w:t>```text</w:t>
-      </w:r>
-    </w:p>
-    <w:p>
-      <w:pPr>
-        <w:tabs>
-          <w:tab w:val="left" w:pos="2835"/>
-        </w:tabs>
-      </w:pPr>
-      <w:r>
+        <w:rPr>
+          <w:b/>
+          <w:bCs/>
+          <w:i/>
+          <w:iCs/>
+        </w:rPr>
+      </w:pPr>
+      <w:r>
+        <w:rPr>
+          <w:b/>
+          <w:bCs/>
+          <w:i/>
+          <w:iCs/>
+        </w:rPr>
+        <w:t>«</w:t>
+      </w:r>
+      <w:r>
+        <w:rPr>
+          <w:b/>
+          <w:bCs/>
+          <w:i/>
+          <w:iCs/>
+        </w:rPr>
         <w:t>Windows Forms-App</w:t>
       </w:r>
-    </w:p>
-    <w:p>
-      <w:pPr>
-        <w:tabs>
-          <w:tab w:val="left" w:pos="2835"/>
-        </w:tabs>
-      </w:pPr>
-      <w:r>
-        <w:t>```</w:t>
+      <w:r>
+        <w:rPr>
+          <w:b/>
+          <w:bCs/>
+          <w:i/>
+          <w:iCs/>
+        </w:rPr>
+        <w:t>»</w:t>
       </w:r>
     </w:p>
     <w:p>
@@ -3621,59 +3975,86 @@
         <w:tabs>
           <w:tab w:val="left" w:pos="2835"/>
         </w:tabs>
-      </w:pPr>
-      <w:r>
-        <w:t>```text</w:t>
-      </w:r>
-    </w:p>
-    <w:p>
-      <w:pPr>
-        <w:tabs>
-          <w:tab w:val="left" w:pos="2835"/>
-        </w:tabs>
-      </w:pPr>
-      <w:r>
+        <w:rPr>
+          <w:b/>
+          <w:bCs/>
+          <w:i/>
+          <w:iCs/>
+        </w:rPr>
+      </w:pPr>
+      <w:r>
+        <w:rPr>
+          <w:b/>
+          <w:bCs/>
+          <w:i/>
+          <w:iCs/>
+        </w:rPr>
+        <w:t>«</w:t>
+      </w:r>
+      <w:r>
+        <w:rPr>
+          <w:b/>
+          <w:bCs/>
+          <w:i/>
+          <w:iCs/>
+        </w:rPr>
         <w:t>C</w:t>
       </w:r>
-    </w:p>
-    <w:p>
-      <w:pPr>
-        <w:tabs>
-          <w:tab w:val="left" w:pos="2835"/>
-        </w:tabs>
-      </w:pPr>
-      <w:r>
-        <w:t>```</w:t>
-      </w:r>
-    </w:p>
-    <w:p>
-      <w:pPr>
-        <w:tabs>
-          <w:tab w:val="left" w:pos="2835"/>
-        </w:tabs>
-      </w:pPr>
-    </w:p>
-    <w:p>
-      <w:pPr>
-        <w:tabs>
-          <w:tab w:val="left" w:pos="2835"/>
-        </w:tabs>
-      </w:pPr>
-    </w:p>
-    <w:p>
-      <w:pPr>
-        <w:tabs>
-          <w:tab w:val="left" w:pos="2835"/>
-        </w:tabs>
-      </w:pPr>
-    </w:p>
-    <w:p>
-      <w:pPr>
-        <w:tabs>
-          <w:tab w:val="left" w:pos="2835"/>
-        </w:tabs>
-      </w:pPr>
-      <w:r>
+      <w:r>
+        <w:rPr>
+          <w:b/>
+          <w:bCs/>
+          <w:i/>
+          <w:iCs/>
+        </w:rPr>
+        <w:t>#</w:t>
+      </w:r>
+      <w:r>
+        <w:rPr>
+          <w:b/>
+          <w:bCs/>
+          <w:i/>
+          <w:iCs/>
+        </w:rPr>
+        <w:t>»</w:t>
+      </w:r>
+    </w:p>
+    <w:p>
+      <w:pPr>
+        <w:tabs>
+          <w:tab w:val="left" w:pos="2835"/>
+        </w:tabs>
+      </w:pPr>
+    </w:p>
+    <w:p>
+      <w:pPr>
+        <w:tabs>
+          <w:tab w:val="left" w:pos="2835"/>
+        </w:tabs>
+      </w:pPr>
+    </w:p>
+    <w:p>
+      <w:pPr>
+        <w:tabs>
+          <w:tab w:val="left" w:pos="2835"/>
+        </w:tabs>
+      </w:pPr>
+    </w:p>
+    <w:p>
+      <w:pPr>
+        <w:tabs>
+          <w:tab w:val="left" w:pos="2835"/>
+        </w:tabs>
+        <w:rPr>
+          <w:b/>
+          <w:bCs/>
+        </w:rPr>
+      </w:pPr>
+      <w:r>
+        <w:rPr>
+          <w:b/>
+          <w:bCs/>
+        </w:rPr>
         <w:t xml:space="preserve"> Schritt 2: Datenmodell erstellen</w:t>
       </w:r>
     </w:p>
@@ -3723,18 +4104,20 @@
         <w:tabs>
           <w:tab w:val="left" w:pos="2835"/>
         </w:tabs>
-      </w:pPr>
-      <w:r>
-        <w:t>```csharp</w:t>
-      </w:r>
-    </w:p>
-    <w:p>
-      <w:pPr>
-        <w:tabs>
-          <w:tab w:val="left" w:pos="2835"/>
-        </w:tabs>
-      </w:pPr>
-      <w:r>
+        <w:rPr>
+          <w:b/>
+          <w:bCs/>
+          <w:i/>
+          <w:iCs/>
+        </w:rPr>
+      </w:pPr>
+      <w:r>
+        <w:rPr>
+          <w:b/>
+          <w:bCs/>
+          <w:i/>
+          <w:iCs/>
+        </w:rPr>
         <w:t>public class Schueler</w:t>
       </w:r>
     </w:p>
@@ -3744,11 +4127,19 @@
           <w:tab w:val="left" w:pos="2835"/>
         </w:tabs>
         <w:rPr>
+          <w:b/>
+          <w:bCs/>
+          <w:i/>
+          <w:iCs/>
           <w:lang w:val="en-US"/>
         </w:rPr>
       </w:pPr>
       <w:r>
         <w:rPr>
+          <w:b/>
+          <w:bCs/>
+          <w:i/>
+          <w:iCs/>
           <w:lang w:val="en-US"/>
         </w:rPr>
         <w:t>{</w:t>
@@ -3760,11 +4151,19 @@
           <w:tab w:val="left" w:pos="2835"/>
         </w:tabs>
         <w:rPr>
+          <w:b/>
+          <w:bCs/>
+          <w:i/>
+          <w:iCs/>
           <w:lang w:val="en-US"/>
         </w:rPr>
       </w:pPr>
       <w:r>
         <w:rPr>
+          <w:b/>
+          <w:bCs/>
+          <w:i/>
+          <w:iCs/>
           <w:lang w:val="en-US"/>
         </w:rPr>
         <w:t xml:space="preserve">    public int Id { get; set; }</w:t>
@@ -3776,11 +4175,19 @@
           <w:tab w:val="left" w:pos="2835"/>
         </w:tabs>
         <w:rPr>
+          <w:b/>
+          <w:bCs/>
+          <w:i/>
+          <w:iCs/>
           <w:lang w:val="en-US"/>
         </w:rPr>
       </w:pPr>
       <w:r>
         <w:rPr>
+          <w:b/>
+          <w:bCs/>
+          <w:i/>
+          <w:iCs/>
           <w:lang w:val="en-US"/>
         </w:rPr>
         <w:t xml:space="preserve">    public string Vorname { get; set; }</w:t>
@@ -3792,81 +4199,93 @@
           <w:tab w:val="left" w:pos="2835"/>
         </w:tabs>
         <w:rPr>
+          <w:b/>
+          <w:bCs/>
+          <w:i/>
+          <w:iCs/>
           <w:lang w:val="en-US"/>
         </w:rPr>
       </w:pPr>
       <w:r>
         <w:rPr>
+          <w:b/>
+          <w:bCs/>
+          <w:i/>
+          <w:iCs/>
           <w:lang w:val="en-US"/>
         </w:rPr>
+        <w:t xml:space="preserve">    public string Nachname { get; set; }</w:t>
+      </w:r>
+    </w:p>
+    <w:p>
+      <w:pPr>
+        <w:tabs>
+          <w:tab w:val="left" w:pos="2835"/>
+        </w:tabs>
+        <w:rPr>
+          <w:b/>
+          <w:bCs/>
+          <w:i/>
+          <w:iCs/>
+          <w:lang w:val="en-US"/>
+        </w:rPr>
+      </w:pPr>
+      <w:r>
+        <w:rPr>
+          <w:b/>
+          <w:bCs/>
+          <w:i/>
+          <w:iCs/>
+          <w:lang w:val="en-US"/>
+        </w:rPr>
+        <w:t xml:space="preserve">    public string Klasse { get; set; }</w:t>
+      </w:r>
+    </w:p>
+    <w:p>
+      <w:pPr>
+        <w:tabs>
+          <w:tab w:val="left" w:pos="2835"/>
+        </w:tabs>
+        <w:rPr>
+          <w:b/>
+          <w:bCs/>
+          <w:i/>
+          <w:iCs/>
+        </w:rPr>
+      </w:pPr>
+      <w:r>
+        <w:rPr>
+          <w:b/>
+          <w:bCs/>
+          <w:i/>
+          <w:iCs/>
+        </w:rPr>
+        <w:t>}</w:t>
+      </w:r>
+    </w:p>
+    <w:p>
+      <w:pPr>
+        <w:tabs>
+          <w:tab w:val="left" w:pos="2835"/>
+        </w:tabs>
+      </w:pPr>
+    </w:p>
+    <w:p>
+      <w:pPr>
+        <w:tabs>
+          <w:tab w:val="left" w:pos="2835"/>
+        </w:tabs>
+        <w:rPr>
+          <w:b/>
+          <w:bCs/>
+        </w:rPr>
+      </w:pPr>
+      <w:r>
+        <w:rPr>
+          <w:b/>
+          <w:bCs/>
+        </w:rPr>
         <w:lastRenderedPageBreak/>
-        <w:t xml:space="preserve">    public string Nachname { get; set; }</w:t>
-      </w:r>
-    </w:p>
-    <w:p>
-      <w:pPr>
-        <w:tabs>
-          <w:tab w:val="left" w:pos="2835"/>
-        </w:tabs>
-        <w:rPr>
-          <w:lang w:val="en-US"/>
-        </w:rPr>
-      </w:pPr>
-      <w:r>
-        <w:rPr>
-          <w:lang w:val="en-US"/>
-        </w:rPr>
-        <w:t xml:space="preserve">    public string Klasse { get; set; }</w:t>
-      </w:r>
-    </w:p>
-    <w:p>
-      <w:pPr>
-        <w:tabs>
-          <w:tab w:val="left" w:pos="2835"/>
-        </w:tabs>
-      </w:pPr>
-      <w:r>
-        <w:t>}</w:t>
-      </w:r>
-    </w:p>
-    <w:p>
-      <w:pPr>
-        <w:tabs>
-          <w:tab w:val="left" w:pos="2835"/>
-        </w:tabs>
-      </w:pPr>
-      <w:r>
-        <w:t>```</w:t>
-      </w:r>
-    </w:p>
-    <w:p>
-      <w:pPr>
-        <w:tabs>
-          <w:tab w:val="left" w:pos="2835"/>
-        </w:tabs>
-      </w:pPr>
-    </w:p>
-    <w:p>
-      <w:pPr>
-        <w:tabs>
-          <w:tab w:val="left" w:pos="2835"/>
-        </w:tabs>
-      </w:pPr>
-    </w:p>
-    <w:p>
-      <w:pPr>
-        <w:tabs>
-          <w:tab w:val="left" w:pos="2835"/>
-        </w:tabs>
-      </w:pPr>
-    </w:p>
-    <w:p>
-      <w:pPr>
-        <w:tabs>
-          <w:tab w:val="left" w:pos="2835"/>
-        </w:tabs>
-      </w:pPr>
-      <w:r>
         <w:t xml:space="preserve"> Schritt 3: Datenverwaltung entwickeln</w:t>
       </w:r>
     </w:p>
@@ -3916,18 +4335,16 @@
         <w:tabs>
           <w:tab w:val="left" w:pos="2835"/>
         </w:tabs>
-      </w:pPr>
-      <w:r>
-        <w:t>```text</w:t>
-      </w:r>
-    </w:p>
-    <w:p>
-      <w:pPr>
-        <w:tabs>
-          <w:tab w:val="left" w:pos="2835"/>
-        </w:tabs>
-      </w:pPr>
-      <w:r>
+        <w:rPr>
+          <w:b/>
+          <w:bCs/>
+        </w:rPr>
+      </w:pPr>
+      <w:r>
+        <w:rPr>
+          <w:b/>
+          <w:bCs/>
+        </w:rPr>
         <w:t>Create = Erstellen</w:t>
       </w:r>
     </w:p>
@@ -3936,8 +4353,16 @@
         <w:tabs>
           <w:tab w:val="left" w:pos="2835"/>
         </w:tabs>
-      </w:pPr>
-      <w:r>
+        <w:rPr>
+          <w:b/>
+          <w:bCs/>
+        </w:rPr>
+      </w:pPr>
+      <w:r>
+        <w:rPr>
+          <w:b/>
+          <w:bCs/>
+        </w:rPr>
         <w:t>Read = Anzeigen</w:t>
       </w:r>
     </w:p>
@@ -3946,8 +4371,16 @@
         <w:tabs>
           <w:tab w:val="left" w:pos="2835"/>
         </w:tabs>
-      </w:pPr>
-      <w:r>
+        <w:rPr>
+          <w:b/>
+          <w:bCs/>
+        </w:rPr>
+      </w:pPr>
+      <w:r>
+        <w:rPr>
+          <w:b/>
+          <w:bCs/>
+        </w:rPr>
         <w:t>Update = Bearbeiten</w:t>
       </w:r>
     </w:p>
@@ -3956,8 +4389,16 @@
         <w:tabs>
           <w:tab w:val="left" w:pos="2835"/>
         </w:tabs>
-      </w:pPr>
-      <w:r>
+        <w:rPr>
+          <w:b/>
+          <w:bCs/>
+        </w:rPr>
+      </w:pPr>
+      <w:r>
+        <w:rPr>
+          <w:b/>
+          <w:bCs/>
+        </w:rPr>
         <w:t>Delete = Löschen</w:t>
       </w:r>
     </w:p>
@@ -3967,9 +4408,6 @@
           <w:tab w:val="left" w:pos="2835"/>
         </w:tabs>
       </w:pPr>
-      <w:r>
-        <w:t>```</w:t>
-      </w:r>
     </w:p>
     <w:p>
       <w:pPr>
@@ -4007,15 +4445,16 @@
         <w:tabs>
           <w:tab w:val="left" w:pos="2835"/>
         </w:tabs>
-      </w:pPr>
-    </w:p>
-    <w:p>
-      <w:pPr>
-        <w:tabs>
-          <w:tab w:val="left" w:pos="2835"/>
-        </w:tabs>
-      </w:pPr>
-      <w:r>
+        <w:rPr>
+          <w:b/>
+          <w:bCs/>
+        </w:rPr>
+      </w:pPr>
+      <w:r>
+        <w:rPr>
+          <w:b/>
+          <w:bCs/>
+        </w:rPr>
         <w:t xml:space="preserve"> Schritt 4: Benutzeroberfläche erstellen</w:t>
       </w:r>
     </w:p>
@@ -4079,82 +4518,153 @@
     </w:p>
     <w:p>
       <w:pPr>
-        <w:tabs>
-          <w:tab w:val="left" w:pos="2835"/>
-        </w:tabs>
-      </w:pPr>
-      <w:r>
-        <w:t>* Buttons</w:t>
-      </w:r>
-    </w:p>
-    <w:p>
-      <w:pPr>
-        <w:tabs>
-          <w:tab w:val="left" w:pos="2835"/>
-        </w:tabs>
-      </w:pPr>
-      <w:r>
-        <w:t>* Textfelder</w:t>
-      </w:r>
-    </w:p>
-    <w:p>
-      <w:pPr>
-        <w:tabs>
-          <w:tab w:val="left" w:pos="2835"/>
-        </w:tabs>
-      </w:pPr>
-      <w:r>
-        <w:t>* Tabellen</w:t>
-      </w:r>
-    </w:p>
-    <w:p>
-      <w:pPr>
-        <w:tabs>
-          <w:tab w:val="left" w:pos="2835"/>
-        </w:tabs>
-      </w:pPr>
-      <w:r>
-        <w:t>* Beschriftungen</w:t>
-      </w:r>
-    </w:p>
-    <w:p>
-      <w:pPr>
-        <w:tabs>
-          <w:tab w:val="left" w:pos="2835"/>
-        </w:tabs>
-      </w:pPr>
-      <w:r>
-        <w:t>* Auswahlfelder</w:t>
-      </w:r>
-    </w:p>
-    <w:p>
-      <w:pPr>
-        <w:tabs>
-          <w:tab w:val="left" w:pos="2835"/>
-        </w:tabs>
-      </w:pPr>
-    </w:p>
-    <w:p>
-      <w:pPr>
-        <w:tabs>
-          <w:tab w:val="left" w:pos="2835"/>
-        </w:tabs>
-      </w:pPr>
-    </w:p>
-    <w:p>
-      <w:pPr>
-        <w:tabs>
-          <w:tab w:val="left" w:pos="2835"/>
-        </w:tabs>
-      </w:pPr>
-    </w:p>
-    <w:p>
-      <w:pPr>
-        <w:tabs>
-          <w:tab w:val="left" w:pos="2835"/>
-        </w:tabs>
-      </w:pPr>
-      <w:r>
+        <w:pStyle w:val="Listenabsatz"/>
+        <w:numPr>
+          <w:ilvl w:val="0"/>
+          <w:numId w:val="23"/>
+        </w:numPr>
+        <w:tabs>
+          <w:tab w:val="left" w:pos="2835"/>
+        </w:tabs>
+        <w:rPr>
+          <w:b/>
+          <w:bCs/>
+        </w:rPr>
+      </w:pPr>
+      <w:r>
+        <w:rPr>
+          <w:b/>
+          <w:bCs/>
+        </w:rPr>
+        <w:t>Buttons</w:t>
+      </w:r>
+    </w:p>
+    <w:p>
+      <w:pPr>
+        <w:pStyle w:val="Listenabsatz"/>
+        <w:numPr>
+          <w:ilvl w:val="0"/>
+          <w:numId w:val="23"/>
+        </w:numPr>
+        <w:tabs>
+          <w:tab w:val="left" w:pos="2835"/>
+        </w:tabs>
+        <w:rPr>
+          <w:b/>
+          <w:bCs/>
+        </w:rPr>
+      </w:pPr>
+      <w:r>
+        <w:rPr>
+          <w:b/>
+          <w:bCs/>
+        </w:rPr>
+        <w:t>Textfelder</w:t>
+      </w:r>
+    </w:p>
+    <w:p>
+      <w:pPr>
+        <w:pStyle w:val="Listenabsatz"/>
+        <w:numPr>
+          <w:ilvl w:val="0"/>
+          <w:numId w:val="23"/>
+        </w:numPr>
+        <w:tabs>
+          <w:tab w:val="left" w:pos="2835"/>
+        </w:tabs>
+        <w:rPr>
+          <w:b/>
+          <w:bCs/>
+        </w:rPr>
+      </w:pPr>
+      <w:r>
+        <w:rPr>
+          <w:b/>
+          <w:bCs/>
+        </w:rPr>
+        <w:t>Tabellen</w:t>
+      </w:r>
+    </w:p>
+    <w:p>
+      <w:pPr>
+        <w:pStyle w:val="Listenabsatz"/>
+        <w:numPr>
+          <w:ilvl w:val="0"/>
+          <w:numId w:val="23"/>
+        </w:numPr>
+        <w:tabs>
+          <w:tab w:val="left" w:pos="2835"/>
+        </w:tabs>
+        <w:rPr>
+          <w:b/>
+          <w:bCs/>
+        </w:rPr>
+      </w:pPr>
+      <w:r>
+        <w:rPr>
+          <w:b/>
+          <w:bCs/>
+        </w:rPr>
+        <w:t>Beschriftungen</w:t>
+      </w:r>
+    </w:p>
+    <w:p>
+      <w:pPr>
+        <w:pStyle w:val="Listenabsatz"/>
+        <w:numPr>
+          <w:ilvl w:val="0"/>
+          <w:numId w:val="23"/>
+        </w:numPr>
+        <w:tabs>
+          <w:tab w:val="left" w:pos="2835"/>
+        </w:tabs>
+        <w:rPr>
+          <w:b/>
+          <w:bCs/>
+        </w:rPr>
+      </w:pPr>
+      <w:r>
+        <w:rPr>
+          <w:b/>
+          <w:bCs/>
+        </w:rPr>
+        <w:t>Auswahlfelder</w:t>
+      </w:r>
+    </w:p>
+    <w:p>
+      <w:pPr>
+        <w:tabs>
+          <w:tab w:val="left" w:pos="2835"/>
+        </w:tabs>
+      </w:pPr>
+    </w:p>
+    <w:p>
+      <w:pPr>
+        <w:tabs>
+          <w:tab w:val="left" w:pos="2835"/>
+        </w:tabs>
+      </w:pPr>
+    </w:p>
+    <w:p>
+      <w:pPr>
+        <w:tabs>
+          <w:tab w:val="left" w:pos="2835"/>
+        </w:tabs>
+      </w:pPr>
+    </w:p>
+    <w:p>
+      <w:pPr>
+        <w:tabs>
+          <w:tab w:val="left" w:pos="2835"/>
+        </w:tabs>
+      </w:pPr>
+    </w:p>
+    <w:p>
+      <w:pPr>
+        <w:pStyle w:val="berschrift1"/>
+      </w:pPr>
+      <w:r>
+        <w:lastRenderedPageBreak/>
         <w:t xml:space="preserve"> 8. Unit-Tests</w:t>
       </w:r>
     </w:p>
@@ -4170,8 +4680,16 @@
         <w:tabs>
           <w:tab w:val="left" w:pos="2835"/>
         </w:tabs>
-      </w:pPr>
-      <w:r>
+        <w:rPr>
+          <w:b/>
+          <w:bCs/>
+        </w:rPr>
+      </w:pPr>
+      <w:r>
+        <w:rPr>
+          <w:b/>
+          <w:bCs/>
+        </w:rPr>
         <w:t>Für das Projekt werden mindestens drei Unit-Tests erstellt.</w:t>
       </w:r>
     </w:p>
@@ -4187,8 +4705,16 @@
         <w:tabs>
           <w:tab w:val="left" w:pos="2835"/>
         </w:tabs>
-      </w:pPr>
-      <w:r>
+        <w:rPr>
+          <w:b/>
+          <w:bCs/>
+        </w:rPr>
+      </w:pPr>
+      <w:r>
+        <w:rPr>
+          <w:b/>
+          <w:bCs/>
+        </w:rPr>
         <w:t>Die Tests überprüfen die wichtigsten CRUD-Funktionen.</w:t>
       </w:r>
     </w:p>
@@ -4204,8 +4730,20 @@
         <w:tabs>
           <w:tab w:val="left" w:pos="2835"/>
         </w:tabs>
-      </w:pPr>
-      <w:r>
+        <w:rPr>
+          <w:b/>
+          <w:bCs/>
+          <w:sz w:val="28"/>
+          <w:szCs w:val="28"/>
+        </w:rPr>
+      </w:pPr>
+      <w:r>
+        <w:rPr>
+          <w:b/>
+          <w:bCs/>
+          <w:sz w:val="28"/>
+          <w:szCs w:val="28"/>
+        </w:rPr>
         <w:t xml:space="preserve"> Test 1: Daten erstellen</w:t>
       </w:r>
     </w:p>
@@ -4221,8 +4759,20 @@
         <w:tabs>
           <w:tab w:val="left" w:pos="2835"/>
         </w:tabs>
-      </w:pPr>
-      <w:r>
+        <w:rPr>
+          <w:b/>
+          <w:bCs/>
+          <w:sz w:val="28"/>
+          <w:szCs w:val="28"/>
+        </w:rPr>
+      </w:pPr>
+      <w:r>
+        <w:rPr>
+          <w:b/>
+          <w:bCs/>
+          <w:sz w:val="28"/>
+          <w:szCs w:val="28"/>
+        </w:rPr>
         <w:t xml:space="preserve"> Ziel</w:t>
       </w:r>
     </w:p>
@@ -4238,8 +4788,16 @@
         <w:tabs>
           <w:tab w:val="left" w:pos="2835"/>
         </w:tabs>
-      </w:pPr>
-      <w:r>
+        <w:rPr>
+          <w:i/>
+          <w:iCs/>
+        </w:rPr>
+      </w:pPr>
+      <w:r>
+        <w:rPr>
+          <w:i/>
+          <w:iCs/>
+        </w:rPr>
         <w:t>Es soll überprüft werden, ob ein neuer Schüler korrekt erstellt werden kann.</w:t>
       </w:r>
     </w:p>
@@ -4255,8 +4813,16 @@
         <w:tabs>
           <w:tab w:val="left" w:pos="2835"/>
         </w:tabs>
-      </w:pPr>
-      <w:r>
+        <w:rPr>
+          <w:b/>
+          <w:bCs/>
+        </w:rPr>
+      </w:pPr>
+      <w:r>
+        <w:rPr>
+          <w:b/>
+          <w:bCs/>
+        </w:rPr>
         <w:t xml:space="preserve"> Ablauf</w:t>
       </w:r>
     </w:p>
@@ -4326,8 +4892,14 @@
         <w:tabs>
           <w:tab w:val="left" w:pos="2835"/>
         </w:tabs>
-      </w:pPr>
-      <w:r>
+        <w:rPr>
+          <w:color w:val="FF0000"/>
+        </w:rPr>
+      </w:pPr>
+      <w:r>
+        <w:rPr>
+          <w:color w:val="FF0000"/>
+        </w:rPr>
         <w:t>Der neue Schüler ist nach dem Erstellen vorhanden.</w:t>
       </w:r>
     </w:p>
@@ -4336,29 +4908,44 @@
         <w:tabs>
           <w:tab w:val="left" w:pos="2835"/>
         </w:tabs>
-      </w:pPr>
-    </w:p>
-    <w:p>
-      <w:pPr>
-        <w:tabs>
-          <w:tab w:val="left" w:pos="2835"/>
-        </w:tabs>
-      </w:pPr>
-    </w:p>
-    <w:p>
-      <w:pPr>
-        <w:tabs>
-          <w:tab w:val="left" w:pos="2835"/>
-        </w:tabs>
-      </w:pPr>
-    </w:p>
-    <w:p>
-      <w:pPr>
-        <w:tabs>
-          <w:tab w:val="left" w:pos="2835"/>
-        </w:tabs>
-      </w:pPr>
-      <w:r>
+        <w:rPr>
+          <w:color w:val="FF0000"/>
+        </w:rPr>
+      </w:pPr>
+    </w:p>
+    <w:p>
+      <w:pPr>
+        <w:rPr>
+          <w:color w:val="FF0000"/>
+        </w:rPr>
+      </w:pPr>
+      <w:r>
+        <w:rPr>
+          <w:color w:val="FF0000"/>
+        </w:rPr>
+        <w:br w:type="page"/>
+      </w:r>
+    </w:p>
+    <w:p>
+      <w:pPr>
+        <w:tabs>
+          <w:tab w:val="left" w:pos="2835"/>
+        </w:tabs>
+        <w:rPr>
+          <w:b/>
+          <w:bCs/>
+          <w:sz w:val="32"/>
+          <w:szCs w:val="32"/>
+        </w:rPr>
+      </w:pPr>
+      <w:r>
+        <w:rPr>
+          <w:b/>
+          <w:bCs/>
+          <w:sz w:val="32"/>
+          <w:szCs w:val="32"/>
+        </w:rPr>
+        <w:lastRenderedPageBreak/>
         <w:t xml:space="preserve"> Test 2: Daten bearbeiten</w:t>
       </w:r>
     </w:p>
@@ -4374,8 +4961,20 @@
         <w:tabs>
           <w:tab w:val="left" w:pos="2835"/>
         </w:tabs>
-      </w:pPr>
-      <w:r>
+        <w:rPr>
+          <w:b/>
+          <w:bCs/>
+          <w:sz w:val="32"/>
+          <w:szCs w:val="32"/>
+        </w:rPr>
+      </w:pPr>
+      <w:r>
+        <w:rPr>
+          <w:b/>
+          <w:bCs/>
+          <w:sz w:val="32"/>
+          <w:szCs w:val="32"/>
+        </w:rPr>
         <w:t xml:space="preserve"> Ziel</w:t>
       </w:r>
     </w:p>
@@ -4408,8 +5007,16 @@
         <w:tabs>
           <w:tab w:val="left" w:pos="2835"/>
         </w:tabs>
-      </w:pPr>
-      <w:r>
+        <w:rPr>
+          <w:b/>
+          <w:bCs/>
+        </w:rPr>
+      </w:pPr>
+      <w:r>
+        <w:rPr>
+          <w:b/>
+          <w:bCs/>
+        </w:rPr>
         <w:t xml:space="preserve"> Ablauf</w:t>
       </w:r>
     </w:p>
@@ -4482,8 +5089,16 @@
         <w:tabs>
           <w:tab w:val="left" w:pos="2835"/>
         </w:tabs>
-      </w:pPr>
-      <w:r>
+        <w:rPr>
+          <w:b/>
+          <w:bCs/>
+        </w:rPr>
+      </w:pPr>
+      <w:r>
+        <w:rPr>
+          <w:b/>
+          <w:bCs/>
+        </w:rPr>
         <w:t xml:space="preserve"> Erwartetes Ergebnis</w:t>
       </w:r>
     </w:p>
@@ -4499,8 +5114,14 @@
         <w:tabs>
           <w:tab w:val="left" w:pos="2835"/>
         </w:tabs>
-      </w:pPr>
-      <w:r>
+        <w:rPr>
+          <w:color w:val="FF0000"/>
+        </w:rPr>
+      </w:pPr>
+      <w:r>
+        <w:rPr>
+          <w:color w:val="FF0000"/>
+        </w:rPr>
         <w:t>Die geänderten Daten entsprechen den neuen Werten.</w:t>
       </w:r>
     </w:p>
@@ -4516,22 +5137,20 @@
         <w:tabs>
           <w:tab w:val="left" w:pos="2835"/>
         </w:tabs>
-      </w:pPr>
-    </w:p>
-    <w:p>
-      <w:pPr>
-        <w:tabs>
-          <w:tab w:val="left" w:pos="2835"/>
-        </w:tabs>
-      </w:pPr>
-    </w:p>
-    <w:p>
-      <w:pPr>
-        <w:tabs>
-          <w:tab w:val="left" w:pos="2835"/>
-        </w:tabs>
-      </w:pPr>
-      <w:r>
+        <w:rPr>
+          <w:b/>
+          <w:bCs/>
+          <w:sz w:val="32"/>
+          <w:szCs w:val="32"/>
+        </w:rPr>
+      </w:pPr>
+      <w:r>
+        <w:rPr>
+          <w:b/>
+          <w:bCs/>
+          <w:sz w:val="32"/>
+          <w:szCs w:val="32"/>
+        </w:rPr>
         <w:t xml:space="preserve"> Test 3: Daten löschen</w:t>
       </w:r>
     </w:p>
@@ -4547,8 +5166,20 @@
         <w:tabs>
           <w:tab w:val="left" w:pos="2835"/>
         </w:tabs>
-      </w:pPr>
-      <w:r>
+        <w:rPr>
+          <w:b/>
+          <w:bCs/>
+          <w:sz w:val="32"/>
+          <w:szCs w:val="32"/>
+        </w:rPr>
+      </w:pPr>
+      <w:r>
+        <w:rPr>
+          <w:b/>
+          <w:bCs/>
+          <w:sz w:val="32"/>
+          <w:szCs w:val="32"/>
+        </w:rPr>
         <w:t xml:space="preserve"> Ziel</w:t>
       </w:r>
     </w:p>
@@ -4581,8 +5212,16 @@
         <w:tabs>
           <w:tab w:val="left" w:pos="2835"/>
         </w:tabs>
-      </w:pPr>
-      <w:r>
+        <w:rPr>
+          <w:b/>
+          <w:bCs/>
+        </w:rPr>
+      </w:pPr>
+      <w:r>
+        <w:rPr>
+          <w:b/>
+          <w:bCs/>
+        </w:rPr>
         <w:t xml:space="preserve"> Ablauf</w:t>
       </w:r>
     </w:p>
@@ -4610,297 +5249,388 @@
         </w:tabs>
       </w:pPr>
       <w:r>
+        <w:t>2. Der Schüler wird zur Liste hinzugefügt.</w:t>
+      </w:r>
+    </w:p>
+    <w:p>
+      <w:pPr>
+        <w:tabs>
+          <w:tab w:val="left" w:pos="2835"/>
+        </w:tabs>
+      </w:pPr>
+      <w:r>
+        <w:t>3. Der Schüler wird gelöscht.</w:t>
+      </w:r>
+    </w:p>
+    <w:p>
+      <w:pPr>
+        <w:tabs>
+          <w:tab w:val="left" w:pos="2835"/>
+        </w:tabs>
+      </w:pPr>
+      <w:r>
+        <w:t>4. Es wird überprüft, ob der Schüler noch vorhanden ist.</w:t>
+      </w:r>
+    </w:p>
+    <w:p>
+      <w:pPr>
+        <w:tabs>
+          <w:tab w:val="left" w:pos="2835"/>
+        </w:tabs>
+      </w:pPr>
+    </w:p>
+    <w:p>
+      <w:pPr>
+        <w:tabs>
+          <w:tab w:val="left" w:pos="2835"/>
+        </w:tabs>
+        <w:rPr>
+          <w:b/>
+          <w:bCs/>
+        </w:rPr>
+      </w:pPr>
+      <w:r>
+        <w:t xml:space="preserve"> </w:t>
+      </w:r>
+      <w:r>
+        <w:rPr>
+          <w:b/>
+          <w:bCs/>
+        </w:rPr>
+        <w:t>Erwartetes Ergebnis</w:t>
+      </w:r>
+    </w:p>
+    <w:p>
+      <w:pPr>
+        <w:tabs>
+          <w:tab w:val="left" w:pos="2835"/>
+        </w:tabs>
+      </w:pPr>
+    </w:p>
+    <w:p>
+      <w:pPr>
+        <w:tabs>
+          <w:tab w:val="left" w:pos="2835"/>
+        </w:tabs>
+      </w:pPr>
+      <w:r>
+        <w:rPr>
+          <w:color w:val="FF0000"/>
+        </w:rPr>
+        <w:t>Der Schüler befindet sich nicht mehr in der Liste.</w:t>
+      </w:r>
+    </w:p>
+    <w:p>
+      <w:pPr>
+        <w:tabs>
+          <w:tab w:val="left" w:pos="2835"/>
+        </w:tabs>
+      </w:pPr>
+    </w:p>
+    <w:p>
+      <w:pPr>
+        <w:tabs>
+          <w:tab w:val="left" w:pos="2835"/>
+        </w:tabs>
+      </w:pPr>
+    </w:p>
+    <w:p>
+      <w:pPr>
+        <w:tabs>
+          <w:tab w:val="left" w:pos="2835"/>
+        </w:tabs>
+      </w:pPr>
+    </w:p>
+    <w:p>
+      <w:pPr>
+        <w:pStyle w:val="berschrift1"/>
+      </w:pPr>
+      <w:r>
+        <w:t xml:space="preserve"> 9. Definition of Done</w:t>
+      </w:r>
+    </w:p>
+    <w:p>
+      <w:pPr>
+        <w:tabs>
+          <w:tab w:val="left" w:pos="2835"/>
+        </w:tabs>
+      </w:pPr>
+    </w:p>
+    <w:p>
+      <w:pPr>
+        <w:tabs>
+          <w:tab w:val="left" w:pos="2835"/>
+        </w:tabs>
+        <w:rPr>
+          <w:b/>
+          <w:bCs/>
+        </w:rPr>
+      </w:pPr>
+      <w:r>
+        <w:rPr>
+          <w:b/>
+          <w:bCs/>
+        </w:rPr>
+        <w:t>Der Auftrag gilt als abgeschlossen, wenn folgende Punkte erfüllt sind:</w:t>
+      </w:r>
+    </w:p>
+    <w:p>
+      <w:pPr>
+        <w:tabs>
+          <w:tab w:val="left" w:pos="2835"/>
+        </w:tabs>
+      </w:pPr>
+    </w:p>
+    <w:p>
+      <w:pPr>
+        <w:pStyle w:val="Listenabsatz"/>
+        <w:numPr>
+          <w:ilvl w:val="0"/>
+          <w:numId w:val="23"/>
+        </w:numPr>
+        <w:tabs>
+          <w:tab w:val="left" w:pos="2835"/>
+        </w:tabs>
+      </w:pPr>
+      <w:r>
+        <w:t>Eine funktionierende Windows Forms Anwendung wurde erstellt.</w:t>
+      </w:r>
+    </w:p>
+    <w:p>
+      <w:pPr>
+        <w:pStyle w:val="Listenabsatz"/>
+        <w:numPr>
+          <w:ilvl w:val="0"/>
+          <w:numId w:val="23"/>
+        </w:numPr>
+        <w:tabs>
+          <w:tab w:val="left" w:pos="2835"/>
+        </w:tabs>
+      </w:pPr>
+      <w:r>
+        <w:t>Lehrer können verwaltet werden.</w:t>
+      </w:r>
+    </w:p>
+    <w:p>
+      <w:pPr>
+        <w:pStyle w:val="Listenabsatz"/>
+        <w:numPr>
+          <w:ilvl w:val="0"/>
+          <w:numId w:val="23"/>
+        </w:numPr>
+        <w:tabs>
+          <w:tab w:val="left" w:pos="2835"/>
+        </w:tabs>
+      </w:pPr>
+      <w:r>
+        <w:t>Schüler können verwaltet werden.</w:t>
+      </w:r>
+    </w:p>
+    <w:p>
+      <w:pPr>
+        <w:pStyle w:val="Listenabsatz"/>
+        <w:numPr>
+          <w:ilvl w:val="0"/>
+          <w:numId w:val="23"/>
+        </w:numPr>
+        <w:tabs>
+          <w:tab w:val="left" w:pos="2835"/>
+        </w:tabs>
+      </w:pPr>
+      <w:r>
+        <w:t>Klassen können verwaltet werden.</w:t>
+      </w:r>
+    </w:p>
+    <w:p>
+      <w:pPr>
+        <w:pStyle w:val="Listenabsatz"/>
+        <w:numPr>
+          <w:ilvl w:val="0"/>
+          <w:numId w:val="23"/>
+        </w:numPr>
+        <w:tabs>
+          <w:tab w:val="left" w:pos="2835"/>
+        </w:tabs>
+      </w:pPr>
+      <w:r>
+        <w:t>Kurse können verwaltet werden.</w:t>
+      </w:r>
+    </w:p>
+    <w:p>
+      <w:pPr>
+        <w:pStyle w:val="Listenabsatz"/>
+        <w:numPr>
+          <w:ilvl w:val="0"/>
+          <w:numId w:val="23"/>
+        </w:numPr>
+        <w:tabs>
+          <w:tab w:val="left" w:pos="2835"/>
+        </w:tabs>
+      </w:pPr>
+      <w:r>
+        <w:t>Stundenpläne können verwaltet oder angezeigt werden.</w:t>
+      </w:r>
+    </w:p>
+    <w:p>
+      <w:pPr>
+        <w:pStyle w:val="Listenabsatz"/>
+        <w:numPr>
+          <w:ilvl w:val="0"/>
+          <w:numId w:val="23"/>
+        </w:numPr>
+        <w:tabs>
+          <w:tab w:val="left" w:pos="2835"/>
+        </w:tabs>
+      </w:pPr>
+      <w:r>
+        <w:t>Daten können erstellt werden.</w:t>
+      </w:r>
+    </w:p>
+    <w:p>
+      <w:pPr>
+        <w:pStyle w:val="Listenabsatz"/>
+        <w:numPr>
+          <w:ilvl w:val="0"/>
+          <w:numId w:val="23"/>
+        </w:numPr>
+        <w:tabs>
+          <w:tab w:val="left" w:pos="2835"/>
+        </w:tabs>
+      </w:pPr>
+      <w:r>
+        <w:t>Daten können bearbeitet werden.</w:t>
+      </w:r>
+    </w:p>
+    <w:p>
+      <w:pPr>
+        <w:pStyle w:val="Listenabsatz"/>
+        <w:numPr>
+          <w:ilvl w:val="0"/>
+          <w:numId w:val="23"/>
+        </w:numPr>
+        <w:tabs>
+          <w:tab w:val="left" w:pos="2835"/>
+        </w:tabs>
+      </w:pPr>
+      <w:r>
+        <w:t>Daten können gelöscht werden.</w:t>
+      </w:r>
+    </w:p>
+    <w:p>
+      <w:pPr>
+        <w:pStyle w:val="Listenabsatz"/>
+        <w:numPr>
+          <w:ilvl w:val="0"/>
+          <w:numId w:val="23"/>
+        </w:numPr>
+        <w:tabs>
+          <w:tab w:val="left" w:pos="2835"/>
+        </w:tabs>
+      </w:pPr>
+      <w:r>
+        <w:t>Die Anwendung lässt sich ohne Fehler starten.</w:t>
+      </w:r>
+    </w:p>
+    <w:p>
+      <w:pPr>
+        <w:pStyle w:val="Listenabsatz"/>
+        <w:numPr>
+          <w:ilvl w:val="0"/>
+          <w:numId w:val="23"/>
+        </w:numPr>
+        <w:tabs>
+          <w:tab w:val="left" w:pos="2835"/>
+        </w:tabs>
+      </w:pPr>
+      <w:r>
+        <w:t>Mindestens drei Unit-Tests wurden erstellt.</w:t>
+      </w:r>
+    </w:p>
+    <w:p>
+      <w:pPr>
+        <w:pStyle w:val="Listenabsatz"/>
+        <w:numPr>
+          <w:ilvl w:val="0"/>
+          <w:numId w:val="23"/>
+        </w:numPr>
+        <w:tabs>
+          <w:tab w:val="left" w:pos="2835"/>
+        </w:tabs>
+      </w:pPr>
+      <w:r>
+        <w:t>Ein Unit-Test überprüft das Erstellen von Daten.</w:t>
+      </w:r>
+    </w:p>
+    <w:p>
+      <w:pPr>
+        <w:pStyle w:val="Listenabsatz"/>
+        <w:numPr>
+          <w:ilvl w:val="0"/>
+          <w:numId w:val="23"/>
+        </w:numPr>
+        <w:tabs>
+          <w:tab w:val="left" w:pos="2835"/>
+        </w:tabs>
+      </w:pPr>
+      <w:r>
+        <w:t>Ein Unit-Test überprüft das Bearbeiten von Daten.</w:t>
+      </w:r>
+    </w:p>
+    <w:p>
+      <w:pPr>
+        <w:pStyle w:val="Listenabsatz"/>
+        <w:numPr>
+          <w:ilvl w:val="0"/>
+          <w:numId w:val="23"/>
+        </w:numPr>
+        <w:tabs>
+          <w:tab w:val="left" w:pos="2835"/>
+        </w:tabs>
+      </w:pPr>
+      <w:r>
+        <w:t>Ein Unit-Test überprüft das Löschen von Daten.</w:t>
+      </w:r>
+    </w:p>
+    <w:p>
+      <w:pPr>
+        <w:pStyle w:val="Listenabsatz"/>
+        <w:numPr>
+          <w:ilvl w:val="0"/>
+          <w:numId w:val="23"/>
+        </w:numPr>
+        <w:tabs>
+          <w:tab w:val="left" w:pos="2835"/>
+        </w:tabs>
+      </w:pPr>
+      <w:r>
+        <w:t>Alle Unit-Tests laufen erfolgreich durch.</w:t>
+      </w:r>
+    </w:p>
+    <w:p>
+      <w:pPr>
+        <w:tabs>
+          <w:tab w:val="left" w:pos="2835"/>
+        </w:tabs>
+      </w:pPr>
+    </w:p>
+    <w:p>
+      <w:pPr>
+        <w:tabs>
+          <w:tab w:val="left" w:pos="2835"/>
+        </w:tabs>
+      </w:pPr>
+    </w:p>
+    <w:p>
+      <w:r>
+        <w:br w:type="page"/>
+      </w:r>
+    </w:p>
+    <w:p>
+      <w:pPr>
+        <w:pStyle w:val="berschrift1"/>
+      </w:pPr>
+      <w:r>
         <w:lastRenderedPageBreak/>
-        <w:t>2. Der Schüler wird zur Liste hinzugefügt.</w:t>
-      </w:r>
-    </w:p>
-    <w:p>
-      <w:pPr>
-        <w:tabs>
-          <w:tab w:val="left" w:pos="2835"/>
-        </w:tabs>
-      </w:pPr>
-      <w:r>
-        <w:t>3. Der Schüler wird gelöscht.</w:t>
-      </w:r>
-    </w:p>
-    <w:p>
-      <w:pPr>
-        <w:tabs>
-          <w:tab w:val="left" w:pos="2835"/>
-        </w:tabs>
-      </w:pPr>
-      <w:r>
-        <w:t>4. Es wird überprüft, ob der Schüler noch vorhanden ist.</w:t>
-      </w:r>
-    </w:p>
-    <w:p>
-      <w:pPr>
-        <w:tabs>
-          <w:tab w:val="left" w:pos="2835"/>
-        </w:tabs>
-      </w:pPr>
-    </w:p>
-    <w:p>
-      <w:pPr>
-        <w:tabs>
-          <w:tab w:val="left" w:pos="2835"/>
-        </w:tabs>
-      </w:pPr>
-      <w:r>
-        <w:t xml:space="preserve"> Erwartetes Ergebnis</w:t>
-      </w:r>
-    </w:p>
-    <w:p>
-      <w:pPr>
-        <w:tabs>
-          <w:tab w:val="left" w:pos="2835"/>
-        </w:tabs>
-      </w:pPr>
-    </w:p>
-    <w:p>
-      <w:pPr>
-        <w:tabs>
-          <w:tab w:val="left" w:pos="2835"/>
-        </w:tabs>
-      </w:pPr>
-      <w:r>
-        <w:t>Der Schüler befindet sich nicht mehr in der Liste.</w:t>
-      </w:r>
-    </w:p>
-    <w:p>
-      <w:pPr>
-        <w:tabs>
-          <w:tab w:val="left" w:pos="2835"/>
-        </w:tabs>
-      </w:pPr>
-    </w:p>
-    <w:p>
-      <w:pPr>
-        <w:tabs>
-          <w:tab w:val="left" w:pos="2835"/>
-        </w:tabs>
-      </w:pPr>
-    </w:p>
-    <w:p>
-      <w:pPr>
-        <w:tabs>
-          <w:tab w:val="left" w:pos="2835"/>
-        </w:tabs>
-      </w:pPr>
-    </w:p>
-    <w:p>
-      <w:pPr>
-        <w:tabs>
-          <w:tab w:val="left" w:pos="2835"/>
-        </w:tabs>
-      </w:pPr>
-      <w:r>
-        <w:t xml:space="preserve"> 9. Definition of Done</w:t>
-      </w:r>
-    </w:p>
-    <w:p>
-      <w:pPr>
-        <w:tabs>
-          <w:tab w:val="left" w:pos="2835"/>
-        </w:tabs>
-      </w:pPr>
-    </w:p>
-    <w:p>
-      <w:pPr>
-        <w:tabs>
-          <w:tab w:val="left" w:pos="2835"/>
-        </w:tabs>
-      </w:pPr>
-      <w:r>
-        <w:t>Der Auftrag gilt als abgeschlossen, wenn folgende Punkte erfüllt sind:</w:t>
-      </w:r>
-    </w:p>
-    <w:p>
-      <w:pPr>
-        <w:tabs>
-          <w:tab w:val="left" w:pos="2835"/>
-        </w:tabs>
-      </w:pPr>
-    </w:p>
-    <w:p>
-      <w:pPr>
-        <w:tabs>
-          <w:tab w:val="left" w:pos="2835"/>
-        </w:tabs>
-      </w:pPr>
-      <w:r>
-        <w:t>* Eine funktionierende Windows Forms Anwendung wurde erstellt.</w:t>
-      </w:r>
-    </w:p>
-    <w:p>
-      <w:pPr>
-        <w:tabs>
-          <w:tab w:val="left" w:pos="2835"/>
-        </w:tabs>
-      </w:pPr>
-      <w:r>
-        <w:t>* Lehrer können verwaltet werden.</w:t>
-      </w:r>
-    </w:p>
-    <w:p>
-      <w:pPr>
-        <w:tabs>
-          <w:tab w:val="left" w:pos="2835"/>
-        </w:tabs>
-      </w:pPr>
-      <w:r>
-        <w:t>* Schüler können verwaltet werden.</w:t>
-      </w:r>
-    </w:p>
-    <w:p>
-      <w:pPr>
-        <w:tabs>
-          <w:tab w:val="left" w:pos="2835"/>
-        </w:tabs>
-      </w:pPr>
-      <w:r>
-        <w:t>* Klassen können verwaltet werden.</w:t>
-      </w:r>
-    </w:p>
-    <w:p>
-      <w:pPr>
-        <w:tabs>
-          <w:tab w:val="left" w:pos="2835"/>
-        </w:tabs>
-      </w:pPr>
-      <w:r>
-        <w:t>* Kurse können verwaltet werden.</w:t>
-      </w:r>
-    </w:p>
-    <w:p>
-      <w:pPr>
-        <w:tabs>
-          <w:tab w:val="left" w:pos="2835"/>
-        </w:tabs>
-      </w:pPr>
-      <w:r>
-        <w:t>* Stundenpläne können verwaltet oder angezeigt werden.</w:t>
-      </w:r>
-    </w:p>
-    <w:p>
-      <w:pPr>
-        <w:tabs>
-          <w:tab w:val="left" w:pos="2835"/>
-        </w:tabs>
-      </w:pPr>
-      <w:r>
-        <w:t>* Daten können erstellt werden.</w:t>
-      </w:r>
-    </w:p>
-    <w:p>
-      <w:pPr>
-        <w:tabs>
-          <w:tab w:val="left" w:pos="2835"/>
-        </w:tabs>
-      </w:pPr>
-      <w:r>
-        <w:t>* Daten können bearbeitet werden.</w:t>
-      </w:r>
-    </w:p>
-    <w:p>
-      <w:pPr>
-        <w:tabs>
-          <w:tab w:val="left" w:pos="2835"/>
-        </w:tabs>
-      </w:pPr>
-      <w:r>
-        <w:t>* Daten können gelöscht werden.</w:t>
-      </w:r>
-    </w:p>
-    <w:p>
-      <w:pPr>
-        <w:tabs>
-          <w:tab w:val="left" w:pos="2835"/>
-        </w:tabs>
-      </w:pPr>
-      <w:r>
-        <w:t>* Die Anwendung lässt sich ohne Fehler starten.</w:t>
-      </w:r>
-    </w:p>
-    <w:p>
-      <w:pPr>
-        <w:tabs>
-          <w:tab w:val="left" w:pos="2835"/>
-        </w:tabs>
-      </w:pPr>
-      <w:r>
-        <w:t>* Mindestens drei Unit-Tests wurden erstellt.</w:t>
-      </w:r>
-    </w:p>
-    <w:p>
-      <w:pPr>
-        <w:tabs>
-          <w:tab w:val="left" w:pos="2835"/>
-        </w:tabs>
-      </w:pPr>
-      <w:r>
-        <w:t>* Ein Unit-Test überprüft das Erstellen von Daten.</w:t>
-      </w:r>
-    </w:p>
-    <w:p>
-      <w:pPr>
-        <w:tabs>
-          <w:tab w:val="left" w:pos="2835"/>
-        </w:tabs>
-      </w:pPr>
-      <w:r>
-        <w:t>* Ein Unit-Test überprüft das Bearbeiten von Daten.</w:t>
-      </w:r>
-    </w:p>
-    <w:p>
-      <w:pPr>
-        <w:tabs>
-          <w:tab w:val="left" w:pos="2835"/>
-        </w:tabs>
-      </w:pPr>
-      <w:r>
-        <w:t>* Ein Unit-Test überprüft das Löschen von Daten.</w:t>
-      </w:r>
-    </w:p>
-    <w:p>
-      <w:pPr>
-        <w:tabs>
-          <w:tab w:val="left" w:pos="2835"/>
-        </w:tabs>
-      </w:pPr>
-      <w:r>
-        <w:t>* Alle Unit-Tests laufen erfolgreich durch.</w:t>
-      </w:r>
-    </w:p>
-    <w:p>
-      <w:pPr>
-        <w:tabs>
-          <w:tab w:val="left" w:pos="2835"/>
-        </w:tabs>
-      </w:pPr>
-    </w:p>
-    <w:p>
-      <w:pPr>
-        <w:tabs>
-          <w:tab w:val="left" w:pos="2835"/>
-        </w:tabs>
-      </w:pPr>
-    </w:p>
-    <w:p>
-      <w:pPr>
-        <w:tabs>
-          <w:tab w:val="left" w:pos="2835"/>
-        </w:tabs>
-      </w:pPr>
-    </w:p>
-    <w:p>
-      <w:pPr>
-        <w:tabs>
-          <w:tab w:val="left" w:pos="2835"/>
-        </w:tabs>
-      </w:pPr>
-      <w:r>
         <w:t xml:space="preserve"> 10. Fazit</w:t>
       </w:r>
     </w:p>
@@ -4918,7 +5648,13 @@
         </w:tabs>
       </w:pPr>
       <w:r>
-        <w:t>Mit diesem Projekt wird eine einfache Schulverwaltungsanwendung mit C und Windows Forms entwickelt.</w:t>
+        <w:t>Mit diesem Projekt wird eine einfache Schulverwaltungsanwendung mit C</w:t>
+      </w:r>
+      <w:r>
+        <w:t>#</w:t>
+      </w:r>
+      <w:r>
+        <w:t xml:space="preserve"> und Windows Forms entwickelt.</w:t>
       </w:r>
     </w:p>
     <w:p>
@@ -8626,6 +9362,118 @@
     </w:lvl>
   </w:abstractNum>
   <w:abstractNum w:abstractNumId="29" w15:restartNumberingAfterBreak="0">
+    <w:nsid w:val="5BF62A4C"/>
+    <w:multiLevelType w:val="hybridMultilevel"/>
+    <w:tmpl w:val="CFDE1BBC"/>
+    <w:lvl w:ilvl="0" w:tplc="89A86E70">
+      <w:numFmt w:val="bullet"/>
+      <w:lvlText w:val=""/>
+      <w:lvlJc w:val="left"/>
+      <w:pPr>
+        <w:ind w:left="720" w:hanging="360"/>
+      </w:pPr>
+      <w:rPr>
+        <w:rFonts w:ascii="Symbol" w:eastAsiaTheme="minorHAnsi" w:hAnsi="Symbol" w:cstheme="minorBidi" w:hint="default"/>
+      </w:rPr>
+    </w:lvl>
+    <w:lvl w:ilvl="1" w:tplc="08070003" w:tentative="1">
+      <w:start w:val="1"/>
+      <w:numFmt w:val="bullet"/>
+      <w:lvlText w:val="o"/>
+      <w:lvlJc w:val="left"/>
+      <w:pPr>
+        <w:ind w:left="1440" w:hanging="360"/>
+      </w:pPr>
+      <w:rPr>
+        <w:rFonts w:ascii="Courier New" w:hAnsi="Courier New" w:cs="Courier New" w:hint="default"/>
+      </w:rPr>
+    </w:lvl>
+    <w:lvl w:ilvl="2" w:tplc="08070005" w:tentative="1">
+      <w:start w:val="1"/>
+      <w:numFmt w:val="bullet"/>
+      <w:lvlText w:val=""/>
+      <w:lvlJc w:val="left"/>
+      <w:pPr>
+        <w:ind w:left="2160" w:hanging="360"/>
+      </w:pPr>
+      <w:rPr>
+        <w:rFonts w:ascii="Wingdings" w:hAnsi="Wingdings" w:hint="default"/>
+      </w:rPr>
+    </w:lvl>
+    <w:lvl w:ilvl="3" w:tplc="08070001" w:tentative="1">
+      <w:start w:val="1"/>
+      <w:numFmt w:val="bullet"/>
+      <w:lvlText w:val=""/>
+      <w:lvlJc w:val="left"/>
+      <w:pPr>
+        <w:ind w:left="2880" w:hanging="360"/>
+      </w:pPr>
+      <w:rPr>
+        <w:rFonts w:ascii="Symbol" w:hAnsi="Symbol" w:hint="default"/>
+      </w:rPr>
+    </w:lvl>
+    <w:lvl w:ilvl="4" w:tplc="08070003" w:tentative="1">
+      <w:start w:val="1"/>
+      <w:numFmt w:val="bullet"/>
+      <w:lvlText w:val="o"/>
+      <w:lvlJc w:val="left"/>
+      <w:pPr>
+        <w:ind w:left="3600" w:hanging="360"/>
+      </w:pPr>
+      <w:rPr>
+        <w:rFonts w:ascii="Courier New" w:hAnsi="Courier New" w:cs="Courier New" w:hint="default"/>
+      </w:rPr>
+    </w:lvl>
+    <w:lvl w:ilvl="5" w:tplc="08070005" w:tentative="1">
+      <w:start w:val="1"/>
+      <w:numFmt w:val="bullet"/>
+      <w:lvlText w:val=""/>
+      <w:lvlJc w:val="left"/>
+      <w:pPr>
+        <w:ind w:left="4320" w:hanging="360"/>
+      </w:pPr>
+      <w:rPr>
+        <w:rFonts w:ascii="Wingdings" w:hAnsi="Wingdings" w:hint="default"/>
+      </w:rPr>
+    </w:lvl>
+    <w:lvl w:ilvl="6" w:tplc="08070001" w:tentative="1">
+      <w:start w:val="1"/>
+      <w:numFmt w:val="bullet"/>
+      <w:lvlText w:val=""/>
+      <w:lvlJc w:val="left"/>
+      <w:pPr>
+        <w:ind w:left="5040" w:hanging="360"/>
+      </w:pPr>
+      <w:rPr>
+        <w:rFonts w:ascii="Symbol" w:hAnsi="Symbol" w:hint="default"/>
+      </w:rPr>
+    </w:lvl>
+    <w:lvl w:ilvl="7" w:tplc="08070003" w:tentative="1">
+      <w:start w:val="1"/>
+      <w:numFmt w:val="bullet"/>
+      <w:lvlText w:val="o"/>
+      <w:lvlJc w:val="left"/>
+      <w:pPr>
+        <w:ind w:left="5760" w:hanging="360"/>
+      </w:pPr>
+      <w:rPr>
+        <w:rFonts w:ascii="Courier New" w:hAnsi="Courier New" w:cs="Courier New" w:hint="default"/>
+      </w:rPr>
+    </w:lvl>
+    <w:lvl w:ilvl="8" w:tplc="08070005" w:tentative="1">
+      <w:start w:val="1"/>
+      <w:numFmt w:val="bullet"/>
+      <w:lvlText w:val=""/>
+      <w:lvlJc w:val="left"/>
+      <w:pPr>
+        <w:ind w:left="6480" w:hanging="360"/>
+      </w:pPr>
+      <w:rPr>
+        <w:rFonts w:ascii="Wingdings" w:hAnsi="Wingdings" w:hint="default"/>
+      </w:rPr>
+    </w:lvl>
+  </w:abstractNum>
+  <w:abstractNum w:abstractNumId="30" w15:restartNumberingAfterBreak="0">
     <w:nsid w:val="6519485F"/>
     <w:multiLevelType w:val="multilevel"/>
     <w:tmpl w:val="459CFC0C"/>
@@ -8774,7 +9622,7 @@
       </w:rPr>
     </w:lvl>
   </w:abstractNum>
-  <w:abstractNum w:abstractNumId="30" w15:restartNumberingAfterBreak="0">
+  <w:abstractNum w:abstractNumId="31" w15:restartNumberingAfterBreak="0">
     <w:nsid w:val="69010CB9"/>
     <w:multiLevelType w:val="multilevel"/>
     <w:tmpl w:val="8836164A"/>
@@ -8887,7 +9735,120 @@
       </w:pPr>
     </w:lvl>
   </w:abstractNum>
-  <w:abstractNum w:abstractNumId="31" w15:restartNumberingAfterBreak="0">
+  <w:abstractNum w:abstractNumId="32" w15:restartNumberingAfterBreak="0">
+    <w:nsid w:val="70872D7C"/>
+    <w:multiLevelType w:val="hybridMultilevel"/>
+    <w:tmpl w:val="305232E4"/>
+    <w:lvl w:ilvl="0" w:tplc="08070001">
+      <w:start w:val="1"/>
+      <w:numFmt w:val="bullet"/>
+      <w:lvlText w:val=""/>
+      <w:lvlJc w:val="left"/>
+      <w:pPr>
+        <w:ind w:left="720" w:hanging="360"/>
+      </w:pPr>
+      <w:rPr>
+        <w:rFonts w:ascii="Symbol" w:hAnsi="Symbol" w:hint="default"/>
+      </w:rPr>
+    </w:lvl>
+    <w:lvl w:ilvl="1" w:tplc="08070003" w:tentative="1">
+      <w:start w:val="1"/>
+      <w:numFmt w:val="bullet"/>
+      <w:lvlText w:val="o"/>
+      <w:lvlJc w:val="left"/>
+      <w:pPr>
+        <w:ind w:left="1440" w:hanging="360"/>
+      </w:pPr>
+      <w:rPr>
+        <w:rFonts w:ascii="Courier New" w:hAnsi="Courier New" w:cs="Courier New" w:hint="default"/>
+      </w:rPr>
+    </w:lvl>
+    <w:lvl w:ilvl="2" w:tplc="08070005" w:tentative="1">
+      <w:start w:val="1"/>
+      <w:numFmt w:val="bullet"/>
+      <w:lvlText w:val=""/>
+      <w:lvlJc w:val="left"/>
+      <w:pPr>
+        <w:ind w:left="2160" w:hanging="360"/>
+      </w:pPr>
+      <w:rPr>
+        <w:rFonts w:ascii="Wingdings" w:hAnsi="Wingdings" w:hint="default"/>
+      </w:rPr>
+    </w:lvl>
+    <w:lvl w:ilvl="3" w:tplc="08070001" w:tentative="1">
+      <w:start w:val="1"/>
+      <w:numFmt w:val="bullet"/>
+      <w:lvlText w:val=""/>
+      <w:lvlJc w:val="left"/>
+      <w:pPr>
+        <w:ind w:left="2880" w:hanging="360"/>
+      </w:pPr>
+      <w:rPr>
+        <w:rFonts w:ascii="Symbol" w:hAnsi="Symbol" w:hint="default"/>
+      </w:rPr>
+    </w:lvl>
+    <w:lvl w:ilvl="4" w:tplc="08070003" w:tentative="1">
+      <w:start w:val="1"/>
+      <w:numFmt w:val="bullet"/>
+      <w:lvlText w:val="o"/>
+      <w:lvlJc w:val="left"/>
+      <w:pPr>
+        <w:ind w:left="3600" w:hanging="360"/>
+      </w:pPr>
+      <w:rPr>
+        <w:rFonts w:ascii="Courier New" w:hAnsi="Courier New" w:cs="Courier New" w:hint="default"/>
+      </w:rPr>
+    </w:lvl>
+    <w:lvl w:ilvl="5" w:tplc="08070005" w:tentative="1">
+      <w:start w:val="1"/>
+      <w:numFmt w:val="bullet"/>
+      <w:lvlText w:val=""/>
+      <w:lvlJc w:val="left"/>
+      <w:pPr>
+        <w:ind w:left="4320" w:hanging="360"/>
+      </w:pPr>
+      <w:rPr>
+        <w:rFonts w:ascii="Wingdings" w:hAnsi="Wingdings" w:hint="default"/>
+      </w:rPr>
+    </w:lvl>
+    <w:lvl w:ilvl="6" w:tplc="08070001" w:tentative="1">
+      <w:start w:val="1"/>
+      <w:numFmt w:val="bullet"/>
+      <w:lvlText w:val=""/>
+      <w:lvlJc w:val="left"/>
+      <w:pPr>
+        <w:ind w:left="5040" w:hanging="360"/>
+      </w:pPr>
+      <w:rPr>
+        <w:rFonts w:ascii="Symbol" w:hAnsi="Symbol" w:hint="default"/>
+      </w:rPr>
+    </w:lvl>
+    <w:lvl w:ilvl="7" w:tplc="08070003" w:tentative="1">
+      <w:start w:val="1"/>
+      <w:numFmt w:val="bullet"/>
+      <w:lvlText w:val="o"/>
+      <w:lvlJc w:val="left"/>
+      <w:pPr>
+        <w:ind w:left="5760" w:hanging="360"/>
+      </w:pPr>
+      <w:rPr>
+        <w:rFonts w:ascii="Courier New" w:hAnsi="Courier New" w:cs="Courier New" w:hint="default"/>
+      </w:rPr>
+    </w:lvl>
+    <w:lvl w:ilvl="8" w:tplc="08070005" w:tentative="1">
+      <w:start w:val="1"/>
+      <w:numFmt w:val="bullet"/>
+      <w:lvlText w:val=""/>
+      <w:lvlJc w:val="left"/>
+      <w:pPr>
+        <w:ind w:left="6480" w:hanging="360"/>
+      </w:pPr>
+      <w:rPr>
+        <w:rFonts w:ascii="Wingdings" w:hAnsi="Wingdings" w:hint="default"/>
+      </w:rPr>
+    </w:lvl>
+  </w:abstractNum>
+  <w:abstractNum w:abstractNumId="33" w15:restartNumberingAfterBreak="0">
     <w:nsid w:val="729515C6"/>
     <w:multiLevelType w:val="multilevel"/>
     <w:tmpl w:val="E92CD560"/>
@@ -9036,7 +9997,7 @@
       </w:rPr>
     </w:lvl>
   </w:abstractNum>
-  <w:abstractNum w:abstractNumId="32" w15:restartNumberingAfterBreak="0">
+  <w:abstractNum w:abstractNumId="34" w15:restartNumberingAfterBreak="0">
     <w:nsid w:val="72D10951"/>
     <w:multiLevelType w:val="multilevel"/>
     <w:tmpl w:val="182002A4"/>
@@ -9185,7 +10146,7 @@
       </w:rPr>
     </w:lvl>
   </w:abstractNum>
-  <w:abstractNum w:abstractNumId="33" w15:restartNumberingAfterBreak="0">
+  <w:abstractNum w:abstractNumId="35" w15:restartNumberingAfterBreak="0">
     <w:nsid w:val="733A4F61"/>
     <w:multiLevelType w:val="multilevel"/>
     <w:tmpl w:val="0F105136"/>
@@ -9298,7 +10259,7 @@
       </w:pPr>
     </w:lvl>
   </w:abstractNum>
-  <w:abstractNum w:abstractNumId="34" w15:restartNumberingAfterBreak="0">
+  <w:abstractNum w:abstractNumId="36" w15:restartNumberingAfterBreak="0">
     <w:nsid w:val="75883665"/>
     <w:multiLevelType w:val="multilevel"/>
     <w:tmpl w:val="E41EFC2A"/>
@@ -9447,7 +10408,7 @@
       </w:rPr>
     </w:lvl>
   </w:abstractNum>
-  <w:abstractNum w:abstractNumId="35" w15:restartNumberingAfterBreak="0">
+  <w:abstractNum w:abstractNumId="37" w15:restartNumberingAfterBreak="0">
     <w:nsid w:val="762F2E0B"/>
     <w:multiLevelType w:val="multilevel"/>
     <w:tmpl w:val="12467882"/>
@@ -9596,7 +10557,7 @@
       </w:rPr>
     </w:lvl>
   </w:abstractNum>
-  <w:abstractNum w:abstractNumId="36" w15:restartNumberingAfterBreak="0">
+  <w:abstractNum w:abstractNumId="38" w15:restartNumberingAfterBreak="0">
     <w:nsid w:val="79C37426"/>
     <w:multiLevelType w:val="multilevel"/>
     <w:tmpl w:val="6846D4D0"/>
@@ -9745,7 +10706,7 @@
       </w:rPr>
     </w:lvl>
   </w:abstractNum>
-  <w:abstractNum w:abstractNumId="37" w15:restartNumberingAfterBreak="0">
+  <w:abstractNum w:abstractNumId="39" w15:restartNumberingAfterBreak="0">
     <w:nsid w:val="7AAE2ADD"/>
     <w:multiLevelType w:val="multilevel"/>
     <w:tmpl w:val="1AC20EB0"/>
@@ -9895,16 +10856,16 @@
     </w:lvl>
   </w:abstractNum>
   <w:num w:numId="1" w16cid:durableId="1066760212">
-    <w:abstractNumId w:val="35"/>
+    <w:abstractNumId w:val="37"/>
   </w:num>
   <w:num w:numId="2" w16cid:durableId="278218960">
-    <w:abstractNumId w:val="29"/>
+    <w:abstractNumId w:val="30"/>
   </w:num>
   <w:num w:numId="3" w16cid:durableId="1049256732">
     <w:abstractNumId w:val="11"/>
   </w:num>
   <w:num w:numId="4" w16cid:durableId="1989088601">
-    <w:abstractNumId w:val="37"/>
+    <w:abstractNumId w:val="39"/>
   </w:num>
   <w:num w:numId="5" w16cid:durableId="1746612684">
     <w:abstractNumId w:val="9"/>
@@ -9922,19 +10883,19 @@
     <w:abstractNumId w:val="18"/>
   </w:num>
   <w:num w:numId="10" w16cid:durableId="988705416">
-    <w:abstractNumId w:val="31"/>
+    <w:abstractNumId w:val="33"/>
   </w:num>
   <w:num w:numId="11" w16cid:durableId="737436778">
     <w:abstractNumId w:val="17"/>
   </w:num>
   <w:num w:numId="12" w16cid:durableId="1577544336">
-    <w:abstractNumId w:val="32"/>
+    <w:abstractNumId w:val="34"/>
   </w:num>
   <w:num w:numId="13" w16cid:durableId="1341741498">
-    <w:abstractNumId w:val="34"/>
+    <w:abstractNumId w:val="36"/>
   </w:num>
   <w:num w:numId="14" w16cid:durableId="2018456193">
-    <w:abstractNumId w:val="36"/>
+    <w:abstractNumId w:val="38"/>
   </w:num>
   <w:num w:numId="15" w16cid:durableId="601424396">
     <w:abstractNumId w:val="25"/>
@@ -9946,10 +10907,10 @@
     <w:abstractNumId w:val="8"/>
   </w:num>
   <w:num w:numId="18" w16cid:durableId="730881820">
-    <w:abstractNumId w:val="30"/>
+    <w:abstractNumId w:val="31"/>
   </w:num>
   <w:num w:numId="19" w16cid:durableId="1939092466">
-    <w:abstractNumId w:val="33"/>
+    <w:abstractNumId w:val="35"/>
   </w:num>
   <w:num w:numId="20" w16cid:durableId="463473090">
     <w:abstractNumId w:val="0"/>
@@ -10007,6 +10968,24 @@
   </w:num>
   <w:num w:numId="38" w16cid:durableId="1239483372">
     <w:abstractNumId w:val="15"/>
+  </w:num>
+  <w:num w:numId="39" w16cid:durableId="1287740220">
+    <w:abstractNumId w:val="10"/>
+    <w:lvlOverride w:ilvl="0"/>
+    <w:lvlOverride w:ilvl="1"/>
+    <w:lvlOverride w:ilvl="2"/>
+    <w:lvlOverride w:ilvl="3"/>
+    <w:lvlOverride w:ilvl="4"/>
+    <w:lvlOverride w:ilvl="5"/>
+    <w:lvlOverride w:ilvl="6"/>
+    <w:lvlOverride w:ilvl="7"/>
+    <w:lvlOverride w:ilvl="8"/>
+  </w:num>
+  <w:num w:numId="40" w16cid:durableId="47145486">
+    <w:abstractNumId w:val="32"/>
+  </w:num>
+  <w:num w:numId="41" w16cid:durableId="453447682">
+    <w:abstractNumId w:val="29"/>
   </w:num>
 </w:numbering>
 </file>
@@ -10614,7 +11593,6 @@
   <w:style w:type="character" w:default="1" w:styleId="Absatz-Standardschriftart">
     <w:name w:val="Default Paragraph Font"/>
     <w:uiPriority w:val="1"/>
-    <w:semiHidden/>
     <w:unhideWhenUsed/>
   </w:style>
   <w:style w:type="table" w:default="1" w:styleId="NormaleTabelle">

--- a/DokuUndAufgabe.docx
+++ b/DokuUndAufgabe.docx
@@ -318,7 +318,9 @@
               <w:tab w:val="right" w:leader="dot" w:pos="10456"/>
             </w:tabs>
             <w:rPr>
+              <w:rFonts w:eastAsiaTheme="minorEastAsia"/>
               <w:noProof/>
+              <w:lang w:eastAsia="de-CH"/>
             </w:rPr>
           </w:pPr>
           <w:r>
@@ -330,7 +332,7 @@
           <w:r>
             <w:fldChar w:fldCharType="separate"/>
           </w:r>
-          <w:hyperlink w:anchor="_Toc236923653" w:history="1">
+          <w:hyperlink w:anchor="_Toc237261053" w:history="1">
             <w:r>
               <w:rPr>
                 <w:rStyle w:val="Hyperlink"/>
@@ -357,7 +359,7 @@
                 <w:noProof/>
                 <w:webHidden/>
               </w:rPr>
-              <w:instrText xml:space="preserve"> PAGEREF _Toc236923653 \h </w:instrText>
+              <w:instrText xml:space="preserve"> PAGEREF _Toc237261053 \h </w:instrText>
             </w:r>
             <w:r>
               <w:rPr>
@@ -395,10 +397,12 @@
               <w:tab w:val="right" w:leader="dot" w:pos="10456"/>
             </w:tabs>
             <w:rPr>
+              <w:rFonts w:eastAsiaTheme="minorEastAsia"/>
               <w:noProof/>
+              <w:lang w:eastAsia="de-CH"/>
             </w:rPr>
           </w:pPr>
-          <w:hyperlink w:anchor="_Toc236923654" w:history="1">
+          <w:hyperlink w:anchor="_Toc237261054" w:history="1">
             <w:r>
               <w:rPr>
                 <w:rStyle w:val="Hyperlink"/>
@@ -425,7 +429,7 @@
                 <w:noProof/>
                 <w:webHidden/>
               </w:rPr>
-              <w:instrText xml:space="preserve"> PAGEREF _Toc236923654 \h </w:instrText>
+              <w:instrText xml:space="preserve"> PAGEREF _Toc237261054 \h </w:instrText>
             </w:r>
             <w:r>
               <w:rPr>
@@ -463,10 +467,12 @@
               <w:tab w:val="right" w:leader="dot" w:pos="10456"/>
             </w:tabs>
             <w:rPr>
+              <w:rFonts w:eastAsiaTheme="minorEastAsia"/>
               <w:noProof/>
+              <w:lang w:eastAsia="de-CH"/>
             </w:rPr>
           </w:pPr>
-          <w:hyperlink w:anchor="_Toc236923655" w:history="1">
+          <w:hyperlink w:anchor="_Toc237261055" w:history="1">
             <w:r>
               <w:rPr>
                 <w:rStyle w:val="Hyperlink"/>
@@ -493,7 +499,7 @@
                 <w:noProof/>
                 <w:webHidden/>
               </w:rPr>
-              <w:instrText xml:space="preserve"> PAGEREF _Toc236923655 \h </w:instrText>
+              <w:instrText xml:space="preserve"> PAGEREF _Toc237261055 \h </w:instrText>
             </w:r>
             <w:r>
               <w:rPr>
@@ -525,6 +531,496 @@
           </w:hyperlink>
         </w:p>
         <w:p>
+          <w:pPr>
+            <w:pStyle w:val="Verzeichnis1"/>
+            <w:tabs>
+              <w:tab w:val="right" w:leader="dot" w:pos="10456"/>
+            </w:tabs>
+            <w:rPr>
+              <w:rFonts w:eastAsiaTheme="minorEastAsia"/>
+              <w:noProof/>
+              <w:lang w:eastAsia="de-CH"/>
+            </w:rPr>
+          </w:pPr>
+          <w:hyperlink w:anchor="_Toc237261056" w:history="1">
+            <w:r>
+              <w:rPr>
+                <w:rStyle w:val="Hyperlink"/>
+                <w:noProof/>
+              </w:rPr>
+              <w:t>4. Geplante Daten</w:t>
+            </w:r>
+            <w:r>
+              <w:rPr>
+                <w:noProof/>
+                <w:webHidden/>
+              </w:rPr>
+              <w:tab/>
+            </w:r>
+            <w:r>
+              <w:rPr>
+                <w:noProof/>
+                <w:webHidden/>
+              </w:rPr>
+              <w:fldChar w:fldCharType="begin"/>
+            </w:r>
+            <w:r>
+              <w:rPr>
+                <w:noProof/>
+                <w:webHidden/>
+              </w:rPr>
+              <w:instrText xml:space="preserve"> PAGEREF _Toc237261056 \h </w:instrText>
+            </w:r>
+            <w:r>
+              <w:rPr>
+                <w:noProof/>
+                <w:webHidden/>
+              </w:rPr>
+            </w:r>
+            <w:r>
+              <w:rPr>
+                <w:noProof/>
+                <w:webHidden/>
+              </w:rPr>
+              <w:fldChar w:fldCharType="separate"/>
+            </w:r>
+            <w:r>
+              <w:rPr>
+                <w:noProof/>
+                <w:webHidden/>
+              </w:rPr>
+              <w:t>7</w:t>
+            </w:r>
+            <w:r>
+              <w:rPr>
+                <w:noProof/>
+                <w:webHidden/>
+              </w:rPr>
+              <w:fldChar w:fldCharType="end"/>
+            </w:r>
+          </w:hyperlink>
+        </w:p>
+        <w:p>
+          <w:pPr>
+            <w:pStyle w:val="Verzeichnis1"/>
+            <w:tabs>
+              <w:tab w:val="right" w:leader="dot" w:pos="10456"/>
+            </w:tabs>
+            <w:rPr>
+              <w:rFonts w:eastAsiaTheme="minorEastAsia"/>
+              <w:noProof/>
+              <w:lang w:eastAsia="de-CH"/>
+            </w:rPr>
+          </w:pPr>
+          <w:hyperlink w:anchor="_Toc237261057" w:history="1">
+            <w:r>
+              <w:rPr>
+                <w:rStyle w:val="Hyperlink"/>
+                <w:noProof/>
+              </w:rPr>
+              <w:t>5. Benutzeroberfläche</w:t>
+            </w:r>
+            <w:r>
+              <w:rPr>
+                <w:noProof/>
+                <w:webHidden/>
+              </w:rPr>
+              <w:tab/>
+            </w:r>
+            <w:r>
+              <w:rPr>
+                <w:noProof/>
+                <w:webHidden/>
+              </w:rPr>
+              <w:fldChar w:fldCharType="begin"/>
+            </w:r>
+            <w:r>
+              <w:rPr>
+                <w:noProof/>
+                <w:webHidden/>
+              </w:rPr>
+              <w:instrText xml:space="preserve"> PAGEREF _Toc237261057 \h </w:instrText>
+            </w:r>
+            <w:r>
+              <w:rPr>
+                <w:noProof/>
+                <w:webHidden/>
+              </w:rPr>
+            </w:r>
+            <w:r>
+              <w:rPr>
+                <w:noProof/>
+                <w:webHidden/>
+              </w:rPr>
+              <w:fldChar w:fldCharType="separate"/>
+            </w:r>
+            <w:r>
+              <w:rPr>
+                <w:noProof/>
+                <w:webHidden/>
+              </w:rPr>
+              <w:t>9</w:t>
+            </w:r>
+            <w:r>
+              <w:rPr>
+                <w:noProof/>
+                <w:webHidden/>
+              </w:rPr>
+              <w:fldChar w:fldCharType="end"/>
+            </w:r>
+          </w:hyperlink>
+        </w:p>
+        <w:p>
+          <w:pPr>
+            <w:pStyle w:val="Verzeichnis1"/>
+            <w:tabs>
+              <w:tab w:val="right" w:leader="dot" w:pos="10456"/>
+            </w:tabs>
+            <w:rPr>
+              <w:rFonts w:eastAsiaTheme="minorEastAsia"/>
+              <w:noProof/>
+              <w:lang w:eastAsia="de-CH"/>
+            </w:rPr>
+          </w:pPr>
+          <w:hyperlink w:anchor="_Toc237261058" w:history="1">
+            <w:r>
+              <w:rPr>
+                <w:rStyle w:val="Hyperlink"/>
+                <w:noProof/>
+              </w:rPr>
+              <w:t>6. Projektstruktur</w:t>
+            </w:r>
+            <w:r>
+              <w:rPr>
+                <w:noProof/>
+                <w:webHidden/>
+              </w:rPr>
+              <w:tab/>
+            </w:r>
+            <w:r>
+              <w:rPr>
+                <w:noProof/>
+                <w:webHidden/>
+              </w:rPr>
+              <w:fldChar w:fldCharType="begin"/>
+            </w:r>
+            <w:r>
+              <w:rPr>
+                <w:noProof/>
+                <w:webHidden/>
+              </w:rPr>
+              <w:instrText xml:space="preserve"> PAGEREF _Toc237261058 \h </w:instrText>
+            </w:r>
+            <w:r>
+              <w:rPr>
+                <w:noProof/>
+                <w:webHidden/>
+              </w:rPr>
+            </w:r>
+            <w:r>
+              <w:rPr>
+                <w:noProof/>
+                <w:webHidden/>
+              </w:rPr>
+              <w:fldChar w:fldCharType="separate"/>
+            </w:r>
+            <w:r>
+              <w:rPr>
+                <w:noProof/>
+                <w:webHidden/>
+              </w:rPr>
+              <w:t>10</w:t>
+            </w:r>
+            <w:r>
+              <w:rPr>
+                <w:noProof/>
+                <w:webHidden/>
+              </w:rPr>
+              <w:fldChar w:fldCharType="end"/>
+            </w:r>
+          </w:hyperlink>
+        </w:p>
+        <w:p>
+          <w:pPr>
+            <w:pStyle w:val="Verzeichnis1"/>
+            <w:tabs>
+              <w:tab w:val="right" w:leader="dot" w:pos="10456"/>
+            </w:tabs>
+            <w:rPr>
+              <w:rFonts w:eastAsiaTheme="minorEastAsia"/>
+              <w:noProof/>
+              <w:lang w:eastAsia="de-CH"/>
+            </w:rPr>
+          </w:pPr>
+          <w:hyperlink w:anchor="_Toc237261059" w:history="1">
+            <w:r>
+              <w:rPr>
+                <w:rStyle w:val="Hyperlink"/>
+                <w:noProof/>
+              </w:rPr>
+              <w:t>7. Umsetzung</w:t>
+            </w:r>
+            <w:r>
+              <w:rPr>
+                <w:noProof/>
+                <w:webHidden/>
+              </w:rPr>
+              <w:tab/>
+            </w:r>
+            <w:r>
+              <w:rPr>
+                <w:noProof/>
+                <w:webHidden/>
+              </w:rPr>
+              <w:fldChar w:fldCharType="begin"/>
+            </w:r>
+            <w:r>
+              <w:rPr>
+                <w:noProof/>
+                <w:webHidden/>
+              </w:rPr>
+              <w:instrText xml:space="preserve"> PAGEREF _Toc237261059 \h </w:instrText>
+            </w:r>
+            <w:r>
+              <w:rPr>
+                <w:noProof/>
+                <w:webHidden/>
+              </w:rPr>
+            </w:r>
+            <w:r>
+              <w:rPr>
+                <w:noProof/>
+                <w:webHidden/>
+              </w:rPr>
+              <w:fldChar w:fldCharType="separate"/>
+            </w:r>
+            <w:r>
+              <w:rPr>
+                <w:noProof/>
+                <w:webHidden/>
+              </w:rPr>
+              <w:t>11</w:t>
+            </w:r>
+            <w:r>
+              <w:rPr>
+                <w:noProof/>
+                <w:webHidden/>
+              </w:rPr>
+              <w:fldChar w:fldCharType="end"/>
+            </w:r>
+          </w:hyperlink>
+        </w:p>
+        <w:p>
+          <w:pPr>
+            <w:pStyle w:val="Verzeichnis1"/>
+            <w:tabs>
+              <w:tab w:val="right" w:leader="dot" w:pos="10456"/>
+            </w:tabs>
+            <w:rPr>
+              <w:rFonts w:eastAsiaTheme="minorEastAsia"/>
+              <w:noProof/>
+              <w:lang w:eastAsia="de-CH"/>
+            </w:rPr>
+          </w:pPr>
+          <w:hyperlink w:anchor="_Toc237261060" w:history="1">
+            <w:r>
+              <w:rPr>
+                <w:rStyle w:val="Hyperlink"/>
+                <w:noProof/>
+              </w:rPr>
+              <w:t>8. Unit-Tests</w:t>
+            </w:r>
+            <w:r>
+              <w:rPr>
+                <w:noProof/>
+                <w:webHidden/>
+              </w:rPr>
+              <w:tab/>
+            </w:r>
+            <w:r>
+              <w:rPr>
+                <w:noProof/>
+                <w:webHidden/>
+              </w:rPr>
+              <w:fldChar w:fldCharType="begin"/>
+            </w:r>
+            <w:r>
+              <w:rPr>
+                <w:noProof/>
+                <w:webHidden/>
+              </w:rPr>
+              <w:instrText xml:space="preserve"> PAGEREF _Toc237261060 \h </w:instrText>
+            </w:r>
+            <w:r>
+              <w:rPr>
+                <w:noProof/>
+                <w:webHidden/>
+              </w:rPr>
+            </w:r>
+            <w:r>
+              <w:rPr>
+                <w:noProof/>
+                <w:webHidden/>
+              </w:rPr>
+              <w:fldChar w:fldCharType="separate"/>
+            </w:r>
+            <w:r>
+              <w:rPr>
+                <w:noProof/>
+                <w:webHidden/>
+              </w:rPr>
+              <w:t>13</w:t>
+            </w:r>
+            <w:r>
+              <w:rPr>
+                <w:noProof/>
+                <w:webHidden/>
+              </w:rPr>
+              <w:fldChar w:fldCharType="end"/>
+            </w:r>
+          </w:hyperlink>
+        </w:p>
+        <w:p>
+          <w:pPr>
+            <w:pStyle w:val="Verzeichnis1"/>
+            <w:tabs>
+              <w:tab w:val="right" w:leader="dot" w:pos="10456"/>
+            </w:tabs>
+            <w:rPr>
+              <w:rFonts w:eastAsiaTheme="minorEastAsia"/>
+              <w:noProof/>
+              <w:lang w:eastAsia="de-CH"/>
+            </w:rPr>
+          </w:pPr>
+          <w:hyperlink w:anchor="_Toc237261061" w:history="1">
+            <w:r>
+              <w:rPr>
+                <w:rStyle w:val="Hyperlink"/>
+                <w:noProof/>
+              </w:rPr>
+              <w:t>9. Definition of Done</w:t>
+            </w:r>
+            <w:r>
+              <w:rPr>
+                <w:noProof/>
+                <w:webHidden/>
+              </w:rPr>
+              <w:tab/>
+            </w:r>
+            <w:r>
+              <w:rPr>
+                <w:noProof/>
+                <w:webHidden/>
+              </w:rPr>
+              <w:fldChar w:fldCharType="begin"/>
+            </w:r>
+            <w:r>
+              <w:rPr>
+                <w:noProof/>
+                <w:webHidden/>
+              </w:rPr>
+              <w:instrText xml:space="preserve"> PAGEREF _Toc237261061 \h </w:instrText>
+            </w:r>
+            <w:r>
+              <w:rPr>
+                <w:noProof/>
+                <w:webHidden/>
+              </w:rPr>
+            </w:r>
+            <w:r>
+              <w:rPr>
+                <w:noProof/>
+                <w:webHidden/>
+              </w:rPr>
+              <w:fldChar w:fldCharType="separate"/>
+            </w:r>
+            <w:r>
+              <w:rPr>
+                <w:noProof/>
+                <w:webHidden/>
+              </w:rPr>
+              <w:t>15</w:t>
+            </w:r>
+            <w:r>
+              <w:rPr>
+                <w:noProof/>
+                <w:webHidden/>
+              </w:rPr>
+              <w:fldChar w:fldCharType="end"/>
+            </w:r>
+          </w:hyperlink>
+        </w:p>
+        <w:p>
+          <w:pPr>
+            <w:pStyle w:val="Verzeichnis1"/>
+            <w:tabs>
+              <w:tab w:val="right" w:leader="dot" w:pos="10456"/>
+            </w:tabs>
+            <w:rPr>
+              <w:rFonts w:eastAsiaTheme="minorEastAsia"/>
+              <w:noProof/>
+              <w:lang w:eastAsia="de-CH"/>
+            </w:rPr>
+          </w:pPr>
+          <w:hyperlink w:anchor="_Toc237261062" w:history="1">
+            <w:r>
+              <w:rPr>
+                <w:rStyle w:val="Hyperlink"/>
+                <w:noProof/>
+              </w:rPr>
+              <w:t>10. Fazit</w:t>
+            </w:r>
+            <w:r>
+              <w:rPr>
+                <w:noProof/>
+                <w:webHidden/>
+              </w:rPr>
+              <w:tab/>
+            </w:r>
+            <w:r>
+              <w:rPr>
+                <w:noProof/>
+                <w:webHidden/>
+              </w:rPr>
+              <w:fldChar w:fldCharType="begin"/>
+            </w:r>
+            <w:r>
+              <w:rPr>
+                <w:noProof/>
+                <w:webHidden/>
+              </w:rPr>
+              <w:instrText xml:space="preserve"> PAGEREF _Toc237261062 \h </w:instrText>
+            </w:r>
+            <w:r>
+              <w:rPr>
+                <w:noProof/>
+                <w:webHidden/>
+              </w:rPr>
+            </w:r>
+            <w:r>
+              <w:rPr>
+                <w:noProof/>
+                <w:webHidden/>
+              </w:rPr>
+              <w:fldChar w:fldCharType="separate"/>
+            </w:r>
+            <w:r>
+              <w:rPr>
+                <w:noProof/>
+                <w:webHidden/>
+              </w:rPr>
+              <w:t>16</w:t>
+            </w:r>
+            <w:r>
+              <w:rPr>
+                <w:noProof/>
+                <w:webHidden/>
+              </w:rPr>
+              <w:fldChar w:fldCharType="end"/>
+            </w:r>
+          </w:hyperlink>
+        </w:p>
+        <w:p>
           <w:r>
             <w:rPr>
               <w:b/>
@@ -541,8 +1037,6 @@
         <w:br w:type="page"/>
       </w:r>
     </w:p>
-    <w:p/>
-    <w:p/>
     <w:p>
       <w:pPr>
         <w:tabs>
@@ -552,17 +1046,18 @@
         <w:rPr>
           <w:b/>
           <w:bCs/>
-          <w:sz w:val="28"/>
-          <w:szCs w:val="28"/>
-        </w:rPr>
-      </w:pPr>
-      <w:r>
-        <w:rPr>
-          <w:b/>
-          <w:bCs/>
-          <w:sz w:val="28"/>
-          <w:szCs w:val="28"/>
-        </w:rPr>
+          <w:sz w:val="36"/>
+          <w:szCs w:val="36"/>
+        </w:rPr>
+      </w:pPr>
+      <w:r>
+        <w:rPr>
+          <w:b/>
+          <w:bCs/>
+          <w:sz w:val="36"/>
+          <w:szCs w:val="36"/>
+        </w:rPr>
+        <w:lastRenderedPageBreak/>
         <w:t>Dokumentation Schulverwaltungsanwendung</w:t>
       </w:r>
     </w:p>
@@ -573,7 +1068,7 @@
       <w:r>
         <w:t xml:space="preserve"> </w:t>
       </w:r>
-      <w:bookmarkStart w:id="0" w:name="_Toc236923653"/>
+      <w:bookmarkStart w:id="0" w:name="_Toc237261053"/>
       <w:r>
         <w:t>1. Ausgangslage</w:t>
       </w:r>
@@ -721,7 +1216,7 @@
       <w:r>
         <w:t xml:space="preserve"> </w:t>
       </w:r>
-      <w:bookmarkStart w:id="1" w:name="_Toc236923654"/>
+      <w:bookmarkStart w:id="1" w:name="_Toc237261054"/>
       <w:r>
         <w:t>2. Ziel</w:t>
       </w:r>
@@ -869,7 +1364,7 @@
       <w:pPr>
         <w:pStyle w:val="berschrift1"/>
       </w:pPr>
-      <w:bookmarkStart w:id="2" w:name="_Toc236923655"/>
+      <w:bookmarkStart w:id="2" w:name="_Toc237261055"/>
       <w:r>
         <w:lastRenderedPageBreak/>
         <w:t>3. User Stories</w:t>
@@ -1512,7 +2007,15 @@
         </w:tabs>
       </w:pPr>
       <w:r>
-        <w:t>(NEU) Es wird nach ID Sortiert.</w:t>
+        <w:t xml:space="preserve">(NEU) Es wird nach </w:t>
+      </w:r>
+      <w:proofErr w:type="gramStart"/>
+      <w:r>
+        <w:t>ID Sortiert</w:t>
+      </w:r>
+      <w:proofErr w:type="gramEnd"/>
+      <w:r>
+        <w:t>.</w:t>
       </w:r>
     </w:p>
     <w:p>
@@ -1717,7 +2220,15 @@
         </w:tabs>
       </w:pPr>
       <w:r>
-        <w:t>(NEU) Es wird nach ID Sortiert.</w:t>
+        <w:t xml:space="preserve">(NEU) Es wird nach </w:t>
+      </w:r>
+      <w:proofErr w:type="gramStart"/>
+      <w:r>
+        <w:t>ID Sortiert</w:t>
+      </w:r>
+      <w:proofErr w:type="gramEnd"/>
+      <w:r>
+        <w:t>.</w:t>
       </w:r>
     </w:p>
     <w:p>
@@ -1890,7 +2401,15 @@
         </w:tabs>
       </w:pPr>
       <w:r>
-        <w:t>(NEU) Es wird nach ID Sortiert.</w:t>
+        <w:t xml:space="preserve">(NEU) Es wird nach </w:t>
+      </w:r>
+      <w:proofErr w:type="gramStart"/>
+      <w:r>
+        <w:t>ID Sortiert</w:t>
+      </w:r>
+      <w:proofErr w:type="gramEnd"/>
+      <w:r>
+        <w:t>.</w:t>
       </w:r>
     </w:p>
     <w:p>
@@ -2319,10 +2838,12 @@
           <w:szCs w:val="28"/>
         </w:rPr>
       </w:pPr>
+      <w:bookmarkStart w:id="3" w:name="_Toc237261056"/>
       <w:r>
         <w:lastRenderedPageBreak/>
-        <w:t xml:space="preserve"> 4. Geplante Daten</w:t>
-      </w:r>
+        <w:t>4. Geplante Daten</w:t>
+      </w:r>
+      <w:bookmarkEnd w:id="3"/>
     </w:p>
     <w:p>
       <w:pPr>
@@ -2617,12 +3138,14 @@
       <w:r>
         <w:t xml:space="preserve">(NEU) </w:t>
       </w:r>
+      <w:proofErr w:type="gramStart"/>
       <w:r>
         <w:t>E</w:t>
       </w:r>
       <w:r>
         <w:t>mail</w:t>
       </w:r>
+      <w:proofErr w:type="gramEnd"/>
     </w:p>
     <w:p>
       <w:pPr>
@@ -2825,9 +3348,11 @@
           <w:tab w:val="left" w:pos="2835"/>
         </w:tabs>
       </w:pPr>
+      <w:proofErr w:type="spellStart"/>
       <w:r>
         <w:t>Kursname</w:t>
       </w:r>
+      <w:proofErr w:type="spellEnd"/>
     </w:p>
     <w:p>
       <w:pPr>
@@ -3027,10 +3552,12 @@
       <w:pPr>
         <w:pStyle w:val="berschrift1"/>
       </w:pPr>
+      <w:bookmarkStart w:id="4" w:name="_Toc237261057"/>
       <w:r>
         <w:lastRenderedPageBreak/>
-        <w:t xml:space="preserve"> 5. Benutzeroberfläche</w:t>
-      </w:r>
+        <w:t>5. Benutzeroberfläche</w:t>
+      </w:r>
+      <w:bookmarkEnd w:id="4"/>
     </w:p>
     <w:p>
       <w:pPr>
@@ -3113,6 +3640,7 @@
           <w:bCs/>
         </w:rPr>
       </w:pPr>
+      <w:proofErr w:type="spellStart"/>
       <w:r>
         <w:rPr>
           <w:b/>
@@ -3120,6 +3648,7 @@
         </w:rPr>
         <w:t>ComboBox</w:t>
       </w:r>
+      <w:proofErr w:type="spellEnd"/>
     </w:p>
     <w:p>
       <w:pPr>
@@ -3159,6 +3688,7 @@
           <w:bCs/>
         </w:rPr>
       </w:pPr>
+      <w:proofErr w:type="spellStart"/>
       <w:r>
         <w:rPr>
           <w:b/>
@@ -3166,6 +3696,7 @@
         </w:rPr>
         <w:t>DataGridView</w:t>
       </w:r>
+      <w:proofErr w:type="spellEnd"/>
     </w:p>
     <w:p>
       <w:pPr>
@@ -3340,10 +3871,12 @@
       <w:pPr>
         <w:pStyle w:val="berschrift1"/>
       </w:pPr>
+      <w:bookmarkStart w:id="5" w:name="_Toc237261058"/>
       <w:r>
         <w:lastRenderedPageBreak/>
-        <w:t xml:space="preserve"> 6. Projektstruktur</w:t>
-      </w:r>
+        <w:t>6. Projektstruktur</w:t>
+      </w:r>
+      <w:bookmarkEnd w:id="5"/>
     </w:p>
     <w:p>
       <w:pPr>
@@ -3388,12 +3921,14 @@
           <w:rFonts w:ascii="Consolas" w:hAnsi="Consolas"/>
         </w:rPr>
       </w:pPr>
+      <w:proofErr w:type="spellStart"/>
       <w:r>
         <w:rPr>
           <w:rFonts w:ascii="Consolas" w:hAnsi="Consolas"/>
         </w:rPr>
         <w:t>SchulApp</w:t>
       </w:r>
+      <w:proofErr w:type="spellEnd"/>
     </w:p>
     <w:p>
       <w:pPr>
@@ -3470,22 +4005,30 @@
         <w:rPr>
           <w:rFonts w:ascii="Consolas" w:hAnsi="Consolas"/>
         </w:rPr>
-        <w:t xml:space="preserve"> Schueler.cs</w:t>
-      </w:r>
-    </w:p>
-    <w:p>
-      <w:pPr>
-        <w:tabs>
-          <w:tab w:val="left" w:pos="2835"/>
-        </w:tabs>
+        <w:t xml:space="preserve"> </w:t>
+      </w:r>
+      <w:proofErr w:type="spellStart"/>
+      <w:r>
         <w:rPr>
           <w:rFonts w:ascii="Consolas" w:hAnsi="Consolas"/>
         </w:rPr>
-      </w:pPr>
-      <w:r>
+        <w:t>Schueler.cs</w:t>
+      </w:r>
+      <w:proofErr w:type="spellEnd"/>
+    </w:p>
+    <w:p>
+      <w:pPr>
+        <w:tabs>
+          <w:tab w:val="left" w:pos="2835"/>
+        </w:tabs>
         <w:rPr>
           <w:rFonts w:ascii="Consolas" w:hAnsi="Consolas"/>
         </w:rPr>
+      </w:pPr>
+      <w:r>
+        <w:rPr>
+          <w:rFonts w:ascii="Consolas" w:hAnsi="Consolas"/>
+        </w:rPr>
         <w:t xml:space="preserve">│   </w:t>
       </w:r>
       <w:r>
@@ -3504,22 +4047,30 @@
         <w:rPr>
           <w:rFonts w:ascii="Consolas" w:hAnsi="Consolas"/>
         </w:rPr>
-        <w:t xml:space="preserve"> Lehrer.cs</w:t>
-      </w:r>
-    </w:p>
-    <w:p>
-      <w:pPr>
-        <w:tabs>
-          <w:tab w:val="left" w:pos="2835"/>
-        </w:tabs>
+        <w:t xml:space="preserve"> </w:t>
+      </w:r>
+      <w:proofErr w:type="spellStart"/>
+      <w:r>
         <w:rPr>
           <w:rFonts w:ascii="Consolas" w:hAnsi="Consolas"/>
         </w:rPr>
-      </w:pPr>
-      <w:r>
+        <w:t>Lehrer.cs</w:t>
+      </w:r>
+      <w:proofErr w:type="spellEnd"/>
+    </w:p>
+    <w:p>
+      <w:pPr>
+        <w:tabs>
+          <w:tab w:val="left" w:pos="2835"/>
+        </w:tabs>
         <w:rPr>
           <w:rFonts w:ascii="Consolas" w:hAnsi="Consolas"/>
         </w:rPr>
+      </w:pPr>
+      <w:r>
+        <w:rPr>
+          <w:rFonts w:ascii="Consolas" w:hAnsi="Consolas"/>
+        </w:rPr>
         <w:t xml:space="preserve">│   </w:t>
       </w:r>
       <w:r>
@@ -3538,22 +4089,30 @@
         <w:rPr>
           <w:rFonts w:ascii="Consolas" w:hAnsi="Consolas"/>
         </w:rPr>
-        <w:t xml:space="preserve"> Klasse.cs</w:t>
-      </w:r>
-    </w:p>
-    <w:p>
-      <w:pPr>
-        <w:tabs>
-          <w:tab w:val="left" w:pos="2835"/>
-        </w:tabs>
+        <w:t xml:space="preserve"> </w:t>
+      </w:r>
+      <w:proofErr w:type="spellStart"/>
+      <w:r>
         <w:rPr>
           <w:rFonts w:ascii="Consolas" w:hAnsi="Consolas"/>
         </w:rPr>
-      </w:pPr>
-      <w:r>
+        <w:t>Klasse.cs</w:t>
+      </w:r>
+      <w:proofErr w:type="spellEnd"/>
+    </w:p>
+    <w:p>
+      <w:pPr>
+        <w:tabs>
+          <w:tab w:val="left" w:pos="2835"/>
+        </w:tabs>
         <w:rPr>
           <w:rFonts w:ascii="Consolas" w:hAnsi="Consolas"/>
         </w:rPr>
+      </w:pPr>
+      <w:r>
+        <w:rPr>
+          <w:rFonts w:ascii="Consolas" w:hAnsi="Consolas"/>
+        </w:rPr>
         <w:t xml:space="preserve">│   </w:t>
       </w:r>
       <w:r>
@@ -3572,38 +4131,54 @@
         <w:rPr>
           <w:rFonts w:ascii="Consolas" w:hAnsi="Consolas"/>
         </w:rPr>
-        <w:t xml:space="preserve"> Kurs.cs</w:t>
-      </w:r>
-    </w:p>
-    <w:p>
-      <w:pPr>
-        <w:tabs>
-          <w:tab w:val="left" w:pos="2835"/>
-        </w:tabs>
+        <w:t xml:space="preserve"> </w:t>
+      </w:r>
+      <w:proofErr w:type="spellStart"/>
+      <w:r>
         <w:rPr>
           <w:rFonts w:ascii="Consolas" w:hAnsi="Consolas"/>
         </w:rPr>
-      </w:pPr>
-      <w:r>
+        <w:t>Kurs.cs</w:t>
+      </w:r>
+      <w:proofErr w:type="spellEnd"/>
+    </w:p>
+    <w:p>
+      <w:pPr>
+        <w:tabs>
+          <w:tab w:val="left" w:pos="2835"/>
+        </w:tabs>
         <w:rPr>
           <w:rFonts w:ascii="Consolas" w:hAnsi="Consolas"/>
         </w:rPr>
-        <w:t>│   └── StundenplanEintrag.cs</w:t>
-      </w:r>
-    </w:p>
-    <w:p>
-      <w:pPr>
-        <w:tabs>
-          <w:tab w:val="left" w:pos="2835"/>
-        </w:tabs>
+      </w:pPr>
+      <w:r>
         <w:rPr>
           <w:rFonts w:ascii="Consolas" w:hAnsi="Consolas"/>
         </w:rPr>
-      </w:pPr>
+        <w:t xml:space="preserve">│   └── </w:t>
+      </w:r>
+      <w:proofErr w:type="spellStart"/>
       <w:r>
         <w:rPr>
           <w:rFonts w:ascii="Consolas" w:hAnsi="Consolas"/>
         </w:rPr>
+        <w:t>StundenplanEintrag.cs</w:t>
+      </w:r>
+      <w:proofErr w:type="spellEnd"/>
+    </w:p>
+    <w:p>
+      <w:pPr>
+        <w:tabs>
+          <w:tab w:val="left" w:pos="2835"/>
+        </w:tabs>
+        <w:rPr>
+          <w:rFonts w:ascii="Consolas" w:hAnsi="Consolas"/>
+        </w:rPr>
+      </w:pPr>
+      <w:r>
+        <w:rPr>
+          <w:rFonts w:ascii="Consolas" w:hAnsi="Consolas"/>
+        </w:rPr>
         <w:t>│</w:t>
       </w:r>
     </w:p>
@@ -3648,22 +4223,30 @@
         <w:rPr>
           <w:rFonts w:ascii="Consolas" w:hAnsi="Consolas"/>
         </w:rPr>
-        <w:t>│   └── SchulService.cs</w:t>
-      </w:r>
-    </w:p>
-    <w:p>
-      <w:pPr>
-        <w:tabs>
-          <w:tab w:val="left" w:pos="2835"/>
-        </w:tabs>
+        <w:t xml:space="preserve">│   └── </w:t>
+      </w:r>
+      <w:proofErr w:type="spellStart"/>
+      <w:r>
         <w:rPr>
           <w:rFonts w:ascii="Consolas" w:hAnsi="Consolas"/>
         </w:rPr>
-      </w:pPr>
-      <w:r>
+        <w:t>SchulService.cs</w:t>
+      </w:r>
+      <w:proofErr w:type="spellEnd"/>
+    </w:p>
+    <w:p>
+      <w:pPr>
+        <w:tabs>
+          <w:tab w:val="left" w:pos="2835"/>
+        </w:tabs>
         <w:rPr>
           <w:rFonts w:ascii="Consolas" w:hAnsi="Consolas"/>
         </w:rPr>
+      </w:pPr>
+      <w:r>
+        <w:rPr>
+          <w:rFonts w:ascii="Consolas" w:hAnsi="Consolas"/>
+        </w:rPr>
         <w:t>│</w:t>
       </w:r>
     </w:p>
@@ -3756,8 +4339,16 @@
         <w:rPr>
           <w:rFonts w:ascii="Consolas" w:hAnsi="Consolas"/>
         </w:rPr>
-        <w:t xml:space="preserve">    └── SchulServiceTests.cs</w:t>
-      </w:r>
+        <w:t xml:space="preserve">    └── </w:t>
+      </w:r>
+      <w:proofErr w:type="spellStart"/>
+      <w:r>
+        <w:rPr>
+          <w:rFonts w:ascii="Consolas" w:hAnsi="Consolas"/>
+        </w:rPr>
+        <w:t>SchulServiceTests.cs</w:t>
+      </w:r>
+      <w:proofErr w:type="spellEnd"/>
     </w:p>
     <w:p>
       <w:pPr>
@@ -3835,10 +4426,12 @@
       <w:pPr>
         <w:pStyle w:val="berschrift1"/>
       </w:pPr>
+      <w:bookmarkStart w:id="6" w:name="_Toc237261059"/>
       <w:r>
         <w:lastRenderedPageBreak/>
-        <w:t xml:space="preserve"> 7. Umsetzung</w:t>
-      </w:r>
+        <w:t>7. Umsetzung</w:t>
+      </w:r>
+      <w:bookmarkEnd w:id="6"/>
     </w:p>
     <w:p>
       <w:pPr>
@@ -4111,6 +4704,7 @@
           <w:iCs/>
         </w:rPr>
       </w:pPr>
+      <w:proofErr w:type="spellStart"/>
       <w:r>
         <w:rPr>
           <w:b/>
@@ -4118,8 +4712,49 @@
           <w:i/>
           <w:iCs/>
         </w:rPr>
-        <w:t>public class Schueler</w:t>
-      </w:r>
+        <w:t>public</w:t>
+      </w:r>
+      <w:proofErr w:type="spellEnd"/>
+      <w:r>
+        <w:rPr>
+          <w:b/>
+          <w:bCs/>
+          <w:i/>
+          <w:iCs/>
+        </w:rPr>
+        <w:t xml:space="preserve"> </w:t>
+      </w:r>
+      <w:proofErr w:type="spellStart"/>
+      <w:r>
+        <w:rPr>
+          <w:b/>
+          <w:bCs/>
+          <w:i/>
+          <w:iCs/>
+        </w:rPr>
+        <w:t>class</w:t>
+      </w:r>
+      <w:proofErr w:type="spellEnd"/>
+      <w:r>
+        <w:rPr>
+          <w:b/>
+          <w:bCs/>
+          <w:i/>
+          <w:iCs/>
+        </w:rPr>
+        <w:t xml:space="preserve"> </w:t>
+      </w:r>
+      <w:proofErr w:type="spellStart"/>
+      <w:r>
+        <w:rPr>
+          <w:b/>
+          <w:bCs/>
+          <w:i/>
+          <w:iCs/>
+        </w:rPr>
+        <w:t>Schueler</w:t>
+      </w:r>
+      <w:proofErr w:type="spellEnd"/>
     </w:p>
     <w:p>
       <w:pPr>
@@ -4166,14 +4801,10 @@
           <w:iCs/>
           <w:lang w:val="en-US"/>
         </w:rPr>
-        <w:t xml:space="preserve">    public int Id { get; set; }</w:t>
-      </w:r>
-    </w:p>
-    <w:p>
-      <w:pPr>
-        <w:tabs>
-          <w:tab w:val="left" w:pos="2835"/>
-        </w:tabs>
+        <w:t xml:space="preserve">    public int Id </w:t>
+      </w:r>
+      <w:proofErr w:type="gramStart"/>
+      <w:r>
         <w:rPr>
           <w:b/>
           <w:bCs/>
@@ -4181,7 +4812,9 @@
           <w:iCs/>
           <w:lang w:val="en-US"/>
         </w:rPr>
-      </w:pPr>
+        <w:t>{ get</w:t>
+      </w:r>
+      <w:proofErr w:type="gramEnd"/>
       <w:r>
         <w:rPr>
           <w:b/>
@@ -4190,14 +4823,10 @@
           <w:iCs/>
           <w:lang w:val="en-US"/>
         </w:rPr>
-        <w:t xml:space="preserve">    public string Vorname { get; set; }</w:t>
-      </w:r>
-    </w:p>
-    <w:p>
-      <w:pPr>
-        <w:tabs>
-          <w:tab w:val="left" w:pos="2835"/>
-        </w:tabs>
+        <w:t>; set</w:t>
+      </w:r>
+      <w:proofErr w:type="gramStart"/>
+      <w:r>
         <w:rPr>
           <w:b/>
           <w:bCs/>
@@ -4205,8 +4834,15 @@
           <w:iCs/>
           <w:lang w:val="en-US"/>
         </w:rPr>
-      </w:pPr>
-      <w:r>
+        <w:t>; }</w:t>
+      </w:r>
+      <w:proofErr w:type="gramEnd"/>
+    </w:p>
+    <w:p>
+      <w:pPr>
+        <w:tabs>
+          <w:tab w:val="left" w:pos="2835"/>
+        </w:tabs>
         <w:rPr>
           <w:b/>
           <w:bCs/>
@@ -4214,14 +4850,8 @@
           <w:iCs/>
           <w:lang w:val="en-US"/>
         </w:rPr>
-        <w:t xml:space="preserve">    public string Nachname { get; set; }</w:t>
-      </w:r>
-    </w:p>
-    <w:p>
-      <w:pPr>
-        <w:tabs>
-          <w:tab w:val="left" w:pos="2835"/>
-        </w:tabs>
+      </w:pPr>
+      <w:r>
         <w:rPr>
           <w:b/>
           <w:bCs/>
@@ -4229,7 +4859,9 @@
           <w:iCs/>
           <w:lang w:val="en-US"/>
         </w:rPr>
-      </w:pPr>
+        <w:t xml:space="preserve">    public string </w:t>
+      </w:r>
+      <w:proofErr w:type="spellStart"/>
       <w:r>
         <w:rPr>
           <w:b/>
@@ -4238,8 +4870,191 @@
           <w:iCs/>
           <w:lang w:val="en-US"/>
         </w:rPr>
-        <w:t xml:space="preserve">    public string Klasse { get; set; }</w:t>
-      </w:r>
+        <w:t>Vorname</w:t>
+      </w:r>
+      <w:proofErr w:type="spellEnd"/>
+      <w:r>
+        <w:rPr>
+          <w:b/>
+          <w:bCs/>
+          <w:i/>
+          <w:iCs/>
+          <w:lang w:val="en-US"/>
+        </w:rPr>
+        <w:t xml:space="preserve"> </w:t>
+      </w:r>
+      <w:proofErr w:type="gramStart"/>
+      <w:r>
+        <w:rPr>
+          <w:b/>
+          <w:bCs/>
+          <w:i/>
+          <w:iCs/>
+          <w:lang w:val="en-US"/>
+        </w:rPr>
+        <w:t>{ get</w:t>
+      </w:r>
+      <w:proofErr w:type="gramEnd"/>
+      <w:r>
+        <w:rPr>
+          <w:b/>
+          <w:bCs/>
+          <w:i/>
+          <w:iCs/>
+          <w:lang w:val="en-US"/>
+        </w:rPr>
+        <w:t>; set</w:t>
+      </w:r>
+      <w:proofErr w:type="gramStart"/>
+      <w:r>
+        <w:rPr>
+          <w:b/>
+          <w:bCs/>
+          <w:i/>
+          <w:iCs/>
+          <w:lang w:val="en-US"/>
+        </w:rPr>
+        <w:t>; }</w:t>
+      </w:r>
+      <w:proofErr w:type="gramEnd"/>
+    </w:p>
+    <w:p>
+      <w:pPr>
+        <w:tabs>
+          <w:tab w:val="left" w:pos="2835"/>
+        </w:tabs>
+        <w:rPr>
+          <w:b/>
+          <w:bCs/>
+          <w:i/>
+          <w:iCs/>
+          <w:lang w:val="en-US"/>
+        </w:rPr>
+      </w:pPr>
+      <w:r>
+        <w:rPr>
+          <w:b/>
+          <w:bCs/>
+          <w:i/>
+          <w:iCs/>
+          <w:lang w:val="en-US"/>
+        </w:rPr>
+        <w:t xml:space="preserve">    public string </w:t>
+      </w:r>
+      <w:proofErr w:type="spellStart"/>
+      <w:r>
+        <w:rPr>
+          <w:b/>
+          <w:bCs/>
+          <w:i/>
+          <w:iCs/>
+          <w:lang w:val="en-US"/>
+        </w:rPr>
+        <w:t>Nachname</w:t>
+      </w:r>
+      <w:proofErr w:type="spellEnd"/>
+      <w:r>
+        <w:rPr>
+          <w:b/>
+          <w:bCs/>
+          <w:i/>
+          <w:iCs/>
+          <w:lang w:val="en-US"/>
+        </w:rPr>
+        <w:t xml:space="preserve"> </w:t>
+      </w:r>
+      <w:proofErr w:type="gramStart"/>
+      <w:r>
+        <w:rPr>
+          <w:b/>
+          <w:bCs/>
+          <w:i/>
+          <w:iCs/>
+          <w:lang w:val="en-US"/>
+        </w:rPr>
+        <w:t>{ get</w:t>
+      </w:r>
+      <w:proofErr w:type="gramEnd"/>
+      <w:r>
+        <w:rPr>
+          <w:b/>
+          <w:bCs/>
+          <w:i/>
+          <w:iCs/>
+          <w:lang w:val="en-US"/>
+        </w:rPr>
+        <w:t>; set</w:t>
+      </w:r>
+      <w:proofErr w:type="gramStart"/>
+      <w:r>
+        <w:rPr>
+          <w:b/>
+          <w:bCs/>
+          <w:i/>
+          <w:iCs/>
+          <w:lang w:val="en-US"/>
+        </w:rPr>
+        <w:t>; }</w:t>
+      </w:r>
+      <w:proofErr w:type="gramEnd"/>
+    </w:p>
+    <w:p>
+      <w:pPr>
+        <w:tabs>
+          <w:tab w:val="left" w:pos="2835"/>
+        </w:tabs>
+        <w:rPr>
+          <w:b/>
+          <w:bCs/>
+          <w:i/>
+          <w:iCs/>
+          <w:lang w:val="en-US"/>
+        </w:rPr>
+      </w:pPr>
+      <w:r>
+        <w:rPr>
+          <w:b/>
+          <w:bCs/>
+          <w:i/>
+          <w:iCs/>
+          <w:lang w:val="en-US"/>
+        </w:rPr>
+        <w:t xml:space="preserve">    public string Klasse </w:t>
+      </w:r>
+      <w:proofErr w:type="gramStart"/>
+      <w:r>
+        <w:rPr>
+          <w:b/>
+          <w:bCs/>
+          <w:i/>
+          <w:iCs/>
+          <w:lang w:val="en-US"/>
+        </w:rPr>
+        <w:t>{ get</w:t>
+      </w:r>
+      <w:proofErr w:type="gramEnd"/>
+      <w:r>
+        <w:rPr>
+          <w:b/>
+          <w:bCs/>
+          <w:i/>
+          <w:iCs/>
+          <w:lang w:val="en-US"/>
+        </w:rPr>
+        <w:t>; set</w:t>
+      </w:r>
+      <w:proofErr w:type="gramStart"/>
+      <w:r>
+        <w:rPr>
+          <w:b/>
+          <w:bCs/>
+          <w:i/>
+          <w:iCs/>
+          <w:lang w:val="en-US"/>
+        </w:rPr>
+        <w:t>; }</w:t>
+      </w:r>
+      <w:proofErr w:type="gramEnd"/>
     </w:p>
     <w:p>
       <w:pPr>
@@ -4663,10 +5478,12 @@
       <w:pPr>
         <w:pStyle w:val="berschrift1"/>
       </w:pPr>
+      <w:bookmarkStart w:id="7" w:name="_Toc237261060"/>
       <w:r>
         <w:lastRenderedPageBreak/>
-        <w:t xml:space="preserve"> 8. Unit-Tests</w:t>
-      </w:r>
+        <w:t>8. Unit-Tests</w:t>
+      </w:r>
+      <w:bookmarkEnd w:id="7"/>
     </w:p>
     <w:p>
       <w:pPr>
@@ -5317,15 +6134,14 @@
         <w:rPr>
           <w:color w:val="FF0000"/>
         </w:rPr>
-        <w:t>Der Schüler befindet sich nicht mehr in der Liste.</w:t>
-      </w:r>
-    </w:p>
-    <w:p>
-      <w:pPr>
-        <w:tabs>
-          <w:tab w:val="left" w:pos="2835"/>
-        </w:tabs>
-      </w:pPr>
+        <w:t>Der Schüler befindet sich nicht mehr in der Liste</w:t>
+      </w:r>
+      <w:r>
+        <w:rPr>
+          <w:color w:val="FF0000"/>
+        </w:rPr>
+        <w:t>.</w:t>
+      </w:r>
     </w:p>
     <w:p>
       <w:pPr>
@@ -5345,9 +6161,19 @@
       <w:pPr>
         <w:pStyle w:val="berschrift1"/>
       </w:pPr>
-      <w:r>
-        <w:t xml:space="preserve"> 9. Definition of Done</w:t>
-      </w:r>
+      <w:bookmarkStart w:id="8" w:name="_Toc237261061"/>
+      <w:r>
+        <w:t xml:space="preserve">9. Definition </w:t>
+      </w:r>
+      <w:proofErr w:type="spellStart"/>
+      <w:r>
+        <w:t>of</w:t>
+      </w:r>
+      <w:proofErr w:type="spellEnd"/>
+      <w:r>
+        <w:t xml:space="preserve"> Done</w:t>
+      </w:r>
+      <w:bookmarkEnd w:id="8"/>
     </w:p>
     <w:p>
       <w:pPr>
@@ -5629,10 +6455,15 @@
       <w:pPr>
         <w:pStyle w:val="berschrift1"/>
       </w:pPr>
+      <w:bookmarkStart w:id="9" w:name="_Toc237261062"/>
       <w:r>
         <w:lastRenderedPageBreak/>
-        <w:t xml:space="preserve"> 10. Fazit</w:t>
-      </w:r>
+        <w:t>10</w:t>
+      </w:r>
+      <w:r>
+        <w:t>. Fazit</w:t>
+      </w:r>
+      <w:bookmarkEnd w:id="9"/>
     </w:p>
     <w:p>
       <w:pPr>
@@ -5689,6 +6520,811 @@
       </w:pPr>
       <w:r>
         <w:t>Durch die Trennung zwischen Benutzeroberfläche, Datenmodellen und Programmlogik bleibt das Projekt übersichtlich. Die Unit-Tests stellen zusätzlich sicher, dass wichtige Funktionen wie das Erstellen, Bearbeiten und Löschen von Daten korrekt funktionieren.</w:t>
+      </w:r>
+    </w:p>
+    <w:p>
+      <w:r>
+        <w:br w:type="page"/>
+      </w:r>
+    </w:p>
+    <w:p>
+      <w:pPr>
+        <w:pStyle w:val="berschrift1"/>
+      </w:pPr>
+      <w:r>
+        <w:lastRenderedPageBreak/>
+        <w:t>11. Screenshots</w:t>
+      </w:r>
+    </w:p>
+    <w:p>
+      <w:r>
+        <w:rPr>
+          <w:noProof/>
+        </w:rPr>
+        <w:drawing>
+          <wp:inline distT="0" distB="0" distL="0" distR="0" wp14:anchorId="66CAF78D" wp14:editId="391F7A6D">
+            <wp:extent cx="2943225" cy="1416655"/>
+            <wp:effectExtent l="0" t="0" r="0" b="0"/>
+            <wp:docPr id="1125517738" name="Grafik 1"/>
+            <wp:cNvGraphicFramePr>
+              <a:graphicFrameLocks xmlns:a="http://schemas.openxmlformats.org/drawingml/2006/main" noChangeAspect="1"/>
+            </wp:cNvGraphicFramePr>
+            <a:graphic xmlns:a="http://schemas.openxmlformats.org/drawingml/2006/main">
+              <a:graphicData uri="http://schemas.openxmlformats.org/drawingml/2006/picture">
+                <pic:pic xmlns:pic="http://schemas.openxmlformats.org/drawingml/2006/picture">
+                  <pic:nvPicPr>
+                    <pic:cNvPr id="1125517738" name="Grafik 1125517738"/>
+                    <pic:cNvPicPr/>
+                  </pic:nvPicPr>
+                  <pic:blipFill>
+                    <a:blip r:embed="rId6">
+                      <a:extLst>
+                        <a:ext uri="{28A0092B-C50C-407E-A947-70E740481C1C}">
+                          <a14:useLocalDpi xmlns:a14="http://schemas.microsoft.com/office/drawing/2010/main" val="0"/>
+                        </a:ext>
+                      </a:extLst>
+                    </a:blip>
+                    <a:stretch>
+                      <a:fillRect/>
+                    </a:stretch>
+                  </pic:blipFill>
+                  <pic:spPr>
+                    <a:xfrm>
+                      <a:off x="0" y="0"/>
+                      <a:ext cx="2958514" cy="1424014"/>
+                    </a:xfrm>
+                    <a:prstGeom prst="rect">
+                      <a:avLst/>
+                    </a:prstGeom>
+                  </pic:spPr>
+                </pic:pic>
+              </a:graphicData>
+            </a:graphic>
+          </wp:inline>
+        </w:drawing>
+      </w:r>
+      <w:r>
+        <w:rPr>
+          <w:noProof/>
+        </w:rPr>
+        <w:drawing>
+          <wp:inline distT="0" distB="0" distL="0" distR="0" wp14:anchorId="68CB9789" wp14:editId="1B9FF67A">
+            <wp:extent cx="6645910" cy="3980815"/>
+            <wp:effectExtent l="0" t="0" r="2540" b="635"/>
+            <wp:docPr id="471888818" name="Grafik 2"/>
+            <wp:cNvGraphicFramePr>
+              <a:graphicFrameLocks xmlns:a="http://schemas.openxmlformats.org/drawingml/2006/main" noChangeAspect="1"/>
+            </wp:cNvGraphicFramePr>
+            <a:graphic xmlns:a="http://schemas.openxmlformats.org/drawingml/2006/main">
+              <a:graphicData uri="http://schemas.openxmlformats.org/drawingml/2006/picture">
+                <pic:pic xmlns:pic="http://schemas.openxmlformats.org/drawingml/2006/picture">
+                  <pic:nvPicPr>
+                    <pic:cNvPr id="471888818" name="Grafik 471888818"/>
+                    <pic:cNvPicPr/>
+                  </pic:nvPicPr>
+                  <pic:blipFill>
+                    <a:blip r:embed="rId7">
+                      <a:extLst>
+                        <a:ext uri="{28A0092B-C50C-407E-A947-70E740481C1C}">
+                          <a14:useLocalDpi xmlns:a14="http://schemas.microsoft.com/office/drawing/2010/main" val="0"/>
+                        </a:ext>
+                      </a:extLst>
+                    </a:blip>
+                    <a:stretch>
+                      <a:fillRect/>
+                    </a:stretch>
+                  </pic:blipFill>
+                  <pic:spPr>
+                    <a:xfrm>
+                      <a:off x="0" y="0"/>
+                      <a:ext cx="6645910" cy="3980815"/>
+                    </a:xfrm>
+                    <a:prstGeom prst="rect">
+                      <a:avLst/>
+                    </a:prstGeom>
+                  </pic:spPr>
+                </pic:pic>
+              </a:graphicData>
+            </a:graphic>
+          </wp:inline>
+        </w:drawing>
+      </w:r>
+      <w:r>
+        <w:rPr>
+          <w:noProof/>
+        </w:rPr>
+        <w:drawing>
+          <wp:inline distT="0" distB="0" distL="0" distR="0" wp14:anchorId="6346D2CA" wp14:editId="6171BDF4">
+            <wp:extent cx="6645910" cy="3895090"/>
+            <wp:effectExtent l="0" t="0" r="2540" b="0"/>
+            <wp:docPr id="859285364" name="Grafik 3"/>
+            <wp:cNvGraphicFramePr>
+              <a:graphicFrameLocks xmlns:a="http://schemas.openxmlformats.org/drawingml/2006/main" noChangeAspect="1"/>
+            </wp:cNvGraphicFramePr>
+            <a:graphic xmlns:a="http://schemas.openxmlformats.org/drawingml/2006/main">
+              <a:graphicData uri="http://schemas.openxmlformats.org/drawingml/2006/picture">
+                <pic:pic xmlns:pic="http://schemas.openxmlformats.org/drawingml/2006/picture">
+                  <pic:nvPicPr>
+                    <pic:cNvPr id="859285364" name="Grafik 859285364"/>
+                    <pic:cNvPicPr/>
+                  </pic:nvPicPr>
+                  <pic:blipFill>
+                    <a:blip r:embed="rId8">
+                      <a:extLst>
+                        <a:ext uri="{28A0092B-C50C-407E-A947-70E740481C1C}">
+                          <a14:useLocalDpi xmlns:a14="http://schemas.microsoft.com/office/drawing/2010/main" val="0"/>
+                        </a:ext>
+                      </a:extLst>
+                    </a:blip>
+                    <a:stretch>
+                      <a:fillRect/>
+                    </a:stretch>
+                  </pic:blipFill>
+                  <pic:spPr>
+                    <a:xfrm>
+                      <a:off x="0" y="0"/>
+                      <a:ext cx="6645910" cy="3895090"/>
+                    </a:xfrm>
+                    <a:prstGeom prst="rect">
+                      <a:avLst/>
+                    </a:prstGeom>
+                  </pic:spPr>
+                </pic:pic>
+              </a:graphicData>
+            </a:graphic>
+          </wp:inline>
+        </w:drawing>
+      </w:r>
+      <w:r>
+        <w:rPr>
+          <w:noProof/>
+        </w:rPr>
+        <w:lastRenderedPageBreak/>
+        <w:drawing>
+          <wp:inline distT="0" distB="0" distL="0" distR="0" wp14:anchorId="459D23B1" wp14:editId="2A2CD08A">
+            <wp:extent cx="1981477" cy="1448002"/>
+            <wp:effectExtent l="0" t="0" r="0" b="0"/>
+            <wp:docPr id="992762140" name="Grafik 4"/>
+            <wp:cNvGraphicFramePr>
+              <a:graphicFrameLocks xmlns:a="http://schemas.openxmlformats.org/drawingml/2006/main" noChangeAspect="1"/>
+            </wp:cNvGraphicFramePr>
+            <a:graphic xmlns:a="http://schemas.openxmlformats.org/drawingml/2006/main">
+              <a:graphicData uri="http://schemas.openxmlformats.org/drawingml/2006/picture">
+                <pic:pic xmlns:pic="http://schemas.openxmlformats.org/drawingml/2006/picture">
+                  <pic:nvPicPr>
+                    <pic:cNvPr id="992762140" name="Grafik 992762140"/>
+                    <pic:cNvPicPr/>
+                  </pic:nvPicPr>
+                  <pic:blipFill>
+                    <a:blip r:embed="rId9">
+                      <a:extLst>
+                        <a:ext uri="{28A0092B-C50C-407E-A947-70E740481C1C}">
+                          <a14:useLocalDpi xmlns:a14="http://schemas.microsoft.com/office/drawing/2010/main" val="0"/>
+                        </a:ext>
+                      </a:extLst>
+                    </a:blip>
+                    <a:stretch>
+                      <a:fillRect/>
+                    </a:stretch>
+                  </pic:blipFill>
+                  <pic:spPr>
+                    <a:xfrm>
+                      <a:off x="0" y="0"/>
+                      <a:ext cx="1981477" cy="1448002"/>
+                    </a:xfrm>
+                    <a:prstGeom prst="rect">
+                      <a:avLst/>
+                    </a:prstGeom>
+                  </pic:spPr>
+                </pic:pic>
+              </a:graphicData>
+            </a:graphic>
+          </wp:inline>
+        </w:drawing>
+      </w:r>
+      <w:r>
+        <w:rPr>
+          <w:noProof/>
+        </w:rPr>
+        <w:drawing>
+          <wp:inline distT="0" distB="0" distL="0" distR="0" wp14:anchorId="65DFA367" wp14:editId="5148D479">
+            <wp:extent cx="6645910" cy="3945255"/>
+            <wp:effectExtent l="0" t="0" r="2540" b="0"/>
+            <wp:docPr id="1144453092" name="Grafik 5"/>
+            <wp:cNvGraphicFramePr>
+              <a:graphicFrameLocks xmlns:a="http://schemas.openxmlformats.org/drawingml/2006/main" noChangeAspect="1"/>
+            </wp:cNvGraphicFramePr>
+            <a:graphic xmlns:a="http://schemas.openxmlformats.org/drawingml/2006/main">
+              <a:graphicData uri="http://schemas.openxmlformats.org/drawingml/2006/picture">
+                <pic:pic xmlns:pic="http://schemas.openxmlformats.org/drawingml/2006/picture">
+                  <pic:nvPicPr>
+                    <pic:cNvPr id="1144453092" name="Grafik 1144453092"/>
+                    <pic:cNvPicPr/>
+                  </pic:nvPicPr>
+                  <pic:blipFill>
+                    <a:blip r:embed="rId10">
+                      <a:extLst>
+                        <a:ext uri="{28A0092B-C50C-407E-A947-70E740481C1C}">
+                          <a14:useLocalDpi xmlns:a14="http://schemas.microsoft.com/office/drawing/2010/main" val="0"/>
+                        </a:ext>
+                      </a:extLst>
+                    </a:blip>
+                    <a:stretch>
+                      <a:fillRect/>
+                    </a:stretch>
+                  </pic:blipFill>
+                  <pic:spPr>
+                    <a:xfrm>
+                      <a:off x="0" y="0"/>
+                      <a:ext cx="6645910" cy="3945255"/>
+                    </a:xfrm>
+                    <a:prstGeom prst="rect">
+                      <a:avLst/>
+                    </a:prstGeom>
+                  </pic:spPr>
+                </pic:pic>
+              </a:graphicData>
+            </a:graphic>
+          </wp:inline>
+        </w:drawing>
+      </w:r>
+      <w:r>
+        <w:rPr>
+          <w:noProof/>
+        </w:rPr>
+        <w:drawing>
+          <wp:inline distT="0" distB="0" distL="0" distR="0" wp14:anchorId="21A759FF" wp14:editId="5321729B">
+            <wp:extent cx="6645910" cy="3945255"/>
+            <wp:effectExtent l="0" t="0" r="2540" b="0"/>
+            <wp:docPr id="324328366" name="Grafik 6"/>
+            <wp:cNvGraphicFramePr>
+              <a:graphicFrameLocks xmlns:a="http://schemas.openxmlformats.org/drawingml/2006/main" noChangeAspect="1"/>
+            </wp:cNvGraphicFramePr>
+            <a:graphic xmlns:a="http://schemas.openxmlformats.org/drawingml/2006/main">
+              <a:graphicData uri="http://schemas.openxmlformats.org/drawingml/2006/picture">
+                <pic:pic xmlns:pic="http://schemas.openxmlformats.org/drawingml/2006/picture">
+                  <pic:nvPicPr>
+                    <pic:cNvPr id="324328366" name="Grafik 324328366"/>
+                    <pic:cNvPicPr/>
+                  </pic:nvPicPr>
+                  <pic:blipFill>
+                    <a:blip r:embed="rId11">
+                      <a:extLst>
+                        <a:ext uri="{28A0092B-C50C-407E-A947-70E740481C1C}">
+                          <a14:useLocalDpi xmlns:a14="http://schemas.microsoft.com/office/drawing/2010/main" val="0"/>
+                        </a:ext>
+                      </a:extLst>
+                    </a:blip>
+                    <a:stretch>
+                      <a:fillRect/>
+                    </a:stretch>
+                  </pic:blipFill>
+                  <pic:spPr>
+                    <a:xfrm>
+                      <a:off x="0" y="0"/>
+                      <a:ext cx="6645910" cy="3945255"/>
+                    </a:xfrm>
+                    <a:prstGeom prst="rect">
+                      <a:avLst/>
+                    </a:prstGeom>
+                  </pic:spPr>
+                </pic:pic>
+              </a:graphicData>
+            </a:graphic>
+          </wp:inline>
+        </w:drawing>
+      </w:r>
+      <w:r>
+        <w:rPr>
+          <w:noProof/>
+        </w:rPr>
+        <w:lastRenderedPageBreak/>
+        <w:drawing>
+          <wp:inline distT="0" distB="0" distL="0" distR="0" wp14:anchorId="70052302" wp14:editId="0A015ADB">
+            <wp:extent cx="2495898" cy="1333686"/>
+            <wp:effectExtent l="0" t="0" r="0" b="0"/>
+            <wp:docPr id="690070789" name="Grafik 7"/>
+            <wp:cNvGraphicFramePr>
+              <a:graphicFrameLocks xmlns:a="http://schemas.openxmlformats.org/drawingml/2006/main" noChangeAspect="1"/>
+            </wp:cNvGraphicFramePr>
+            <a:graphic xmlns:a="http://schemas.openxmlformats.org/drawingml/2006/main">
+              <a:graphicData uri="http://schemas.openxmlformats.org/drawingml/2006/picture">
+                <pic:pic xmlns:pic="http://schemas.openxmlformats.org/drawingml/2006/picture">
+                  <pic:nvPicPr>
+                    <pic:cNvPr id="690070789" name="Grafik 690070789"/>
+                    <pic:cNvPicPr/>
+                  </pic:nvPicPr>
+                  <pic:blipFill>
+                    <a:blip r:embed="rId12">
+                      <a:extLst>
+                        <a:ext uri="{28A0092B-C50C-407E-A947-70E740481C1C}">
+                          <a14:useLocalDpi xmlns:a14="http://schemas.microsoft.com/office/drawing/2010/main" val="0"/>
+                        </a:ext>
+                      </a:extLst>
+                    </a:blip>
+                    <a:stretch>
+                      <a:fillRect/>
+                    </a:stretch>
+                  </pic:blipFill>
+                  <pic:spPr>
+                    <a:xfrm>
+                      <a:off x="0" y="0"/>
+                      <a:ext cx="2495898" cy="1333686"/>
+                    </a:xfrm>
+                    <a:prstGeom prst="rect">
+                      <a:avLst/>
+                    </a:prstGeom>
+                  </pic:spPr>
+                </pic:pic>
+              </a:graphicData>
+            </a:graphic>
+          </wp:inline>
+        </w:drawing>
+      </w:r>
+      <w:r>
+        <w:rPr>
+          <w:noProof/>
+        </w:rPr>
+        <w:drawing>
+          <wp:inline distT="0" distB="0" distL="0" distR="0" wp14:anchorId="757CA85A" wp14:editId="45368724">
+            <wp:extent cx="2934109" cy="1571844"/>
+            <wp:effectExtent l="0" t="0" r="0" b="9525"/>
+            <wp:docPr id="1431467836" name="Grafik 8"/>
+            <wp:cNvGraphicFramePr>
+              <a:graphicFrameLocks xmlns:a="http://schemas.openxmlformats.org/drawingml/2006/main" noChangeAspect="1"/>
+            </wp:cNvGraphicFramePr>
+            <a:graphic xmlns:a="http://schemas.openxmlformats.org/drawingml/2006/main">
+              <a:graphicData uri="http://schemas.openxmlformats.org/drawingml/2006/picture">
+                <pic:pic xmlns:pic="http://schemas.openxmlformats.org/drawingml/2006/picture">
+                  <pic:nvPicPr>
+                    <pic:cNvPr id="1431467836" name="Grafik 1431467836"/>
+                    <pic:cNvPicPr/>
+                  </pic:nvPicPr>
+                  <pic:blipFill>
+                    <a:blip r:embed="rId13">
+                      <a:extLst>
+                        <a:ext uri="{28A0092B-C50C-407E-A947-70E740481C1C}">
+                          <a14:useLocalDpi xmlns:a14="http://schemas.microsoft.com/office/drawing/2010/main" val="0"/>
+                        </a:ext>
+                      </a:extLst>
+                    </a:blip>
+                    <a:stretch>
+                      <a:fillRect/>
+                    </a:stretch>
+                  </pic:blipFill>
+                  <pic:spPr>
+                    <a:xfrm>
+                      <a:off x="0" y="0"/>
+                      <a:ext cx="2934109" cy="1571844"/>
+                    </a:xfrm>
+                    <a:prstGeom prst="rect">
+                      <a:avLst/>
+                    </a:prstGeom>
+                  </pic:spPr>
+                </pic:pic>
+              </a:graphicData>
+            </a:graphic>
+          </wp:inline>
+        </w:drawing>
+      </w:r>
+      <w:r>
+        <w:rPr>
+          <w:noProof/>
+        </w:rPr>
+        <w:drawing>
+          <wp:inline distT="0" distB="0" distL="0" distR="0" wp14:anchorId="7DFD750D" wp14:editId="761B4996">
+            <wp:extent cx="6645910" cy="3930650"/>
+            <wp:effectExtent l="0" t="0" r="2540" b="0"/>
+            <wp:docPr id="1619006295" name="Grafik 9"/>
+            <wp:cNvGraphicFramePr>
+              <a:graphicFrameLocks xmlns:a="http://schemas.openxmlformats.org/drawingml/2006/main" noChangeAspect="1"/>
+            </wp:cNvGraphicFramePr>
+            <a:graphic xmlns:a="http://schemas.openxmlformats.org/drawingml/2006/main">
+              <a:graphicData uri="http://schemas.openxmlformats.org/drawingml/2006/picture">
+                <pic:pic xmlns:pic="http://schemas.openxmlformats.org/drawingml/2006/picture">
+                  <pic:nvPicPr>
+                    <pic:cNvPr id="1619006295" name="Grafik 1619006295"/>
+                    <pic:cNvPicPr/>
+                  </pic:nvPicPr>
+                  <pic:blipFill>
+                    <a:blip r:embed="rId14">
+                      <a:extLst>
+                        <a:ext uri="{28A0092B-C50C-407E-A947-70E740481C1C}">
+                          <a14:useLocalDpi xmlns:a14="http://schemas.microsoft.com/office/drawing/2010/main" val="0"/>
+                        </a:ext>
+                      </a:extLst>
+                    </a:blip>
+                    <a:stretch>
+                      <a:fillRect/>
+                    </a:stretch>
+                  </pic:blipFill>
+                  <pic:spPr>
+                    <a:xfrm>
+                      <a:off x="0" y="0"/>
+                      <a:ext cx="6645910" cy="3930650"/>
+                    </a:xfrm>
+                    <a:prstGeom prst="rect">
+                      <a:avLst/>
+                    </a:prstGeom>
+                  </pic:spPr>
+                </pic:pic>
+              </a:graphicData>
+            </a:graphic>
+          </wp:inline>
+        </w:drawing>
+      </w:r>
+      <w:r>
+        <w:rPr>
+          <w:noProof/>
+        </w:rPr>
+        <w:lastRenderedPageBreak/>
+        <w:drawing>
+          <wp:inline distT="0" distB="0" distL="0" distR="0" wp14:anchorId="5C3AC6E1" wp14:editId="0FE2FAAD">
+            <wp:extent cx="2105319" cy="1333686"/>
+            <wp:effectExtent l="0" t="0" r="9525" b="0"/>
+            <wp:docPr id="538192713" name="Grafik 10"/>
+            <wp:cNvGraphicFramePr>
+              <a:graphicFrameLocks xmlns:a="http://schemas.openxmlformats.org/drawingml/2006/main" noChangeAspect="1"/>
+            </wp:cNvGraphicFramePr>
+            <a:graphic xmlns:a="http://schemas.openxmlformats.org/drawingml/2006/main">
+              <a:graphicData uri="http://schemas.openxmlformats.org/drawingml/2006/picture">
+                <pic:pic xmlns:pic="http://schemas.openxmlformats.org/drawingml/2006/picture">
+                  <pic:nvPicPr>
+                    <pic:cNvPr id="538192713" name="Grafik 538192713"/>
+                    <pic:cNvPicPr/>
+                  </pic:nvPicPr>
+                  <pic:blipFill>
+                    <a:blip r:embed="rId15">
+                      <a:extLst>
+                        <a:ext uri="{28A0092B-C50C-407E-A947-70E740481C1C}">
+                          <a14:useLocalDpi xmlns:a14="http://schemas.microsoft.com/office/drawing/2010/main" val="0"/>
+                        </a:ext>
+                      </a:extLst>
+                    </a:blip>
+                    <a:stretch>
+                      <a:fillRect/>
+                    </a:stretch>
+                  </pic:blipFill>
+                  <pic:spPr>
+                    <a:xfrm>
+                      <a:off x="0" y="0"/>
+                      <a:ext cx="2105319" cy="1333686"/>
+                    </a:xfrm>
+                    <a:prstGeom prst="rect">
+                      <a:avLst/>
+                    </a:prstGeom>
+                  </pic:spPr>
+                </pic:pic>
+              </a:graphicData>
+            </a:graphic>
+          </wp:inline>
+        </w:drawing>
+      </w:r>
+      <w:r>
+        <w:rPr>
+          <w:noProof/>
+        </w:rPr>
+        <w:drawing>
+          <wp:inline distT="0" distB="0" distL="0" distR="0" wp14:anchorId="544A775E" wp14:editId="493602F5">
+            <wp:extent cx="6645910" cy="3996690"/>
+            <wp:effectExtent l="0" t="0" r="2540" b="3810"/>
+            <wp:docPr id="1074282570" name="Grafik 11"/>
+            <wp:cNvGraphicFramePr>
+              <a:graphicFrameLocks xmlns:a="http://schemas.openxmlformats.org/drawingml/2006/main" noChangeAspect="1"/>
+            </wp:cNvGraphicFramePr>
+            <a:graphic xmlns:a="http://schemas.openxmlformats.org/drawingml/2006/main">
+              <a:graphicData uri="http://schemas.openxmlformats.org/drawingml/2006/picture">
+                <pic:pic xmlns:pic="http://schemas.openxmlformats.org/drawingml/2006/picture">
+                  <pic:nvPicPr>
+                    <pic:cNvPr id="1074282570" name="Grafik 1074282570"/>
+                    <pic:cNvPicPr/>
+                  </pic:nvPicPr>
+                  <pic:blipFill>
+                    <a:blip r:embed="rId16">
+                      <a:extLst>
+                        <a:ext uri="{28A0092B-C50C-407E-A947-70E740481C1C}">
+                          <a14:useLocalDpi xmlns:a14="http://schemas.microsoft.com/office/drawing/2010/main" val="0"/>
+                        </a:ext>
+                      </a:extLst>
+                    </a:blip>
+                    <a:stretch>
+                      <a:fillRect/>
+                    </a:stretch>
+                  </pic:blipFill>
+                  <pic:spPr>
+                    <a:xfrm>
+                      <a:off x="0" y="0"/>
+                      <a:ext cx="6645910" cy="3996690"/>
+                    </a:xfrm>
+                    <a:prstGeom prst="rect">
+                      <a:avLst/>
+                    </a:prstGeom>
+                  </pic:spPr>
+                </pic:pic>
+              </a:graphicData>
+            </a:graphic>
+          </wp:inline>
+        </w:drawing>
+      </w:r>
+    </w:p>
+    <w:p>
+      <w:r>
+        <w:rPr>
+          <w:noProof/>
+        </w:rPr>
+        <w:drawing>
+          <wp:inline distT="0" distB="0" distL="0" distR="0" wp14:anchorId="668AB29A" wp14:editId="32CCCB45">
+            <wp:extent cx="2295845" cy="1362265"/>
+            <wp:effectExtent l="0" t="0" r="9525" b="9525"/>
+            <wp:docPr id="553209769" name="Grafik 12"/>
+            <wp:cNvGraphicFramePr>
+              <a:graphicFrameLocks xmlns:a="http://schemas.openxmlformats.org/drawingml/2006/main" noChangeAspect="1"/>
+            </wp:cNvGraphicFramePr>
+            <a:graphic xmlns:a="http://schemas.openxmlformats.org/drawingml/2006/main">
+              <a:graphicData uri="http://schemas.openxmlformats.org/drawingml/2006/picture">
+                <pic:pic xmlns:pic="http://schemas.openxmlformats.org/drawingml/2006/picture">
+                  <pic:nvPicPr>
+                    <pic:cNvPr id="553209769" name="Grafik 553209769"/>
+                    <pic:cNvPicPr/>
+                  </pic:nvPicPr>
+                  <pic:blipFill>
+                    <a:blip r:embed="rId17">
+                      <a:extLst>
+                        <a:ext uri="{28A0092B-C50C-407E-A947-70E740481C1C}">
+                          <a14:useLocalDpi xmlns:a14="http://schemas.microsoft.com/office/drawing/2010/main" val="0"/>
+                        </a:ext>
+                      </a:extLst>
+                    </a:blip>
+                    <a:stretch>
+                      <a:fillRect/>
+                    </a:stretch>
+                  </pic:blipFill>
+                  <pic:spPr>
+                    <a:xfrm>
+                      <a:off x="0" y="0"/>
+                      <a:ext cx="2295845" cy="1362265"/>
+                    </a:xfrm>
+                    <a:prstGeom prst="rect">
+                      <a:avLst/>
+                    </a:prstGeom>
+                  </pic:spPr>
+                </pic:pic>
+              </a:graphicData>
+            </a:graphic>
+          </wp:inline>
+        </w:drawing>
+      </w:r>
+      <w:r>
+        <w:rPr>
+          <w:noProof/>
+        </w:rPr>
+        <w:drawing>
+          <wp:inline distT="0" distB="0" distL="0" distR="0" wp14:anchorId="4BF151FA" wp14:editId="212096A2">
+            <wp:extent cx="2419688" cy="1371791"/>
+            <wp:effectExtent l="0" t="0" r="0" b="0"/>
+            <wp:docPr id="1187126377" name="Grafik 13"/>
+            <wp:cNvGraphicFramePr>
+              <a:graphicFrameLocks xmlns:a="http://schemas.openxmlformats.org/drawingml/2006/main" noChangeAspect="1"/>
+            </wp:cNvGraphicFramePr>
+            <a:graphic xmlns:a="http://schemas.openxmlformats.org/drawingml/2006/main">
+              <a:graphicData uri="http://schemas.openxmlformats.org/drawingml/2006/picture">
+                <pic:pic xmlns:pic="http://schemas.openxmlformats.org/drawingml/2006/picture">
+                  <pic:nvPicPr>
+                    <pic:cNvPr id="1187126377" name="Grafik 1187126377"/>
+                    <pic:cNvPicPr/>
+                  </pic:nvPicPr>
+                  <pic:blipFill>
+                    <a:blip r:embed="rId18">
+                      <a:extLst>
+                        <a:ext uri="{28A0092B-C50C-407E-A947-70E740481C1C}">
+                          <a14:useLocalDpi xmlns:a14="http://schemas.microsoft.com/office/drawing/2010/main" val="0"/>
+                        </a:ext>
+                      </a:extLst>
+                    </a:blip>
+                    <a:stretch>
+                      <a:fillRect/>
+                    </a:stretch>
+                  </pic:blipFill>
+                  <pic:spPr>
+                    <a:xfrm>
+                      <a:off x="0" y="0"/>
+                      <a:ext cx="2419688" cy="1371791"/>
+                    </a:xfrm>
+                    <a:prstGeom prst="rect">
+                      <a:avLst/>
+                    </a:prstGeom>
+                  </pic:spPr>
+                </pic:pic>
+              </a:graphicData>
+            </a:graphic>
+          </wp:inline>
+        </w:drawing>
+      </w:r>
+      <w:r>
+        <w:rPr>
+          <w:noProof/>
+        </w:rPr>
+        <w:drawing>
+          <wp:inline distT="0" distB="0" distL="0" distR="0" wp14:anchorId="6615B5CA" wp14:editId="759EF06D">
+            <wp:extent cx="2372056" cy="1381318"/>
+            <wp:effectExtent l="0" t="0" r="9525" b="9525"/>
+            <wp:docPr id="1169397450" name="Grafik 14"/>
+            <wp:cNvGraphicFramePr>
+              <a:graphicFrameLocks xmlns:a="http://schemas.openxmlformats.org/drawingml/2006/main" noChangeAspect="1"/>
+            </wp:cNvGraphicFramePr>
+            <a:graphic xmlns:a="http://schemas.openxmlformats.org/drawingml/2006/main">
+              <a:graphicData uri="http://schemas.openxmlformats.org/drawingml/2006/picture">
+                <pic:pic xmlns:pic="http://schemas.openxmlformats.org/drawingml/2006/picture">
+                  <pic:nvPicPr>
+                    <pic:cNvPr id="1169397450" name="Grafik 1169397450"/>
+                    <pic:cNvPicPr/>
+                  </pic:nvPicPr>
+                  <pic:blipFill>
+                    <a:blip r:embed="rId19">
+                      <a:extLst>
+                        <a:ext uri="{28A0092B-C50C-407E-A947-70E740481C1C}">
+                          <a14:useLocalDpi xmlns:a14="http://schemas.microsoft.com/office/drawing/2010/main" val="0"/>
+                        </a:ext>
+                      </a:extLst>
+                    </a:blip>
+                    <a:stretch>
+                      <a:fillRect/>
+                    </a:stretch>
+                  </pic:blipFill>
+                  <pic:spPr>
+                    <a:xfrm>
+                      <a:off x="0" y="0"/>
+                      <a:ext cx="2372056" cy="1381318"/>
+                    </a:xfrm>
+                    <a:prstGeom prst="rect">
+                      <a:avLst/>
+                    </a:prstGeom>
+                  </pic:spPr>
+                </pic:pic>
+              </a:graphicData>
+            </a:graphic>
+          </wp:inline>
+        </w:drawing>
+      </w:r>
+      <w:r>
+        <w:rPr>
+          <w:noProof/>
+        </w:rPr>
+        <w:lastRenderedPageBreak/>
+        <w:drawing>
+          <wp:inline distT="0" distB="0" distL="0" distR="0" wp14:anchorId="79854CC4" wp14:editId="10C21758">
+            <wp:extent cx="6645910" cy="3980815"/>
+            <wp:effectExtent l="0" t="0" r="2540" b="635"/>
+            <wp:docPr id="1637015966" name="Grafik 15"/>
+            <wp:cNvGraphicFramePr>
+              <a:graphicFrameLocks xmlns:a="http://schemas.openxmlformats.org/drawingml/2006/main" noChangeAspect="1"/>
+            </wp:cNvGraphicFramePr>
+            <a:graphic xmlns:a="http://schemas.openxmlformats.org/drawingml/2006/main">
+              <a:graphicData uri="http://schemas.openxmlformats.org/drawingml/2006/picture">
+                <pic:pic xmlns:pic="http://schemas.openxmlformats.org/drawingml/2006/picture">
+                  <pic:nvPicPr>
+                    <pic:cNvPr id="1637015966" name="Grafik 1637015966"/>
+                    <pic:cNvPicPr/>
+                  </pic:nvPicPr>
+                  <pic:blipFill>
+                    <a:blip r:embed="rId20">
+                      <a:extLst>
+                        <a:ext uri="{28A0092B-C50C-407E-A947-70E740481C1C}">
+                          <a14:useLocalDpi xmlns:a14="http://schemas.microsoft.com/office/drawing/2010/main" val="0"/>
+                        </a:ext>
+                      </a:extLst>
+                    </a:blip>
+                    <a:stretch>
+                      <a:fillRect/>
+                    </a:stretch>
+                  </pic:blipFill>
+                  <pic:spPr>
+                    <a:xfrm>
+                      <a:off x="0" y="0"/>
+                      <a:ext cx="6645910" cy="3980815"/>
+                    </a:xfrm>
+                    <a:prstGeom prst="rect">
+                      <a:avLst/>
+                    </a:prstGeom>
+                  </pic:spPr>
+                </pic:pic>
+              </a:graphicData>
+            </a:graphic>
+          </wp:inline>
+        </w:drawing>
+      </w:r>
+      <w:r>
+        <w:rPr>
+          <w:noProof/>
+        </w:rPr>
+        <w:drawing>
+          <wp:inline distT="0" distB="0" distL="0" distR="0" wp14:anchorId="7B49931C" wp14:editId="01063C80">
+            <wp:extent cx="2219635" cy="3229426"/>
+            <wp:effectExtent l="0" t="0" r="9525" b="9525"/>
+            <wp:docPr id="833787721" name="Grafik 16"/>
+            <wp:cNvGraphicFramePr>
+              <a:graphicFrameLocks xmlns:a="http://schemas.openxmlformats.org/drawingml/2006/main" noChangeAspect="1"/>
+            </wp:cNvGraphicFramePr>
+            <a:graphic xmlns:a="http://schemas.openxmlformats.org/drawingml/2006/main">
+              <a:graphicData uri="http://schemas.openxmlformats.org/drawingml/2006/picture">
+                <pic:pic xmlns:pic="http://schemas.openxmlformats.org/drawingml/2006/picture">
+                  <pic:nvPicPr>
+                    <pic:cNvPr id="833787721" name="Grafik 833787721"/>
+                    <pic:cNvPicPr/>
+                  </pic:nvPicPr>
+                  <pic:blipFill>
+                    <a:blip r:embed="rId21">
+                      <a:extLst>
+                        <a:ext uri="{28A0092B-C50C-407E-A947-70E740481C1C}">
+                          <a14:useLocalDpi xmlns:a14="http://schemas.microsoft.com/office/drawing/2010/main" val="0"/>
+                        </a:ext>
+                      </a:extLst>
+                    </a:blip>
+                    <a:stretch>
+                      <a:fillRect/>
+                    </a:stretch>
+                  </pic:blipFill>
+                  <pic:spPr>
+                    <a:xfrm>
+                      <a:off x="0" y="0"/>
+                      <a:ext cx="2219635" cy="3229426"/>
+                    </a:xfrm>
+                    <a:prstGeom prst="rect">
+                      <a:avLst/>
+                    </a:prstGeom>
+                  </pic:spPr>
+                </pic:pic>
+              </a:graphicData>
+            </a:graphic>
+          </wp:inline>
+        </w:drawing>
+      </w:r>
+      <w:r>
+        <w:rPr>
+          <w:noProof/>
+        </w:rPr>
+        <w:lastRenderedPageBreak/>
+        <w:drawing>
+          <wp:inline distT="0" distB="0" distL="0" distR="0" wp14:anchorId="50E013F4" wp14:editId="5DBCFD39">
+            <wp:extent cx="6645910" cy="3972560"/>
+            <wp:effectExtent l="0" t="0" r="2540" b="8890"/>
+            <wp:docPr id="218871635" name="Grafik 17"/>
+            <wp:cNvGraphicFramePr>
+              <a:graphicFrameLocks xmlns:a="http://schemas.openxmlformats.org/drawingml/2006/main" noChangeAspect="1"/>
+            </wp:cNvGraphicFramePr>
+            <a:graphic xmlns:a="http://schemas.openxmlformats.org/drawingml/2006/main">
+              <a:graphicData uri="http://schemas.openxmlformats.org/drawingml/2006/picture">
+                <pic:pic xmlns:pic="http://schemas.openxmlformats.org/drawingml/2006/picture">
+                  <pic:nvPicPr>
+                    <pic:cNvPr id="218871635" name="Grafik 218871635"/>
+                    <pic:cNvPicPr/>
+                  </pic:nvPicPr>
+                  <pic:blipFill>
+                    <a:blip r:embed="rId22">
+                      <a:extLst>
+                        <a:ext uri="{28A0092B-C50C-407E-A947-70E740481C1C}">
+                          <a14:useLocalDpi xmlns:a14="http://schemas.microsoft.com/office/drawing/2010/main" val="0"/>
+                        </a:ext>
+                      </a:extLst>
+                    </a:blip>
+                    <a:stretch>
+                      <a:fillRect/>
+                    </a:stretch>
+                  </pic:blipFill>
+                  <pic:spPr>
+                    <a:xfrm>
+                      <a:off x="0" y="0"/>
+                      <a:ext cx="6645910" cy="3972560"/>
+                    </a:xfrm>
+                    <a:prstGeom prst="rect">
+                      <a:avLst/>
+                    </a:prstGeom>
+                  </pic:spPr>
+                </pic:pic>
+              </a:graphicData>
+            </a:graphic>
+          </wp:inline>
+        </w:drawing>
       </w:r>
     </w:p>
     <w:sectPr>
